--- a/07-驱动电路/03-功率器件栅极驱动/米勒钳位电路/米勒钳位电路.docx
+++ b/07-驱动电路/03-功率器件栅极驱动/米勒钳位电路/米勒钳位电路.docx
@@ -2329,6 +2329,20 @@
     </w:p>
     <w:bookmarkEnd w:id="26"/>
     <w:bookmarkEnd w:id="27"/>
+    <w:p>
+      <w:pPr>
+        <w:spacing w:before="360"/>
+        <w:jc w:val="center"/>
+      </w:pPr>
+      <w:r>
+        <w:rPr>
+          <w:rFonts w:ascii="Times New Roman" w:hAnsi="Times New Roman"/>
+          <w:color w:val="555555"/>
+          <w:sz w:val="21"/>
+        </w:rPr>
+        <w:t>材料收集者：杜文杰</w:t>
+      </w:r>
+    </w:p>
     <w:sectPr>
       <w:headerReference r:id="rId9" w:type="default"/>
       <w:footerReference r:id="rId10" w:type="default"/>

--- a/07-驱动电路/03-功率器件栅极驱动/米勒钳位电路/米勒钳位电路.docx
+++ b/07-驱动电路/03-功率器件栅极驱动/米勒钳位电路/米勒钳位电路.docx
@@ -1,6 +1,6 @@
 
 <file path=word/document.xml><?xml version="1.0" encoding="utf-8"?>
-<w:document xmlns:w="http://schemas.openxmlformats.org/wordprocessingml/2006/main" xmlns:m="http://schemas.openxmlformats.org/officeDocument/2006/math" xmlns:r="http://schemas.openxmlformats.org/officeDocument/2006/relationships" xmlns:o="urn:schemas-microsoft-com:office:office" xmlns:v="urn:schemas-microsoft-com:vml" xmlns:w10="urn:schemas-microsoft-com:office:word" xmlns:a="http://schemas.openxmlformats.org/drawingml/2006/main" xmlns:pic="http://schemas.openxmlformats.org/drawingml/2006/picture" xmlns:wp="http://schemas.openxmlformats.org/drawingml/2006/wordprocessingDrawing">
+<w:document xmlns:m="http://schemas.openxmlformats.org/officeDocument/2006/math" xmlns:r="http://schemas.openxmlformats.org/officeDocument/2006/relationships" xmlns:w="http://schemas.openxmlformats.org/wordprocessingml/2006/main" xmlns:o="urn:schemas-microsoft-com:office:office" xmlns:v="urn:schemas-microsoft-com:vml" xmlns:w10="urn:schemas-microsoft-com:office:word" xmlns:a="http://schemas.openxmlformats.org/drawingml/2006/main" xmlns:pic="http://schemas.openxmlformats.org/drawingml/2006/picture" xmlns:wp="http://schemas.openxmlformats.org/drawingml/2006/wordprocessingDrawing">
   <w:body>
     <w:bookmarkStart w:id="27" w:name="米勒钳位电路"/>
     <w:p>
@@ -9,7 +9,7 @@
       </w:pPr>
       <w:r>
         <w:rPr>
-          <w:rFonts w:hint="eastAsia"/>
+          <w:rFonts w:hint="eastAsia" w:eastAsia="黑体"/>
         </w:rPr>
         <w:t xml:space="preserve">米勒钳位电路</w:t>
       </w:r>
@@ -21,7 +21,7 @@
       </w:pPr>
       <w:r>
         <w:rPr>
-          <w:rFonts w:hint="eastAsia"/>
+          <w:rFonts w:hint="eastAsia" w:eastAsia="黑体"/>
         </w:rPr>
         <w:t xml:space="preserve">拓扑描述</w:t>
       </w:r>
@@ -32,13 +32,13 @@
       </w:pPr>
       <w:r>
         <w:rPr>
-          <w:rFonts w:hint="eastAsia"/>
+          <w:rFonts w:hint="eastAsia" w:eastAsia="黑体"/>
         </w:rPr>
         <w:t xml:space="preserve">元件组成与节点定义：电路由</w:t>
       </w:r>
       <w:r>
         <w:rPr>
-          <w:rFonts w:hint="eastAsia"/>
+          <w:rFonts w:hint="eastAsia" w:eastAsia="黑体"/>
           <w:b/>
           <w:bCs/>
         </w:rPr>
@@ -46,17 +46,21 @@
       </w:r>
       <w:r>
         <w:rPr>
+          <w:rFonts w:eastAsia="黑体"/>
           <w:b/>
           <w:bCs/>
         </w:rPr>
         <w:t xml:space="preserve"> MOSFET Q1</w:t>
       </w:r>
       <w:r>
+        <w:rPr>
+          <w:rFonts w:eastAsia="黑体"/>
+        </w:rPr>
         <w:t xml:space="preserve">、</w:t>
       </w:r>
       <w:r>
         <w:rPr>
-          <w:rFonts w:hint="eastAsia"/>
+          <w:rFonts w:hint="eastAsia" w:eastAsia="黑体"/>
           <w:b/>
           <w:bCs/>
         </w:rPr>
@@ -64,23 +68,27 @@
       </w:r>
       <w:r>
         <w:rPr>
+          <w:rFonts w:eastAsia="黑体"/>
           <w:b/>
           <w:bCs/>
         </w:rPr>
         <w:t xml:space="preserve"> MOSFET Q2</w:t>
       </w:r>
       <w:r>
+        <w:rPr>
+          <w:rFonts w:eastAsia="黑体"/>
+        </w:rPr>
         <w:t xml:space="preserve"> </w:t>
       </w:r>
       <w:r>
         <w:rPr>
-          <w:rFonts w:hint="eastAsia"/>
+          <w:rFonts w:hint="eastAsia" w:eastAsia="黑体"/>
         </w:rPr>
         <w:t xml:space="preserve">与</w:t>
       </w:r>
       <w:r>
         <w:rPr>
-          <w:rFonts w:hint="eastAsia"/>
+          <w:rFonts w:hint="eastAsia" w:eastAsia="黑体"/>
           <w:b/>
           <w:bCs/>
         </w:rPr>
@@ -88,6 +96,7 @@
       </w:r>
       <w:r>
         <w:rPr>
+          <w:rFonts w:eastAsia="黑体"/>
           <w:b/>
           <w:bCs/>
         </w:rPr>
@@ -108,26 +117,32 @@
         </m:sSub>
       </m:oMath>
       <w:r>
+        <w:rPr>
+          <w:rFonts w:eastAsia="黑体"/>
+        </w:rPr>
         <w:t xml:space="preserve"> </w:t>
       </w:r>
       <w:r>
         <w:rPr>
-          <w:rFonts w:hint="eastAsia"/>
+          <w:rFonts w:hint="eastAsia" w:eastAsia="黑体"/>
         </w:rPr>
         <w:t xml:space="preserve">组成，钳位管也可内置在驱动器输出级。电路共有</w:t>
       </w:r>
       <w:r>
+        <w:rPr>
+          <w:rFonts w:eastAsia="黑体"/>
+        </w:rPr>
         <w:t xml:space="preserve"> 5 </w:t>
       </w:r>
       <w:r>
         <w:rPr>
-          <w:rFonts w:hint="eastAsia"/>
+          <w:rFonts w:hint="eastAsia" w:eastAsia="黑体"/>
         </w:rPr>
         <w:t xml:space="preserve">个关键节点：</w:t>
       </w:r>
       <w:r>
         <w:rPr>
-          <w:rFonts w:hint="eastAsia"/>
+          <w:rFonts w:hint="eastAsia" w:eastAsia="黑体"/>
           <w:b/>
           <w:bCs/>
         </w:rPr>
@@ -135,6 +150,7 @@
       </w:r>
       <w:r>
         <w:rPr>
+          <w:rFonts w:eastAsia="黑体"/>
           <w:b/>
           <w:bCs/>
         </w:rPr>
@@ -142,7 +158,7 @@
       </w:r>
       <w:r>
         <w:rPr>
-          <w:rFonts w:hint="eastAsia"/>
+          <w:rFonts w:hint="eastAsia" w:eastAsia="黑体"/>
           <w:b/>
           <w:bCs/>
         </w:rPr>
@@ -150,6 +166,7 @@
       </w:r>
       <w:r>
         <w:rPr>
+          <w:rFonts w:eastAsia="黑体"/>
           <w:b/>
           <w:bCs/>
         </w:rPr>
@@ -177,11 +194,14 @@
       </m:oMath>
       <w:r>
         <w:rPr>
-          <w:rFonts w:hint="eastAsia"/>
+          <w:rFonts w:hint="eastAsia" w:eastAsia="黑体"/>
         </w:rPr>
         <w:t xml:space="preserve">（连</w:t>
       </w:r>
       <w:r>
+        <w:rPr>
+          <w:rFonts w:eastAsia="黑体"/>
+        </w:rPr>
         <w:t xml:space="preserve"> </w:t>
       </w:r>
       <m:oMath>
@@ -199,17 +219,20 @@
         </m:sSub>
       </m:oMath>
       <w:r>
+        <w:rPr>
+          <w:rFonts w:eastAsia="黑体"/>
+        </w:rPr>
         <w:t xml:space="preserve"> </w:t>
       </w:r>
       <w:r>
         <w:rPr>
-          <w:rFonts w:hint="eastAsia"/>
+          <w:rFonts w:hint="eastAsia" w:eastAsia="黑体"/>
         </w:rPr>
         <w:t xml:space="preserve">一端，接驱动器输出脚）；</w:t>
       </w:r>
       <w:r>
         <w:rPr>
-          <w:rFonts w:hint="eastAsia"/>
+          <w:rFonts w:hint="eastAsia" w:eastAsia="黑体"/>
           <w:b/>
           <w:bCs/>
         </w:rPr>
@@ -217,6 +240,7 @@
       </w:r>
       <w:r>
         <w:rPr>
+          <w:rFonts w:eastAsia="黑体"/>
           <w:b/>
           <w:bCs/>
         </w:rPr>
@@ -224,7 +248,7 @@
       </w:r>
       <w:r>
         <w:rPr>
-          <w:rFonts w:hint="eastAsia"/>
+          <w:rFonts w:hint="eastAsia" w:eastAsia="黑体"/>
           <w:b/>
           <w:bCs/>
         </w:rPr>
@@ -232,6 +256,7 @@
       </w:r>
       <w:r>
         <w:rPr>
+          <w:rFonts w:eastAsia="黑体"/>
           <w:b/>
           <w:bCs/>
         </w:rPr>
@@ -253,11 +278,14 @@
       </m:oMath>
       <w:r>
         <w:rPr>
-          <w:rFonts w:hint="eastAsia"/>
+          <w:rFonts w:hint="eastAsia" w:eastAsia="黑体"/>
         </w:rPr>
         <w:t xml:space="preserve">（连</w:t>
       </w:r>
       <w:r>
+        <w:rPr>
+          <w:rFonts w:eastAsia="黑体"/>
+        </w:rPr>
         <w:t xml:space="preserve"> </w:t>
       </w:r>
       <m:oMath>
@@ -275,35 +303,44 @@
         </m:sSub>
       </m:oMath>
       <w:r>
+        <w:rPr>
+          <w:rFonts w:eastAsia="黑体"/>
+        </w:rPr>
         <w:t xml:space="preserve"> </w:t>
       </w:r>
       <w:r>
         <w:rPr>
-          <w:rFonts w:hint="eastAsia"/>
+          <w:rFonts w:hint="eastAsia" w:eastAsia="黑体"/>
         </w:rPr>
         <w:t xml:space="preserve">另一端、Q1</w:t>
       </w:r>
       <w:r>
+        <w:rPr>
+          <w:rFonts w:eastAsia="黑体"/>
+        </w:rPr>
         <w:t xml:space="preserve"> </w:t>
       </w:r>
       <w:r>
         <w:rPr>
-          <w:rFonts w:hint="eastAsia"/>
+          <w:rFonts w:hint="eastAsia" w:eastAsia="黑体"/>
         </w:rPr>
         <w:t xml:space="preserve">栅极与</w:t>
       </w:r>
       <w:r>
+        <w:rPr>
+          <w:rFonts w:eastAsia="黑体"/>
+        </w:rPr>
         <w:t xml:space="preserve"> Q2 </w:t>
       </w:r>
       <w:r>
         <w:rPr>
-          <w:rFonts w:hint="eastAsia"/>
+          <w:rFonts w:hint="eastAsia" w:eastAsia="黑体"/>
         </w:rPr>
         <w:t xml:space="preserve">漏极）；</w:t>
       </w:r>
       <w:r>
         <w:rPr>
-          <w:rFonts w:hint="eastAsia"/>
+          <w:rFonts w:hint="eastAsia" w:eastAsia="黑体"/>
           <w:b/>
           <w:bCs/>
         </w:rPr>
@@ -311,6 +348,7 @@
       </w:r>
       <w:r>
         <w:rPr>
+          <w:rFonts w:eastAsia="黑体"/>
           <w:b/>
           <w:bCs/>
         </w:rPr>
@@ -318,7 +356,7 @@
       </w:r>
       <w:r>
         <w:rPr>
-          <w:rFonts w:hint="eastAsia"/>
+          <w:rFonts w:hint="eastAsia" w:eastAsia="黑体"/>
           <w:b/>
           <w:bCs/>
         </w:rPr>
@@ -326,6 +364,7 @@
       </w:r>
       <w:r>
         <w:rPr>
+          <w:rFonts w:eastAsia="黑体"/>
           <w:b/>
           <w:bCs/>
         </w:rPr>
@@ -347,31 +386,37 @@
       </m:oMath>
       <w:r>
         <w:rPr>
-          <w:rFonts w:hint="eastAsia"/>
+          <w:rFonts w:hint="eastAsia" w:eastAsia="黑体"/>
         </w:rPr>
         <w:t xml:space="preserve">（连</w:t>
       </w:r>
       <w:r>
+        <w:rPr>
+          <w:rFonts w:eastAsia="黑体"/>
+        </w:rPr>
         <w:t xml:space="preserve"> Q1 </w:t>
       </w:r>
       <w:r>
         <w:rPr>
-          <w:rFonts w:hint="eastAsia"/>
+          <w:rFonts w:hint="eastAsia" w:eastAsia="黑体"/>
         </w:rPr>
         <w:t xml:space="preserve">源极、Q2</w:t>
       </w:r>
       <w:r>
+        <w:rPr>
+          <w:rFonts w:eastAsia="黑体"/>
+        </w:rPr>
         <w:t xml:space="preserve"> </w:t>
       </w:r>
       <w:r>
         <w:rPr>
-          <w:rFonts w:hint="eastAsia"/>
+          <w:rFonts w:hint="eastAsia" w:eastAsia="黑体"/>
         </w:rPr>
         <w:t xml:space="preserve">源极，为钳位参考电位，通常为地或负压轨）；</w:t>
       </w:r>
       <w:r>
         <w:rPr>
-          <w:rFonts w:hint="eastAsia"/>
+          <w:rFonts w:hint="eastAsia" w:eastAsia="黑体"/>
           <w:b/>
           <w:bCs/>
         </w:rPr>
@@ -379,6 +424,7 @@
       </w:r>
       <w:r>
         <w:rPr>
+          <w:rFonts w:eastAsia="黑体"/>
           <w:b/>
           <w:bCs/>
         </w:rPr>
@@ -386,7 +432,7 @@
       </w:r>
       <w:r>
         <w:rPr>
-          <w:rFonts w:hint="eastAsia"/>
+          <w:rFonts w:hint="eastAsia" w:eastAsia="黑体"/>
           <w:b/>
           <w:bCs/>
         </w:rPr>
@@ -394,6 +440,7 @@
       </w:r>
       <w:r>
         <w:rPr>
+          <w:rFonts w:eastAsia="黑体"/>
           <w:b/>
           <w:bCs/>
         </w:rPr>
@@ -415,22 +462,25 @@
       </m:oMath>
       <w:r>
         <w:rPr>
-          <w:rFonts w:hint="eastAsia"/>
+          <w:rFonts w:hint="eastAsia" w:eastAsia="黑体"/>
         </w:rPr>
         <w:t xml:space="preserve">（连</w:t>
       </w:r>
       <w:r>
+        <w:rPr>
+          <w:rFonts w:eastAsia="黑体"/>
+        </w:rPr>
         <w:t xml:space="preserve"> Q1 </w:t>
       </w:r>
       <w:r>
         <w:rPr>
-          <w:rFonts w:hint="eastAsia"/>
+          <w:rFonts w:hint="eastAsia" w:eastAsia="黑体"/>
         </w:rPr>
         <w:t xml:space="preserve">漏极，接母线/开关节点）；</w:t>
       </w:r>
       <w:r>
         <w:rPr>
-          <w:rFonts w:hint="eastAsia"/>
+          <w:rFonts w:hint="eastAsia" w:eastAsia="黑体"/>
           <w:b/>
           <w:bCs/>
         </w:rPr>
@@ -438,6 +488,7 @@
       </w:r>
       <w:r>
         <w:rPr>
+          <w:rFonts w:eastAsia="黑体"/>
           <w:b/>
           <w:bCs/>
         </w:rPr>
@@ -445,7 +496,7 @@
       </w:r>
       <w:r>
         <w:rPr>
-          <w:rFonts w:hint="eastAsia"/>
+          <w:rFonts w:hint="eastAsia" w:eastAsia="黑体"/>
           <w:b/>
           <w:bCs/>
         </w:rPr>
@@ -453,16 +504,19 @@
       </w:r>
       <w:r>
         <w:rPr>
-          <w:rFonts w:hint="eastAsia"/>
+          <w:rFonts w:hint="eastAsia" w:eastAsia="黑体"/>
         </w:rPr>
         <w:t xml:space="preserve">（连</w:t>
       </w:r>
       <w:r>
+        <w:rPr>
+          <w:rFonts w:eastAsia="黑体"/>
+        </w:rPr>
         <w:t xml:space="preserve"> Q2 </w:t>
       </w:r>
       <w:r>
         <w:rPr>
-          <w:rFonts w:hint="eastAsia"/>
+          <w:rFonts w:hint="eastAsia" w:eastAsia="黑体"/>
         </w:rPr>
         <w:t xml:space="preserve">栅极，受驱动逻辑控制）。</w:t>
       </w:r>
@@ -471,79 +525,103 @@
       <w:pPr/>
       <w:r>
         <w:rPr>
-          <w:rFonts w:hint="eastAsia"/>
+          <w:rFonts w:hint="eastAsia" w:eastAsia="黑体"/>
         </w:rPr>
         <w:t xml:space="preserve">各元件管脚连接：Q1</w:t>
       </w:r>
       <w:r>
+        <w:rPr>
+          <w:rFonts w:eastAsia="黑体"/>
+        </w:rPr>
         <w:t xml:space="preserve"> </w:t>
       </w:r>
       <w:r>
         <w:rPr>
-          <w:rFonts w:hint="eastAsia"/>
+          <w:rFonts w:hint="eastAsia" w:eastAsia="黑体"/>
         </w:rPr>
         <w:t xml:space="preserve">的栅极</w:t>
       </w:r>
       <w:r>
+        <w:rPr>
+          <w:rFonts w:eastAsia="黑体"/>
+        </w:rPr>
         <w:t xml:space="preserve"> G </w:t>
       </w:r>
       <w:r>
         <w:rPr>
-          <w:rFonts w:hint="eastAsia"/>
+          <w:rFonts w:hint="eastAsia" w:eastAsia="黑体"/>
         </w:rPr>
         <w:t xml:space="preserve">接节点②、源极</w:t>
       </w:r>
       <w:r>
+        <w:rPr>
+          <w:rFonts w:eastAsia="黑体"/>
+        </w:rPr>
         <w:t xml:space="preserve"> S </w:t>
       </w:r>
       <w:r>
         <w:rPr>
-          <w:rFonts w:hint="eastAsia"/>
+          <w:rFonts w:hint="eastAsia" w:eastAsia="黑体"/>
         </w:rPr>
         <w:t xml:space="preserve">接节点③、漏极</w:t>
       </w:r>
       <w:r>
+        <w:rPr>
+          <w:rFonts w:eastAsia="黑体"/>
+        </w:rPr>
         <w:t xml:space="preserve"> D </w:t>
       </w:r>
       <w:r>
         <w:rPr>
-          <w:rFonts w:hint="eastAsia"/>
+          <w:rFonts w:hint="eastAsia" w:eastAsia="黑体"/>
         </w:rPr>
         <w:t xml:space="preserve">接节点④；Q2</w:t>
       </w:r>
       <w:r>
+        <w:rPr>
+          <w:rFonts w:eastAsia="黑体"/>
+        </w:rPr>
         <w:t xml:space="preserve"> </w:t>
       </w:r>
       <w:r>
         <w:rPr>
-          <w:rFonts w:hint="eastAsia"/>
+          <w:rFonts w:hint="eastAsia" w:eastAsia="黑体"/>
         </w:rPr>
         <w:t xml:space="preserve">的漏极</w:t>
       </w:r>
       <w:r>
+        <w:rPr>
+          <w:rFonts w:eastAsia="黑体"/>
+        </w:rPr>
         <w:t xml:space="preserve"> D </w:t>
       </w:r>
       <w:r>
         <w:rPr>
-          <w:rFonts w:hint="eastAsia"/>
+          <w:rFonts w:hint="eastAsia" w:eastAsia="黑体"/>
         </w:rPr>
         <w:t xml:space="preserve">接节点②、源极</w:t>
       </w:r>
       <w:r>
+        <w:rPr>
+          <w:rFonts w:eastAsia="黑体"/>
+        </w:rPr>
         <w:t xml:space="preserve"> S </w:t>
       </w:r>
       <w:r>
         <w:rPr>
-          <w:rFonts w:hint="eastAsia"/>
+          <w:rFonts w:hint="eastAsia" w:eastAsia="黑体"/>
         </w:rPr>
         <w:t xml:space="preserve">接节点③、栅极</w:t>
       </w:r>
       <w:r>
+        <w:rPr>
+          <w:rFonts w:eastAsia="黑体"/>
+        </w:rPr>
         <w:t xml:space="preserve"> G </w:t>
       </w:r>
       <w:r>
         <w:rPr>
-          <w:rFonts w:hint="eastAsia"/>
+          <w:rFonts w:hint="eastAsia" w:eastAsia="黑体"/>
         </w:rPr>
         <w:t xml:space="preserve">接节点⑤；</w:t>
       </w:r>
@@ -562,47 +640,62 @@
         </m:sSub>
       </m:oMath>
       <w:r>
+        <w:rPr>
+          <w:rFonts w:eastAsia="黑体"/>
+        </w:rPr>
         <w:t xml:space="preserve"> </w:t>
       </w:r>
       <w:r>
         <w:rPr>
-          <w:rFonts w:hint="eastAsia"/>
+          <w:rFonts w:hint="eastAsia" w:eastAsia="黑体"/>
         </w:rPr>
         <w:t xml:space="preserve">一端接节点①、另一端接节点②。钳位管</w:t>
       </w:r>
       <w:r>
+        <w:rPr>
+          <w:rFonts w:eastAsia="黑体"/>
+        </w:rPr>
         <w:t xml:space="preserve"> Q2 </w:t>
       </w:r>
       <w:r>
         <w:rPr>
-          <w:rFonts w:hint="eastAsia"/>
+          <w:rFonts w:hint="eastAsia" w:eastAsia="黑体"/>
         </w:rPr>
         <w:t xml:space="preserve">跨接在</w:t>
       </w:r>
       <w:r>
+        <w:rPr>
+          <w:rFonts w:eastAsia="黑体"/>
+        </w:rPr>
         <w:t xml:space="preserve"> Q1 </w:t>
       </w:r>
       <w:r>
         <w:rPr>
-          <w:rFonts w:hint="eastAsia"/>
+          <w:rFonts w:hint="eastAsia" w:eastAsia="黑体"/>
         </w:rPr>
         <w:t xml:space="preserve">的栅极与源极之间，受驱动逻辑控制：在</w:t>
       </w:r>
       <w:r>
+        <w:rPr>
+          <w:rFonts w:eastAsia="黑体"/>
+        </w:rPr>
         <w:t xml:space="preserve"> Q1 </w:t>
       </w:r>
       <w:r>
         <w:rPr>
-          <w:rFonts w:hint="eastAsia"/>
+          <w:rFonts w:hint="eastAsia" w:eastAsia="黑体"/>
         </w:rPr>
         <w:t xml:space="preserve">关断期间</w:t>
       </w:r>
       <w:r>
+        <w:rPr>
+          <w:rFonts w:eastAsia="黑体"/>
+        </w:rPr>
         <w:t xml:space="preserve"> Q2 </w:t>
       </w:r>
       <w:r>
         <w:rPr>
-          <w:rFonts w:hint="eastAsia"/>
+          <w:rFonts w:hint="eastAsia" w:eastAsia="黑体"/>
         </w:rPr>
         <w:t xml:space="preserve">导通，把栅极短接到源极（或负压轨），为米勒耦合电流提供低阻泄放通道。</w:t>
       </w:r>
@@ -611,20 +704,26 @@
       <w:pPr/>
       <w:r>
         <w:rPr>
-          <w:rFonts w:hint="eastAsia"/>
+          <w:rFonts w:hint="eastAsia" w:eastAsia="黑体"/>
         </w:rPr>
         <w:t xml:space="preserve">由此构成”栅源间并联受控钳位</w:t>
       </w:r>
       <w:r>
+        <w:rPr>
+          <w:rFonts w:eastAsia="黑体"/>
+        </w:rPr>
         <w:t xml:space="preserve"> </w:t>
       </w:r>
       <w:r>
         <w:rPr>
-          <w:rFonts w:hint="eastAsia"/>
+          <w:rFonts w:hint="eastAsia" w:eastAsia="黑体"/>
         </w:rPr>
         <w:t xml:space="preserve">MOSFET”的米勒钳位组态，在互补管导通、主功率管漏极电压快速上升时抑制</w:t>
       </w:r>
       <w:r>
+        <w:rPr>
+          <w:rFonts w:eastAsia="黑体"/>
+        </w:rPr>
         <w:t xml:space="preserve"> </w:t>
       </w:r>
       <m:oMath>
@@ -645,11 +744,14 @@
         </m:sSub>
       </m:oMath>
       <w:r>
+        <w:rPr>
+          <w:rFonts w:eastAsia="黑体"/>
+        </w:rPr>
         <w:t xml:space="preserve"> </w:t>
       </w:r>
       <w:r>
         <w:rPr>
-          <w:rFonts w:hint="eastAsia"/>
+          <w:rFonts w:hint="eastAsia" w:eastAsia="黑体"/>
         </w:rPr>
         <w:t xml:space="preserve">耦合注入引起的栅压抬升，把栅压牢牢固定在源极电位，防止误导通与直通。</w:t>
       </w:r>
@@ -662,7 +764,7 @@
       </w:pPr>
       <w:r>
         <w:rPr>
-          <w:rFonts w:hint="eastAsia"/>
+          <w:rFonts w:hint="eastAsia" w:eastAsia="黑体"/>
         </w:rPr>
         <w:t xml:space="preserve">工作原理</w:t>
       </w:r>
@@ -673,11 +775,14 @@
       </w:pPr>
       <w:r>
         <w:rPr>
-          <w:rFonts w:hint="eastAsia"/>
+          <w:rFonts w:hint="eastAsia" w:eastAsia="黑体"/>
         </w:rPr>
         <w:t xml:space="preserve">当上管（或互补管）导通使下管漏极电压快速上升时，米勒电容</w:t>
       </w:r>
       <w:r>
+        <w:rPr>
+          <w:rFonts w:eastAsia="黑体"/>
+        </w:rPr>
         <w:t xml:space="preserve"> </w:t>
       </w:r>
       <m:oMath>
@@ -698,20 +803,26 @@
         </m:sSub>
       </m:oMath>
       <w:r>
+        <w:rPr>
+          <w:rFonts w:eastAsia="黑体"/>
+        </w:rPr>
         <w:t xml:space="preserve"> </w:t>
       </w:r>
       <w:r>
         <w:rPr>
-          <w:rFonts w:hint="eastAsia"/>
+          <w:rFonts w:hint="eastAsia" w:eastAsia="黑体"/>
         </w:rPr>
         <w:t xml:space="preserve">会把</w:t>
       </w:r>
       <w:r>
+        <w:rPr>
+          <w:rFonts w:eastAsia="黑体"/>
+        </w:rPr>
         <w:t xml:space="preserve"> dv/dt </w:t>
       </w:r>
       <w:r>
         <w:rPr>
-          <w:rFonts w:hint="eastAsia"/>
+          <w:rFonts w:hint="eastAsia" w:eastAsia="黑体"/>
         </w:rPr>
         <w:t xml:space="preserve">电流注入栅极，抬升栅压。钳位管在关断期间导通，为米勒电流提供低阻泄放通道，把栅压牢牢固定在源极电位，防止误开通。</w:t>
       </w:r>
@@ -724,7 +835,7 @@
       </w:pPr>
       <w:r>
         <w:rPr>
-          <w:rFonts w:hint="eastAsia"/>
+          <w:rFonts w:hint="eastAsia" w:eastAsia="黑体"/>
         </w:rPr>
         <w:t xml:space="preserve">关键计算公式</w:t>
       </w:r>
@@ -738,7 +849,7 @@
       </w:pPr>
       <w:r>
         <w:rPr>
-          <w:rFonts w:hint="eastAsia"/>
+          <w:rFonts w:hint="eastAsia" w:eastAsia="黑体"/>
         </w:rPr>
         <w:t xml:space="preserve">米勒耦合注入电流：</w:t>
       </w:r>
@@ -843,7 +954,7 @@
       </w:pPr>
       <w:r>
         <w:rPr>
-          <w:rFonts w:hint="eastAsia"/>
+          <w:rFonts w:hint="eastAsia" w:eastAsia="黑体"/>
         </w:rPr>
         <w:t xml:space="preserve">无钳位时栅压抬升：</w:t>
       </w:r>
@@ -969,7 +1080,7 @@
       </w:pPr>
       <w:r>
         <w:rPr>
-          <w:rFonts w:hint="eastAsia"/>
+          <w:rFonts w:hint="eastAsia" w:eastAsia="黑体"/>
         </w:rPr>
         <w:t xml:space="preserve">钳位管导通电阻要求：</w:t>
       </w:r>
@@ -1068,7 +1179,7 @@
       </w:pPr>
       <w:r>
         <w:rPr>
-          <w:rFonts w:hint="eastAsia"/>
+          <w:rFonts w:hint="eastAsia" w:eastAsia="黑体"/>
         </w:rPr>
         <w:t xml:space="preserve">钳位有效条件：</w:t>
       </w:r>
@@ -1186,7 +1297,7 @@
             </w:pPr>
             <w:r>
               <w:rPr>
-                <w:rFonts w:hint="eastAsia"/>
+                <w:rFonts w:hint="eastAsia" w:eastAsia="黑体"/>
               </w:rPr>
               <w:t xml:space="preserve">符号</w:t>
             </w:r>
@@ -1200,7 +1311,7 @@
             </w:pPr>
             <w:r>
               <w:rPr>
-                <w:rFonts w:hint="eastAsia"/>
+                <w:rFonts w:hint="eastAsia" w:eastAsia="黑体"/>
               </w:rPr>
               <w:t xml:space="preserve">含义</w:t>
             </w:r>
@@ -1214,7 +1325,7 @@
             </w:pPr>
             <w:r>
               <w:rPr>
-                <w:rFonts w:hint="eastAsia"/>
+                <w:rFonts w:hint="eastAsia" w:eastAsia="黑体"/>
               </w:rPr>
               <w:t xml:space="preserve">单位</w:t>
             </w:r>
@@ -1246,6 +1357,9 @@
               </m:sSub>
             </m:oMath>
             <w:r>
+              <w:rPr>
+                <w:rFonts w:eastAsia="黑体"/>
+              </w:rPr>
               <w:t xml:space="preserve">​</w:t>
             </w:r>
           </w:p>
@@ -1258,7 +1372,7 @@
             </w:pPr>
             <w:r>
               <w:rPr>
-                <w:rFonts w:hint="eastAsia"/>
+                <w:rFonts w:hint="eastAsia" w:eastAsia="黑体"/>
               </w:rPr>
               <w:t xml:space="preserve">栅漏（米勒）电容</w:t>
             </w:r>
@@ -1271,6 +1385,9 @@
               <w:pStyle w:val="Compact"/>
             </w:pPr>
             <w:r>
+              <w:rPr>
+                <w:rFonts w:eastAsia="黑体"/>
+              </w:rPr>
               <w:t xml:space="preserve">F</w:t>
             </w:r>
           </w:p>
@@ -1316,6 +1433,9 @@
               </m:r>
             </m:oMath>
             <w:r>
+              <w:rPr>
+                <w:rFonts w:eastAsia="黑体"/>
+              </w:rPr>
               <w:t xml:space="preserve">​</w:t>
             </w:r>
           </w:p>
@@ -1328,7 +1448,7 @@
             </w:pPr>
             <w:r>
               <w:rPr>
-                <w:rFonts w:hint="eastAsia"/>
+                <w:rFonts w:hint="eastAsia" w:eastAsia="黑体"/>
               </w:rPr>
               <w:t xml:space="preserve">漏源电压摆率</w:t>
             </w:r>
@@ -1341,6 +1461,9 @@
               <w:pStyle w:val="Compact"/>
             </w:pPr>
             <w:r>
+              <w:rPr>
+                <w:rFonts w:eastAsia="黑体"/>
+              </w:rPr>
               <w:t xml:space="preserve">V/s</w:t>
             </w:r>
           </w:p>
@@ -1374,6 +1497,9 @@
               </m:sSub>
             </m:oMath>
             <w:r>
+              <w:rPr>
+                <w:rFonts w:eastAsia="黑体"/>
+              </w:rPr>
               <w:t xml:space="preserve">​</w:t>
             </w:r>
           </w:p>
@@ -1386,7 +1512,7 @@
             </w:pPr>
             <w:r>
               <w:rPr>
-                <w:rFonts w:hint="eastAsia"/>
+                <w:rFonts w:hint="eastAsia" w:eastAsia="黑体"/>
               </w:rPr>
               <w:t xml:space="preserve">米勒注入电流</w:t>
             </w:r>
@@ -1399,6 +1525,9 @@
               <w:pStyle w:val="Compact"/>
             </w:pPr>
             <w:r>
+              <w:rPr>
+                <w:rFonts w:eastAsia="黑体"/>
+              </w:rPr>
               <w:t xml:space="preserve">A</w:t>
             </w:r>
           </w:p>
@@ -1426,6 +1555,9 @@
               </m:sSub>
             </m:oMath>
             <w:r>
+              <w:rPr>
+                <w:rFonts w:eastAsia="黑体"/>
+              </w:rPr>
               <w:t xml:space="preserve">​</w:t>
             </w:r>
           </w:p>
@@ -1438,7 +1570,7 @@
             </w:pPr>
             <w:r>
               <w:rPr>
-                <w:rFonts w:hint="eastAsia"/>
+                <w:rFonts w:hint="eastAsia" w:eastAsia="黑体"/>
               </w:rPr>
               <w:t xml:space="preserve">栅极电阻</w:t>
             </w:r>
@@ -1451,6 +1583,9 @@
               <w:pStyle w:val="Compact"/>
             </w:pPr>
             <w:r>
+              <w:rPr>
+                <w:rFonts w:eastAsia="黑体"/>
+              </w:rPr>
               <w:t xml:space="preserve">Ω</w:t>
             </w:r>
           </w:p>
@@ -1490,6 +1625,9 @@
               </m:sSub>
             </m:oMath>
             <w:r>
+              <w:rPr>
+                <w:rFonts w:eastAsia="黑体"/>
+              </w:rPr>
               <w:t xml:space="preserve">​</w:t>
             </w:r>
           </w:p>
@@ -1502,7 +1640,7 @@
             </w:pPr>
             <w:r>
               <w:rPr>
-                <w:rFonts w:hint="eastAsia"/>
+                <w:rFonts w:hint="eastAsia" w:eastAsia="黑体"/>
               </w:rPr>
               <w:t xml:space="preserve">钳位管导通电阻</w:t>
             </w:r>
@@ -1515,6 +1653,9 @@
               <w:pStyle w:val="Compact"/>
             </w:pPr>
             <w:r>
+              <w:rPr>
+                <w:rFonts w:eastAsia="黑体"/>
+              </w:rPr>
               <w:t xml:space="preserve">Ω</w:t>
             </w:r>
           </w:p>
@@ -1545,6 +1686,9 @@
               </m:sSub>
             </m:oMath>
             <w:r>
+              <w:rPr>
+                <w:rFonts w:eastAsia="黑体"/>
+              </w:rPr>
               <w:t xml:space="preserve">​</w:t>
             </w:r>
           </w:p>
@@ -1557,7 +1701,7 @@
             </w:pPr>
             <w:r>
               <w:rPr>
-                <w:rFonts w:hint="eastAsia"/>
+                <w:rFonts w:hint="eastAsia" w:eastAsia="黑体"/>
               </w:rPr>
               <w:t xml:space="preserve">阈值电压</w:t>
             </w:r>
@@ -1570,6 +1714,9 @@
               <w:pStyle w:val="Compact"/>
             </w:pPr>
             <w:r>
+              <w:rPr>
+                <w:rFonts w:eastAsia="黑体"/>
+              </w:rPr>
               <w:t xml:space="preserve">V</w:t>
             </w:r>
           </w:p>
@@ -1584,7 +1731,7 @@
       </w:pPr>
       <w:r>
         <w:rPr>
-          <w:rFonts w:hint="eastAsia"/>
+          <w:rFonts w:hint="eastAsia" w:eastAsia="黑体"/>
         </w:rPr>
         <w:t xml:space="preserve">元件调整影响</w:t>
       </w:r>
@@ -1599,21 +1746,27 @@
       </w:pPr>
       <w:r>
         <w:rPr>
-          <w:rFonts w:hint="eastAsia"/>
+          <w:rFonts w:hint="eastAsia" w:eastAsia="黑体"/>
           <w:b/>
           <w:bCs/>
         </w:rPr>
         <w:t xml:space="preserve">钳位管导通电阻减小</w:t>
       </w:r>
       <w:r>
+        <w:rPr>
+          <w:rFonts w:eastAsia="黑体"/>
+        </w:rPr>
         <w:t xml:space="preserve"> </w:t>
       </w:r>
       <w:r>
+        <w:rPr>
+          <w:rFonts w:eastAsia="黑体"/>
+        </w:rPr>
         <w:t xml:space="preserve">→ </w:t>
       </w:r>
       <w:r>
         <w:rPr>
-          <w:rFonts w:hint="eastAsia"/>
+          <w:rFonts w:hint="eastAsia" w:eastAsia="黑体"/>
         </w:rPr>
         <w:t xml:space="preserve">钳位更有效，防误开通更强。</w:t>
       </w:r>
@@ -1628,30 +1781,39 @@
       </w:pPr>
       <w:r>
         <w:rPr>
-          <w:rFonts w:hint="eastAsia"/>
+          <w:rFonts w:hint="eastAsia" w:eastAsia="黑体"/>
           <w:b/>
           <w:bCs/>
         </w:rPr>
         <w:t xml:space="preserve">去掉/禁用钳位</w:t>
       </w:r>
       <w:r>
+        <w:rPr>
+          <w:rFonts w:eastAsia="黑体"/>
+        </w:rPr>
         <w:t xml:space="preserve"> </w:t>
       </w:r>
       <w:r>
+        <w:rPr>
+          <w:rFonts w:eastAsia="黑体"/>
+        </w:rPr>
         <w:t xml:space="preserve">→ </w:t>
       </w:r>
       <w:r>
         <w:rPr>
-          <w:rFonts w:hint="eastAsia"/>
+          <w:rFonts w:hint="eastAsia" w:eastAsia="黑体"/>
         </w:rPr>
         <w:t xml:space="preserve">高速</w:t>
       </w:r>
       <w:r>
+        <w:rPr>
+          <w:rFonts w:eastAsia="黑体"/>
+        </w:rPr>
         <w:t xml:space="preserve"> dv/dt </w:t>
       </w:r>
       <w:r>
         <w:rPr>
-          <w:rFonts w:hint="eastAsia"/>
+          <w:rFonts w:hint="eastAsia" w:eastAsia="黑体"/>
         </w:rPr>
         <w:t xml:space="preserve">下栅压抬升，可能直通。</w:t>
       </w:r>
@@ -1666,6 +1828,7 @@
       </w:pPr>
       <w:r>
         <w:rPr>
+          <w:rFonts w:eastAsia="黑体"/>
           <w:b/>
           <w:bCs/>
         </w:rPr>
@@ -1673,21 +1836,27 @@
       </w:r>
       <w:r>
         <w:rPr>
-          <w:rFonts w:hint="eastAsia"/>
+          <w:rFonts w:hint="eastAsia" w:eastAsia="黑体"/>
           <w:b/>
           <w:bCs/>
         </w:rPr>
         <w:t xml:space="preserve">增大</w:t>
       </w:r>
       <w:r>
+        <w:rPr>
+          <w:rFonts w:eastAsia="黑体"/>
+        </w:rPr>
         <w:t xml:space="preserve"> </w:t>
       </w:r>
       <w:r>
+        <w:rPr>
+          <w:rFonts w:eastAsia="黑体"/>
+        </w:rPr>
         <w:t xml:space="preserve">→ </w:t>
       </w:r>
       <w:r>
         <w:rPr>
-          <w:rFonts w:hint="eastAsia"/>
+          <w:rFonts w:hint="eastAsia" w:eastAsia="黑体"/>
         </w:rPr>
         <w:t xml:space="preserve">米勒抬升更明显，更需要钳位。</w:t>
       </w:r>
@@ -1702,21 +1871,27 @@
       </w:pPr>
       <w:r>
         <w:rPr>
-          <w:rFonts w:hint="eastAsia"/>
+          <w:rFonts w:hint="eastAsia" w:eastAsia="黑体"/>
           <w:b/>
           <w:bCs/>
         </w:rPr>
         <w:t xml:space="preserve">钳位驱动时序错误（与关断不同步）</w:t>
       </w:r>
       <w:r>
+        <w:rPr>
+          <w:rFonts w:eastAsia="黑体"/>
+        </w:rPr>
         <w:t xml:space="preserve"> </w:t>
       </w:r>
       <w:r>
+        <w:rPr>
+          <w:rFonts w:eastAsia="黑体"/>
+        </w:rPr>
         <w:t xml:space="preserve">→ </w:t>
       </w:r>
       <w:r>
         <w:rPr>
-          <w:rFonts w:hint="eastAsia"/>
+          <w:rFonts w:hint="eastAsia" w:eastAsia="黑体"/>
         </w:rPr>
         <w:t xml:space="preserve">钳位失效或妨碍正常开通。</w:t>
       </w:r>
@@ -1729,7 +1904,7 @@
       </w:pPr>
       <w:r>
         <w:rPr>
-          <w:rFonts w:hint="eastAsia"/>
+          <w:rFonts w:hint="eastAsia" w:eastAsia="黑体"/>
         </w:rPr>
         <w:t xml:space="preserve">典型参数示例</w:t>
       </w:r>
@@ -1744,11 +1919,14 @@
       </w:pPr>
       <w:r>
         <w:rPr>
-          <w:rFonts w:hint="eastAsia"/>
+          <w:rFonts w:hint="eastAsia" w:eastAsia="黑体"/>
         </w:rPr>
         <w:t xml:space="preserve">取</w:t>
       </w:r>
       <w:r>
+        <w:rPr>
+          <w:rFonts w:eastAsia="黑体"/>
+        </w:rPr>
         <w:t xml:space="preserve"> </w:t>
       </w:r>
       <m:oMath>
@@ -1788,6 +1966,9 @@
         </m:r>
       </m:oMath>
       <w:r>
+        <w:rPr>
+          <w:rFonts w:eastAsia="黑体"/>
+        </w:rPr>
         <w:t xml:space="preserve">、</w:t>
       </w:r>
       <m:oMath>
@@ -1843,7 +2024,7 @@
       </m:oMath>
       <w:r>
         <w:rPr>
-          <w:rFonts w:hint="eastAsia"/>
+          <w:rFonts w:hint="eastAsia" w:eastAsia="黑体"/>
         </w:rPr>
         <w:t xml:space="preserve">：</w:t>
       </w:r>
@@ -1947,6 +2128,9 @@
         </m:r>
       </m:oMath>
       <w:r>
+        <w:rPr>
+          <w:rFonts w:eastAsia="黑体"/>
+        </w:rPr>
         <w:t xml:space="preserve">。</w:t>
       </w:r>
     </w:p>
@@ -1960,11 +2144,14 @@
       </w:pPr>
       <w:r>
         <w:rPr>
-          <w:rFonts w:hint="eastAsia"/>
+          <w:rFonts w:hint="eastAsia" w:eastAsia="黑体"/>
         </w:rPr>
         <w:t xml:space="preserve">取</w:t>
       </w:r>
       <w:r>
+        <w:rPr>
+          <w:rFonts w:eastAsia="黑体"/>
+        </w:rPr>
         <w:t xml:space="preserve"> </w:t>
       </w:r>
       <m:oMath>
@@ -2001,7 +2188,7 @@
       </m:oMath>
       <w:r>
         <w:rPr>
-          <w:rFonts w:hint="eastAsia"/>
+          <w:rFonts w:hint="eastAsia" w:eastAsia="黑体"/>
         </w:rPr>
         <w:t xml:space="preserve">（无钳位）：</w:t>
       </w:r>
@@ -2118,7 +2305,7 @@
       </m:oMath>
       <w:r>
         <w:rPr>
-          <w:rFonts w:hint="eastAsia"/>
+          <w:rFonts w:hint="eastAsia" w:eastAsia="黑体"/>
         </w:rPr>
         <w:t xml:space="preserve">（远超阈值，必须钳位或负压关断）。</w:t>
       </w:r>
@@ -2131,7 +2318,7 @@
       </w:pPr>
       <w:r>
         <w:rPr>
-          <w:rFonts w:hint="eastAsia"/>
+          <w:rFonts w:hint="eastAsia" w:eastAsia="黑体"/>
         </w:rPr>
         <w:t xml:space="preserve">常见器件型号</w:t>
       </w:r>
@@ -2146,7 +2333,7 @@
       </w:pPr>
       <w:r>
         <w:rPr>
-          <w:rFonts w:hint="eastAsia"/>
+          <w:rFonts w:hint="eastAsia" w:eastAsia="黑体"/>
         </w:rPr>
         <w:t xml:space="preserve">带米勒钳位的驱动：UCC21520、ADuM4135、ISO5852S。</w:t>
       </w:r>
@@ -2161,16 +2348,19 @@
       </w:pPr>
       <w:r>
         <w:rPr>
-          <w:rFonts w:hint="eastAsia"/>
+          <w:rFonts w:hint="eastAsia" w:eastAsia="黑体"/>
         </w:rPr>
         <w:t xml:space="preserve">分立钳位管：2N7002、BSS138（小信号</w:t>
       </w:r>
       <w:r>
+        <w:rPr>
+          <w:rFonts w:eastAsia="黑体"/>
+        </w:rPr>
         <w:t xml:space="preserve"> </w:t>
       </w:r>
       <w:r>
         <w:rPr>
-          <w:rFonts w:hint="eastAsia"/>
+          <w:rFonts w:hint="eastAsia" w:eastAsia="黑体"/>
         </w:rPr>
         <w:t xml:space="preserve">MOSFET）。</w:t>
       </w:r>
@@ -2183,7 +2373,7 @@
       </w:pPr>
       <w:r>
         <w:rPr>
-          <w:rFonts w:hint="eastAsia"/>
+          <w:rFonts w:hint="eastAsia" w:eastAsia="黑体"/>
         </w:rPr>
         <w:t xml:space="preserve">注意事项</w:t>
       </w:r>
@@ -2198,7 +2388,7 @@
       </w:pPr>
       <w:r>
         <w:rPr>
-          <w:rFonts w:hint="eastAsia"/>
+          <w:rFonts w:hint="eastAsia" w:eastAsia="黑体"/>
         </w:rPr>
         <w:t xml:space="preserve">钳位管动作必须与主功率管关断严格同步，且死区内有效。</w:t>
       </w:r>
@@ -2213,7 +2403,7 @@
       </w:pPr>
       <w:r>
         <w:rPr>
-          <w:rFonts w:hint="eastAsia"/>
+          <w:rFonts w:hint="eastAsia" w:eastAsia="黑体"/>
         </w:rPr>
         <w:t xml:space="preserve">钳位管栅极驱动由驱动器内部逻辑控制，优先选用集成米勒钳位的驱动芯片。</w:t>
       </w:r>
@@ -2228,16 +2418,19 @@
       </w:pPr>
       <w:r>
         <w:rPr>
-          <w:rFonts w:hint="eastAsia"/>
+          <w:rFonts w:hint="eastAsia" w:eastAsia="黑体"/>
         </w:rPr>
         <w:t xml:space="preserve">对</w:t>
       </w:r>
       <w:r>
+        <w:rPr>
+          <w:rFonts w:eastAsia="黑体"/>
+        </w:rPr>
         <w:t xml:space="preserve"> GaN </w:t>
       </w:r>
       <w:r>
         <w:rPr>
-          <w:rFonts w:hint="eastAsia"/>
+          <w:rFonts w:hint="eastAsia" w:eastAsia="黑体"/>
         </w:rPr>
         <w:t xml:space="preserve">等低阈值器件，米勒钳位与负压关断往往需联合使用。</w:t>
       </w:r>
@@ -2252,7 +2445,7 @@
       </w:pPr>
       <w:r>
         <w:rPr>
-          <w:rFonts w:hint="eastAsia"/>
+          <w:rFonts w:hint="eastAsia" w:eastAsia="黑体"/>
         </w:rPr>
         <w:t xml:space="preserve">布局上钳位管尽量靠近主功率管栅极、源极，减小寄生电感。</w:t>
       </w:r>
@@ -2265,7 +2458,7 @@
       </w:pPr>
       <w:r>
         <w:rPr>
-          <w:rFonts w:hint="eastAsia"/>
+          <w:rFonts w:hint="eastAsia" w:eastAsia="黑体"/>
         </w:rPr>
         <w:t xml:space="preserve">参考资料</w:t>
       </w:r>
@@ -2279,20 +2472,26 @@
         </w:numPr>
       </w:pPr>
       <w:r>
+        <w:rPr>
+          <w:rFonts w:eastAsia="黑体"/>
+        </w:rPr>
         <w:t xml:space="preserve">TI </w:t>
       </w:r>
       <w:r>
         <w:rPr>
-          <w:rFonts w:hint="eastAsia"/>
+          <w:rFonts w:hint="eastAsia" w:eastAsia="黑体"/>
         </w:rPr>
         <w:t xml:space="preserve">应用笔记</w:t>
       </w:r>
       <w:r>
+        <w:rPr>
+          <w:rFonts w:eastAsia="黑体"/>
+        </w:rPr>
         <w:t xml:space="preserve"> </w:t>
       </w:r>
       <w:r>
         <w:rPr>
-          <w:rFonts w:hint="eastAsia"/>
+          <w:rFonts w:hint="eastAsia" w:eastAsia="黑体"/>
         </w:rPr>
         <w:t xml:space="preserve">SLUA618（栅极驱动与米勒钳位）。</w:t>
       </w:r>
@@ -2306,11 +2505,14 @@
         </w:numPr>
       </w:pPr>
       <w:r>
+        <w:rPr>
+          <w:rFonts w:eastAsia="黑体"/>
+        </w:rPr>
         <w:t xml:space="preserve">ADI ADuM4135 </w:t>
       </w:r>
       <w:r>
         <w:rPr>
-          <w:rFonts w:hint="eastAsia"/>
+          <w:rFonts w:hint="eastAsia" w:eastAsia="黑体"/>
         </w:rPr>
         <w:t xml:space="preserve">数据手册（集成米勒钳位）。</w:t>
       </w:r>
@@ -2324,6 +2526,9 @@
         </w:numPr>
       </w:pPr>
       <w:r>
+        <w:rPr>
+          <w:rFonts w:eastAsia="黑体"/>
+        </w:rPr>
         <w:t xml:space="preserve">Wikipedia: Miller effect。</w:t>
       </w:r>
     </w:p>
@@ -2336,11 +2541,11 @@
       </w:pPr>
       <w:r>
         <w:rPr>
-          <w:rFonts w:ascii="Times New Roman" w:hAnsi="Times New Roman"/>
+          <w:rFonts w:ascii="Times New Roman" w:hAnsi="Times New Roman" w:eastAsia="黑体"/>
           <w:color w:val="555555"/>
           <w:sz w:val="21"/>
         </w:rPr>
-        <w:t>材料收集者：杜文杰</w:t>
+        <w:t>材料收集者：杜文杰，WX手机：19519196569，QQ:3478827729</w:t>
       </w:r>
     </w:p>
     <w:sectPr>
@@ -2360,7 +2565,7 @@
 </file>
 
 <file path=word/footer1.xml><?xml version="1.0" encoding="utf-8"?>
-<w:ftr xmlns:m="http://schemas.openxmlformats.org/officeDocument/2006/math" xmlns:mc="http://schemas.openxmlformats.org/markup-compatibility/2006" xmlns:mo="http://schemas.microsoft.com/office/mac/office/2008/main" xmlns:mv="urn:schemas-microsoft-com:mac:vml" xmlns:o="urn:schemas-microsoft-com:office:office" xmlns:r="http://schemas.openxmlformats.org/officeDocument/2006/relationships" xmlns:v="urn:schemas-microsoft-com:vml" xmlns:w10="urn:schemas-microsoft-com:office:word" xmlns:w14="http://schemas.microsoft.com/office/word/2010/wordml" xmlns:w="http://schemas.openxmlformats.org/wordprocessingml/2006/main" xmlns:wne="http://schemas.microsoft.com/office/word/2006/wordml" xmlns:wp14="http://schemas.microsoft.com/office/word/2010/wordprocessingDrawing" xmlns:wp="http://schemas.openxmlformats.org/drawingml/2006/wordprocessingDrawing" xmlns:wpc="http://schemas.microsoft.com/office/word/2010/wordprocessingCanvas" xmlns:wpg="http://schemas.microsoft.com/office/word/2010/wordprocessingGroup" xmlns:wpi="http://schemas.microsoft.com/office/word/2010/wordprocessingInk" xmlns:wps="http://schemas.microsoft.com/office/word/2010/wordprocessingShape" mc:Ignorable="w14 wp14">
+<w:ftr xmlns:mc="http://schemas.openxmlformats.org/markup-compatibility/2006" xmlns:w="http://schemas.openxmlformats.org/wordprocessingml/2006/main" xmlns:m="http://schemas.openxmlformats.org/officeDocument/2006/math" xmlns:mo="http://schemas.microsoft.com/office/mac/office/2008/main" xmlns:mv="urn:schemas-microsoft-com:mac:vml" xmlns:o="urn:schemas-microsoft-com:office:office" xmlns:r="http://schemas.openxmlformats.org/officeDocument/2006/relationships" xmlns:v="urn:schemas-microsoft-com:vml" xmlns:w10="urn:schemas-microsoft-com:office:word" xmlns:w14="http://schemas.microsoft.com/office/word/2010/wordml" xmlns:wne="http://schemas.microsoft.com/office/word/2006/wordml" xmlns:wp14="http://schemas.microsoft.com/office/word/2010/wordprocessingDrawing" xmlns:wp="http://schemas.openxmlformats.org/drawingml/2006/wordprocessingDrawing" xmlns:wpc="http://schemas.microsoft.com/office/word/2010/wordprocessingCanvas" xmlns:wpg="http://schemas.microsoft.com/office/word/2010/wordprocessingGroup" xmlns:wpi="http://schemas.microsoft.com/office/word/2010/wordprocessingInk" xmlns:wps="http://schemas.microsoft.com/office/word/2010/wordprocessingShape" mc:Ignorable="w14 wp14">
   <w:p>
     <w:pPr>
       <w:pStyle w:val="Footer"/>
@@ -2368,12 +2573,14 @@
     </w:pPr>
     <w:r>
       <w:rPr>
+        <w:rFonts w:eastAsia="黑体"/>
         <w:sz w:val="18"/>
       </w:rPr>
       <w:t xml:space="preserve">第 </w:t>
     </w:r>
     <w:r>
       <w:rPr>
+        <w:rFonts w:eastAsia="黑体"/>
         <w:sz w:val="18"/>
       </w:rPr>
       <w:fldChar w:fldCharType="begin"/>
@@ -2382,6 +2589,7 @@
     </w:r>
     <w:r>
       <w:rPr>
+        <w:rFonts w:eastAsia="黑体"/>
         <w:sz w:val="18"/>
       </w:rPr>
       <w:t xml:space="preserve"> 页</w:t>
@@ -2395,6 +2603,9 @@
   <w:footnote w:type="continuationSeparator" w:id="0">
     <w:p>
       <w:r>
+        <w:rPr>
+          <w:rFonts w:eastAsia="黑体"/>
+        </w:rPr>
         <w:continuationSeparator/>
       </w:r>
     </w:p>
@@ -2402,6 +2613,9 @@
   <w:footnote w:type="separator" w:id="-1">
     <w:p>
       <w:r>
+        <w:rPr>
+          <w:rFonts w:eastAsia="黑体"/>
+        </w:rPr>
         <w:separator/>
       </w:r>
     </w:p>
@@ -2410,7 +2624,7 @@
 </file>
 
 <file path=word/header1.xml><?xml version="1.0" encoding="utf-8"?>
-<w:hdr xmlns:m="http://schemas.openxmlformats.org/officeDocument/2006/math" xmlns:mc="http://schemas.openxmlformats.org/markup-compatibility/2006" xmlns:mo="http://schemas.microsoft.com/office/mac/office/2008/main" xmlns:mv="urn:schemas-microsoft-com:mac:vml" xmlns:o="urn:schemas-microsoft-com:office:office" xmlns:r="http://schemas.openxmlformats.org/officeDocument/2006/relationships" xmlns:v="urn:schemas-microsoft-com:vml" xmlns:w10="urn:schemas-microsoft-com:office:word" xmlns:w14="http://schemas.microsoft.com/office/word/2010/wordml" xmlns:w="http://schemas.openxmlformats.org/wordprocessingml/2006/main" xmlns:wne="http://schemas.microsoft.com/office/word/2006/wordml" xmlns:wp14="http://schemas.microsoft.com/office/word/2010/wordprocessingDrawing" xmlns:wp="http://schemas.openxmlformats.org/drawingml/2006/wordprocessingDrawing" xmlns:wpc="http://schemas.microsoft.com/office/word/2010/wordprocessingCanvas" xmlns:wpg="http://schemas.microsoft.com/office/word/2010/wordprocessingGroup" xmlns:wpi="http://schemas.microsoft.com/office/word/2010/wordprocessingInk" xmlns:wps="http://schemas.microsoft.com/office/word/2010/wordprocessingShape" mc:Ignorable="w14 wp14">
+<w:hdr xmlns:mc="http://schemas.openxmlformats.org/markup-compatibility/2006" xmlns:w="http://schemas.openxmlformats.org/wordprocessingml/2006/main" xmlns:m="http://schemas.openxmlformats.org/officeDocument/2006/math" xmlns:mo="http://schemas.microsoft.com/office/mac/office/2008/main" xmlns:mv="urn:schemas-microsoft-com:mac:vml" xmlns:o="urn:schemas-microsoft-com:office:office" xmlns:r="http://schemas.openxmlformats.org/officeDocument/2006/relationships" xmlns:v="urn:schemas-microsoft-com:vml" xmlns:w10="urn:schemas-microsoft-com:office:word" xmlns:w14="http://schemas.microsoft.com/office/word/2010/wordml" xmlns:wne="http://schemas.microsoft.com/office/word/2006/wordml" xmlns:wp14="http://schemas.microsoft.com/office/word/2010/wordprocessingDrawing" xmlns:wp="http://schemas.openxmlformats.org/drawingml/2006/wordprocessingDrawing" xmlns:wpc="http://schemas.microsoft.com/office/word/2010/wordprocessingCanvas" xmlns:wpg="http://schemas.microsoft.com/office/word/2010/wordprocessingGroup" xmlns:wpi="http://schemas.microsoft.com/office/word/2010/wordprocessingInk" xmlns:wps="http://schemas.microsoft.com/office/word/2010/wordprocessingShape" mc:Ignorable="w14 wp14">
   <w:p>
     <w:pPr>
       <w:pStyle w:val="Header"/>
@@ -2418,7 +2632,7 @@
     </w:pPr>
     <w:r>
       <w:rPr>
-        <w:rFonts w:ascii="Times New Roman" w:hAnsi="Times New Roman"/>
+        <w:rFonts w:ascii="Times New Roman" w:hAnsi="Times New Roman" w:eastAsia="黑体"/>
         <w:sz w:val="18"/>
         <w:rFonts w:eastAsia="黑体"/>
         <w:rFonts w:eastAsia="黑体"/>
@@ -2430,7 +2644,7 @@
 </file>
 
 <file path=word/numbering.xml><?xml version="1.0" encoding="utf-8"?>
-<w:numbering xmlns:m="http://schemas.openxmlformats.org/officeDocument/2006/math" xmlns:mc="http://schemas.openxmlformats.org/markup-compatibility/2006" xmlns:mo="http://schemas.microsoft.com/office/mac/office/2008/main" xmlns:mv="urn:schemas-microsoft-com:mac:vml" xmlns:o="urn:schemas-microsoft-com:office:office" xmlns:r="http://schemas.openxmlformats.org/officeDocument/2006/relationships" xmlns:v="urn:schemas-microsoft-com:vml" xmlns:w="http://schemas.openxmlformats.org/wordprocessingml/2006/main" xmlns:w10="urn:schemas-microsoft-com:office:word" xmlns:w14="http://schemas.microsoft.com/office/word/2010/wordml" xmlns:wne="http://schemas.microsoft.com/office/word/2006/wordml" xmlns:wp="http://schemas.openxmlformats.org/drawingml/2006/wordprocessingDrawing" xmlns:wp14="http://schemas.microsoft.com/office/word/2010/wordprocessingDrawing" xmlns:wpc="http://schemas.microsoft.com/office/word/2010/wordprocessingCanvas" xmlns:wpg="http://schemas.microsoft.com/office/word/2010/wordprocessingGroup" xmlns:wpi="http://schemas.microsoft.com/office/word/2010/wordprocessingInk" xmlns:wps="http://schemas.microsoft.com/office/word/2010/wordprocessingShape" mc:Ignorable="w14 wp14">
+<w:numbering xmlns:mc="http://schemas.openxmlformats.org/markup-compatibility/2006" xmlns:w="http://schemas.openxmlformats.org/wordprocessingml/2006/main" xmlns:m="http://schemas.openxmlformats.org/officeDocument/2006/math" xmlns:mo="http://schemas.microsoft.com/office/mac/office/2008/main" xmlns:mv="urn:schemas-microsoft-com:mac:vml" xmlns:o="urn:schemas-microsoft-com:office:office" xmlns:r="http://schemas.openxmlformats.org/officeDocument/2006/relationships" xmlns:v="urn:schemas-microsoft-com:vml" xmlns:w10="urn:schemas-microsoft-com:office:word" xmlns:w14="http://schemas.microsoft.com/office/word/2010/wordml" xmlns:wne="http://schemas.microsoft.com/office/word/2006/wordml" xmlns:wp="http://schemas.openxmlformats.org/drawingml/2006/wordprocessingDrawing" xmlns:wp14="http://schemas.microsoft.com/office/word/2010/wordprocessingDrawing" xmlns:wpc="http://schemas.microsoft.com/office/word/2010/wordprocessingCanvas" xmlns:wpg="http://schemas.microsoft.com/office/word/2010/wordprocessingGroup" xmlns:wpi="http://schemas.microsoft.com/office/word/2010/wordprocessingInk" xmlns:wps="http://schemas.microsoft.com/office/word/2010/wordprocessingShape" mc:Ignorable="w14 wp14">
   <w:abstractNum w:abstractNumId="0">
     <w:nsid w:val="FFFFFF7C"/>
     <w:multiLevelType w:val="singleLevel"/>
@@ -2517,7 +2731,7 @@
         <w:ind w:hanging="360" w:left="1440"/>
       </w:pPr>
       <w:rPr>
-        <w:rFonts w:ascii="Symbol" w:hAnsi="Symbol" w:hint="default"/>
+        <w:rFonts w:ascii="Symbol" w:hAnsi="Symbol" w:hint="default" w:eastAsia="黑体"/>
       </w:rPr>
     </w:lvl>
   </w:abstractNum>
@@ -2538,7 +2752,7 @@
         <w:ind w:hanging="360" w:left="1080"/>
       </w:pPr>
       <w:rPr>
-        <w:rFonts w:ascii="Symbol" w:hAnsi="Symbol" w:hint="default"/>
+        <w:rFonts w:ascii="Symbol" w:hAnsi="Symbol" w:hint="default" w:eastAsia="黑体"/>
       </w:rPr>
     </w:lvl>
   </w:abstractNum>
@@ -2559,7 +2773,7 @@
         <w:ind w:hanging="360" w:left="720"/>
       </w:pPr>
       <w:rPr>
-        <w:rFonts w:ascii="Symbol" w:hAnsi="Symbol" w:hint="default"/>
+        <w:rFonts w:ascii="Symbol" w:hAnsi="Symbol" w:hint="default" w:eastAsia="黑体"/>
       </w:rPr>
     </w:lvl>
   </w:abstractNum>
@@ -2598,7 +2812,7 @@
         <w:ind w:hanging="360" w:left="360"/>
       </w:pPr>
       <w:rPr>
-        <w:rFonts w:ascii="Symbol" w:hAnsi="Symbol" w:hint="default"/>
+        <w:rFonts w:ascii="Symbol" w:hAnsi="Symbol" w:hint="default" w:eastAsia="黑体"/>
       </w:rPr>
     </w:lvl>
   </w:abstractNum>
@@ -2689,7 +2903,7 @@
         <w:ind w:left="720" w:hanging="360"/>
       </w:pPr>
       <w:rPr>
-        <w:rFonts w:ascii="Symbol" w:hAnsi="Symbol" w:cs="Symbol" w:hint="default"/>
+        <w:rFonts w:ascii="Symbol" w:hAnsi="Symbol" w:cs="Symbol" w:hint="default" w:eastAsia="黑体"/>
       </w:rPr>
     </w:lvl>
     <w:lvl w:ilvl="1">
@@ -2700,7 +2914,7 @@
         <w:ind w:left="1440" w:hanging="360"/>
       </w:pPr>
       <w:rPr>
-        <w:rFonts w:ascii="Courier New" w:hAnsi="Courier New" w:cs="Courier New" w:hint="default"/>
+        <w:rFonts w:ascii="Courier New" w:hAnsi="Courier New" w:cs="Courier New" w:hint="default" w:eastAsia="黑体"/>
       </w:rPr>
     </w:lvl>
     <w:lvl w:ilvl="2">
@@ -2711,7 +2925,7 @@
         <w:ind w:left="2160" w:hanging="360"/>
       </w:pPr>
       <w:rPr>
-        <w:rFonts w:ascii="Wingdings" w:hAnsi="Wingdings" w:cs="Wingdings" w:hint="default"/>
+        <w:rFonts w:ascii="Wingdings" w:hAnsi="Wingdings" w:cs="Wingdings" w:hint="default" w:eastAsia="黑体"/>
       </w:rPr>
     </w:lvl>
     <w:lvl w:ilvl="3">
@@ -2722,7 +2936,7 @@
         <w:ind w:left="2880" w:hanging="360"/>
       </w:pPr>
       <w:rPr>
-        <w:rFonts w:ascii="Symbol" w:hAnsi="Symbol" w:cs="Symbol" w:hint="default"/>
+        <w:rFonts w:ascii="Symbol" w:hAnsi="Symbol" w:cs="Symbol" w:hint="default" w:eastAsia="黑体"/>
       </w:rPr>
     </w:lvl>
     <w:lvl w:ilvl="4">
@@ -2733,7 +2947,7 @@
         <w:ind w:left="3600" w:hanging="360"/>
       </w:pPr>
       <w:rPr>
-        <w:rFonts w:ascii="Courier New" w:hAnsi="Courier New" w:cs="Courier New" w:hint="default"/>
+        <w:rFonts w:ascii="Courier New" w:hAnsi="Courier New" w:cs="Courier New" w:hint="default" w:eastAsia="黑体"/>
       </w:rPr>
     </w:lvl>
     <w:lvl w:ilvl="5">
@@ -2744,7 +2958,7 @@
         <w:ind w:left="4320" w:hanging="360"/>
       </w:pPr>
       <w:rPr>
-        <w:rFonts w:ascii="Wingdings" w:hAnsi="Wingdings" w:cs="Wingdings" w:hint="default"/>
+        <w:rFonts w:ascii="Wingdings" w:hAnsi="Wingdings" w:cs="Wingdings" w:hint="default" w:eastAsia="黑体"/>
       </w:rPr>
     </w:lvl>
     <w:lvl w:ilvl="6">
@@ -2755,7 +2969,7 @@
         <w:ind w:left="5040" w:hanging="360"/>
       </w:pPr>
       <w:rPr>
-        <w:rFonts w:ascii="Symbol" w:hAnsi="Symbol" w:cs="Symbol" w:hint="default"/>
+        <w:rFonts w:ascii="Symbol" w:hAnsi="Symbol" w:cs="Symbol" w:hint="default" w:eastAsia="黑体"/>
       </w:rPr>
     </w:lvl>
     <w:lvl w:ilvl="7">
@@ -2766,7 +2980,7 @@
         <w:ind w:left="5760" w:hanging="360"/>
       </w:pPr>
       <w:rPr>
-        <w:rFonts w:ascii="Courier New" w:hAnsi="Courier New" w:cs="Courier New" w:hint="default"/>
+        <w:rFonts w:ascii="Courier New" w:hAnsi="Courier New" w:cs="Courier New" w:hint="default" w:eastAsia="黑体"/>
       </w:rPr>
     </w:lvl>
     <w:lvl w:ilvl="8">
@@ -2777,7 +2991,7 @@
         <w:ind w:left="6480" w:hanging="360"/>
       </w:pPr>
       <w:rPr>
-        <w:rFonts w:ascii="Wingdings" w:hAnsi="Wingdings" w:cs="Wingdings" w:hint="default"/>
+        <w:rFonts w:ascii="Wingdings" w:hAnsi="Wingdings" w:cs="Wingdings" w:hint="default" w:eastAsia="黑体"/>
       </w:rPr>
     </w:lvl>
   </w:abstractNum>
@@ -2833,11 +3047,11 @@
 </file>
 
 <file path=word/styles.xml><?xml version="1.0" encoding="utf-8"?>
-<w:styles xmlns:mc="http://schemas.openxmlformats.org/markup-compatibility/2006" xmlns:r="http://schemas.openxmlformats.org/officeDocument/2006/relationships" xmlns:w="http://schemas.openxmlformats.org/wordprocessingml/2006/main" xmlns:w14="http://schemas.microsoft.com/office/word/2010/wordml" mc:Ignorable="w14">
+<w:styles xmlns:mc="http://schemas.openxmlformats.org/markup-compatibility/2006" xmlns:w="http://schemas.openxmlformats.org/wordprocessingml/2006/main" xmlns:r="http://schemas.openxmlformats.org/officeDocument/2006/relationships" xmlns:w14="http://schemas.microsoft.com/office/word/2010/wordml" mc:Ignorable="w14">
   <w:docDefaults>
     <w:rPrDefault>
       <w:rPr>
-        <w:rFonts w:asciiTheme="minorHAnsi" w:cstheme="minorBidi" w:eastAsiaTheme="minorEastAsia" w:hAnsiTheme="minorHAnsi"/>
+        <w:rFonts w:asciiTheme="minorHAnsi" w:cstheme="minorBidi" w:hAnsiTheme="minorHAnsi" w:eastAsia="黑体"/>
         <w:sz w:val="22"/>
         <w:szCs w:val="22"/>
         <w:lang w:bidi="ar-SA" w:eastAsia="en-US" w:val="en-US"/>
@@ -3059,7 +3273,7 @@
       <w:outlineLvl w:val="0"/>
     </w:pPr>
     <w:rPr>
-      <w:rFonts w:ascii="Times New Roman" w:asciiTheme="majorHAnsi" w:cstheme="majorBidi" w:eastAsia="黑体" w:eastAsiaTheme="majorEastAsia" w:hAnsi="Times New Roman" w:hAnsiTheme="majorHAnsi"/>
+      <w:rFonts w:ascii="Times New Roman" w:asciiTheme="majorHAnsi" w:cstheme="majorBidi" w:eastAsia="黑体" w:hAnsi="Times New Roman" w:hAnsiTheme="majorHAnsi"/>
       <w:b/>
       <w:bCs/>
       <w:color w:val="1F3864"/>
@@ -3083,7 +3297,7 @@
       <w:outlineLvl w:val="1"/>
     </w:pPr>
     <w:rPr>
-      <w:rFonts w:ascii="Times New Roman" w:asciiTheme="majorHAnsi" w:cstheme="majorBidi" w:eastAsia="黑体" w:eastAsiaTheme="majorEastAsia" w:hAnsi="Times New Roman" w:hAnsiTheme="majorHAnsi"/>
+      <w:rFonts w:ascii="Times New Roman" w:asciiTheme="majorHAnsi" w:cstheme="majorBidi" w:eastAsia="黑体" w:hAnsi="Times New Roman" w:hAnsiTheme="majorHAnsi"/>
       <w:b/>
       <w:bCs/>
       <w:color w:val="2E4E7E"/>
@@ -3107,7 +3321,7 @@
       <w:outlineLvl w:val="2"/>
     </w:pPr>
     <w:rPr>
-      <w:rFonts w:ascii="Times New Roman" w:asciiTheme="majorHAnsi" w:cstheme="majorBidi" w:eastAsia="黑体" w:eastAsiaTheme="majorEastAsia" w:hAnsi="Times New Roman" w:hAnsiTheme="majorHAnsi"/>
+      <w:rFonts w:ascii="Times New Roman" w:asciiTheme="majorHAnsi" w:cstheme="majorBidi" w:eastAsia="黑体" w:hAnsi="Times New Roman" w:hAnsiTheme="majorHAnsi"/>
       <w:b/>
       <w:bCs/>
       <w:color w:val="2E4E7E"/>
@@ -3131,7 +3345,7 @@
       <w:outlineLvl w:val="3"/>
     </w:pPr>
     <w:rPr>
-      <w:rFonts w:ascii="Times New Roman" w:asciiTheme="majorHAnsi" w:cstheme="majorBidi" w:eastAsia="黑体" w:eastAsiaTheme="majorEastAsia" w:hAnsi="Times New Roman" w:hAnsiTheme="majorHAnsi"/>
+      <w:rFonts w:ascii="Times New Roman" w:asciiTheme="majorHAnsi" w:cstheme="majorBidi" w:eastAsia="黑体" w:hAnsi="Times New Roman" w:hAnsiTheme="majorHAnsi"/>
       <w:b/>
       <w:bCs/>
       <w:i/>
@@ -3157,7 +3371,7 @@
       <w:outlineLvl w:val="4"/>
     </w:pPr>
     <w:rPr>
-      <w:rFonts w:ascii="Times New Roman" w:asciiTheme="majorHAnsi" w:cstheme="majorBidi" w:eastAsia="黑体" w:eastAsiaTheme="majorEastAsia" w:hAnsi="Times New Roman" w:hAnsiTheme="majorHAnsi"/>
+      <w:rFonts w:ascii="Times New Roman" w:asciiTheme="majorHAnsi" w:cstheme="majorBidi" w:eastAsia="黑体" w:hAnsi="Times New Roman" w:hAnsiTheme="majorHAnsi"/>
       <w:b/>
       <w:color w:val="333333"/>
       <w:sz w:val="22"/>
@@ -3180,7 +3394,7 @@
       <w:outlineLvl w:val="5"/>
     </w:pPr>
     <w:rPr>
-      <w:rFonts w:asciiTheme="majorHAnsi" w:cstheme="majorBidi" w:eastAsiaTheme="majorEastAsia" w:hAnsiTheme="majorHAnsi"/>
+      <w:rFonts w:asciiTheme="majorHAnsi" w:cstheme="majorBidi" w:hAnsiTheme="majorHAnsi" w:eastAsia="黑体"/>
       <w:i/>
       <w:iCs/>
       <w:color w:themeColor="accent1" w:themeShade="7F" w:val="243F60"/>
@@ -3203,7 +3417,7 @@
       <w:outlineLvl w:val="6"/>
     </w:pPr>
     <w:rPr>
-      <w:rFonts w:asciiTheme="majorHAnsi" w:cstheme="majorBidi" w:eastAsiaTheme="majorEastAsia" w:hAnsiTheme="majorHAnsi"/>
+      <w:rFonts w:asciiTheme="majorHAnsi" w:cstheme="majorBidi" w:hAnsiTheme="majorHAnsi" w:eastAsia="黑体"/>
       <w:i/>
       <w:iCs/>
       <w:color w:themeColor="text1" w:themeTint="BF" w:val="404040"/>
@@ -3226,7 +3440,7 @@
       <w:outlineLvl w:val="7"/>
     </w:pPr>
     <w:rPr>
-      <w:rFonts w:asciiTheme="majorHAnsi" w:cstheme="majorBidi" w:eastAsiaTheme="majorEastAsia" w:hAnsiTheme="majorHAnsi"/>
+      <w:rFonts w:asciiTheme="majorHAnsi" w:cstheme="majorBidi" w:hAnsiTheme="majorHAnsi" w:eastAsia="黑体"/>
       <w:color w:themeColor="accent1" w:val="4F81BD"/>
       <w:sz w:val="20"/>
       <w:szCs w:val="20"/>
@@ -3249,7 +3463,7 @@
       <w:outlineLvl w:val="8"/>
     </w:pPr>
     <w:rPr>
-      <w:rFonts w:asciiTheme="majorHAnsi" w:cstheme="majorBidi" w:eastAsiaTheme="majorEastAsia" w:hAnsiTheme="majorHAnsi"/>
+      <w:rFonts w:asciiTheme="majorHAnsi" w:cstheme="majorBidi" w:hAnsiTheme="majorHAnsi" w:eastAsia="黑体"/>
       <w:i/>
       <w:iCs/>
       <w:color w:themeColor="text1" w:themeTint="BF" w:val="404040"/>
@@ -3300,7 +3514,7 @@
     <w:uiPriority w:val="9"/>
     <w:rsid w:val="00FC693F"/>
     <w:rPr>
-      <w:rFonts w:asciiTheme="majorHAnsi" w:cstheme="majorBidi" w:eastAsiaTheme="majorEastAsia" w:hAnsiTheme="majorHAnsi"/>
+      <w:rFonts w:asciiTheme="majorHAnsi" w:cstheme="majorBidi" w:hAnsiTheme="majorHAnsi" w:eastAsia="黑体"/>
       <w:b/>
       <w:bCs/>
       <w:color w:themeColor="accent1" w:themeShade="BF" w:val="365F91"/>
@@ -3315,7 +3529,7 @@
     <w:uiPriority w:val="9"/>
     <w:rsid w:val="00FC693F"/>
     <w:rPr>
-      <w:rFonts w:asciiTheme="majorHAnsi" w:cstheme="majorBidi" w:eastAsiaTheme="majorEastAsia" w:hAnsiTheme="majorHAnsi"/>
+      <w:rFonts w:asciiTheme="majorHAnsi" w:cstheme="majorBidi" w:hAnsiTheme="majorHAnsi" w:eastAsia="黑体"/>
       <w:b/>
       <w:bCs/>
       <w:color w:themeColor="accent1" w:val="4F81BD"/>
@@ -3330,7 +3544,7 @@
     <w:uiPriority w:val="9"/>
     <w:rsid w:val="00FC693F"/>
     <w:rPr>
-      <w:rFonts w:asciiTheme="majorHAnsi" w:cstheme="majorBidi" w:eastAsiaTheme="majorEastAsia" w:hAnsiTheme="majorHAnsi"/>
+      <w:rFonts w:asciiTheme="majorHAnsi" w:cstheme="majorBidi" w:hAnsiTheme="majorHAnsi" w:eastAsia="黑体"/>
       <w:b/>
       <w:bCs/>
       <w:color w:themeColor="accent1" w:val="4F81BD"/>
@@ -3353,7 +3567,7 @@
       <w:contextualSpacing/>
     </w:pPr>
     <w:rPr>
-      <w:rFonts w:ascii="Times New Roman" w:asciiTheme="majorHAnsi" w:cstheme="majorBidi" w:eastAsia="黑体" w:eastAsiaTheme="majorEastAsia" w:hAnsi="Times New Roman" w:hAnsiTheme="majorHAnsi"/>
+      <w:rFonts w:ascii="Times New Roman" w:asciiTheme="majorHAnsi" w:cstheme="majorBidi" w:eastAsia="黑体" w:hAnsi="Times New Roman" w:hAnsiTheme="majorHAnsi"/>
       <w:b/>
       <w:color w:val="1F3864"/>
       <w:spacing w:val="5"/>
@@ -3369,7 +3583,7 @@
     <w:uiPriority w:val="10"/>
     <w:rsid w:val="00FC693F"/>
     <w:rPr>
-      <w:rFonts w:asciiTheme="majorHAnsi" w:cstheme="majorBidi" w:eastAsiaTheme="majorEastAsia" w:hAnsiTheme="majorHAnsi"/>
+      <w:rFonts w:asciiTheme="majorHAnsi" w:cstheme="majorBidi" w:hAnsiTheme="majorHAnsi" w:eastAsia="黑体"/>
       <w:color w:themeColor="text2" w:themeShade="BF" w:val="17365D"/>
       <w:spacing w:val="5"/>
       <w:kern w:val="28"/>
@@ -3391,7 +3605,7 @@
       </w:numPr>
     </w:pPr>
     <w:rPr>
-      <w:rFonts w:asciiTheme="majorHAnsi" w:cstheme="majorBidi" w:eastAsiaTheme="majorEastAsia" w:hAnsiTheme="majorHAnsi"/>
+      <w:rFonts w:asciiTheme="majorHAnsi" w:cstheme="majorBidi" w:hAnsiTheme="majorHAnsi" w:eastAsia="黑体"/>
       <w:i/>
       <w:iCs/>
       <w:color w:themeColor="accent1" w:val="4F81BD"/>
@@ -3407,7 +3621,7 @@
     <w:uiPriority w:val="11"/>
     <w:rsid w:val="00FC693F"/>
     <w:rPr>
-      <w:rFonts w:asciiTheme="majorHAnsi" w:cstheme="majorBidi" w:eastAsiaTheme="majorEastAsia" w:hAnsiTheme="majorHAnsi"/>
+      <w:rFonts w:asciiTheme="majorHAnsi" w:cstheme="majorBidi" w:hAnsiTheme="majorHAnsi" w:eastAsia="黑体"/>
       <w:i/>
       <w:iCs/>
       <w:color w:themeColor="accent1" w:val="4F81BD"/>
@@ -3474,6 +3688,7 @@
       <w:spacing w:after="120"/>
     </w:pPr>
     <w:rPr>
+      <w:rFonts w:eastAsia="黑体"/>
       <w:sz w:val="16"/>
       <w:szCs w:val="16"/>
     </w:rPr>
@@ -3485,6 +3700,7 @@
     <w:uiPriority w:val="99"/>
     <w:rsid w:val="00AA1D8D"/>
     <w:rPr>
+      <w:rFonts w:eastAsia="黑体"/>
       <w:sz w:val="16"/>
       <w:szCs w:val="16"/>
     </w:rPr>
@@ -3654,7 +3870,7 @@
       </w:tabs>
     </w:pPr>
     <w:rPr>
-      <w:rFonts w:ascii="Courier" w:hAnsi="Courier"/>
+      <w:rFonts w:ascii="Courier" w:hAnsi="Courier" w:eastAsia="黑体"/>
       <w:sz w:val="20"/>
       <w:szCs w:val="20"/>
     </w:rPr>
@@ -3666,7 +3882,7 @@
     <w:uiPriority w:val="99"/>
     <w:rsid w:val="0029639D"/>
     <w:rPr>
-      <w:rFonts w:ascii="Courier" w:hAnsi="Courier"/>
+      <w:rFonts w:ascii="Courier" w:hAnsi="Courier" w:eastAsia="黑体"/>
       <w:sz w:val="20"/>
       <w:szCs w:val="20"/>
     </w:rPr>
@@ -3702,6 +3918,7 @@
     <w:uiPriority w:val="29"/>
     <w:rsid w:val="00FC693F"/>
     <w:rPr>
+      <w:rFonts w:eastAsia="黑体"/>
       <w:i/>
       <w:iCs/>
       <w:color w:themeColor="text1" w:val="000000"/>
@@ -3715,7 +3932,7 @@
     <w:semiHidden/>
     <w:rsid w:val="00FC693F"/>
     <w:rPr>
-      <w:rFonts w:asciiTheme="majorHAnsi" w:cstheme="majorBidi" w:eastAsiaTheme="majorEastAsia" w:hAnsiTheme="majorHAnsi"/>
+      <w:rFonts w:asciiTheme="majorHAnsi" w:cstheme="majorBidi" w:hAnsiTheme="majorHAnsi" w:eastAsia="黑体"/>
       <w:b/>
       <w:bCs/>
       <w:i/>
@@ -3731,7 +3948,7 @@
     <w:semiHidden/>
     <w:rsid w:val="00FC693F"/>
     <w:rPr>
-      <w:rFonts w:asciiTheme="majorHAnsi" w:cstheme="majorBidi" w:eastAsiaTheme="majorEastAsia" w:hAnsiTheme="majorHAnsi"/>
+      <w:rFonts w:asciiTheme="majorHAnsi" w:cstheme="majorBidi" w:hAnsiTheme="majorHAnsi" w:eastAsia="黑体"/>
       <w:color w:themeColor="accent1" w:themeShade="7F" w:val="243F60"/>
     </w:rPr>
   </w:style>
@@ -3743,7 +3960,7 @@
     <w:semiHidden/>
     <w:rsid w:val="00FC693F"/>
     <w:rPr>
-      <w:rFonts w:asciiTheme="majorHAnsi" w:cstheme="majorBidi" w:eastAsiaTheme="majorEastAsia" w:hAnsiTheme="majorHAnsi"/>
+      <w:rFonts w:asciiTheme="majorHAnsi" w:cstheme="majorBidi" w:hAnsiTheme="majorHAnsi" w:eastAsia="黑体"/>
       <w:i/>
       <w:iCs/>
       <w:color w:themeColor="accent1" w:themeShade="7F" w:val="243F60"/>
@@ -3757,7 +3974,7 @@
     <w:semiHidden/>
     <w:rsid w:val="00FC693F"/>
     <w:rPr>
-      <w:rFonts w:asciiTheme="majorHAnsi" w:cstheme="majorBidi" w:eastAsiaTheme="majorEastAsia" w:hAnsiTheme="majorHAnsi"/>
+      <w:rFonts w:asciiTheme="majorHAnsi" w:cstheme="majorBidi" w:hAnsiTheme="majorHAnsi" w:eastAsia="黑体"/>
       <w:i/>
       <w:iCs/>
       <w:color w:themeColor="text1" w:themeTint="BF" w:val="404040"/>
@@ -3771,7 +3988,7 @@
     <w:semiHidden/>
     <w:rsid w:val="00FC693F"/>
     <w:rPr>
-      <w:rFonts w:asciiTheme="majorHAnsi" w:cstheme="majorBidi" w:eastAsiaTheme="majorEastAsia" w:hAnsiTheme="majorHAnsi"/>
+      <w:rFonts w:asciiTheme="majorHAnsi" w:cstheme="majorBidi" w:hAnsiTheme="majorHAnsi" w:eastAsia="黑体"/>
       <w:color w:themeColor="accent1" w:val="4F81BD"/>
       <w:sz w:val="20"/>
       <w:szCs w:val="20"/>
@@ -3785,7 +4002,7 @@
     <w:semiHidden/>
     <w:rsid w:val="00FC693F"/>
     <w:rPr>
-      <w:rFonts w:asciiTheme="majorHAnsi" w:cstheme="majorBidi" w:eastAsiaTheme="majorEastAsia" w:hAnsiTheme="majorHAnsi"/>
+      <w:rFonts w:asciiTheme="majorHAnsi" w:cstheme="majorBidi" w:hAnsiTheme="majorHAnsi" w:eastAsia="黑体"/>
       <w:i/>
       <w:iCs/>
       <w:color w:themeColor="text1" w:themeTint="BF" w:val="404040"/>
@@ -3806,6 +4023,7 @@
       <w:spacing w:line="240" w:lineRule="auto"/>
     </w:pPr>
     <w:rPr>
+      <w:rFonts w:eastAsia="黑体"/>
       <w:b/>
       <w:bCs/>
       <w:color w:themeColor="accent1" w:val="4F81BD"/>
@@ -3820,6 +4038,7 @@
     <w:qFormat/>
     <w:rsid w:val="00FC693F"/>
     <w:rPr>
+      <w:rFonts w:eastAsia="黑体"/>
       <w:b/>
       <w:bCs/>
     </w:rPr>
@@ -3831,6 +4050,7 @@
     <w:qFormat/>
     <w:rsid w:val="00FC693F"/>
     <w:rPr>
+      <w:rFonts w:eastAsia="黑体"/>
       <w:i/>
       <w:iCs/>
     </w:rPr>
@@ -3851,6 +4071,7 @@
       <w:ind w:left="936" w:right="936"/>
     </w:pPr>
     <w:rPr>
+      <w:rFonts w:eastAsia="黑体"/>
       <w:b/>
       <w:bCs/>
       <w:i/>
@@ -3865,6 +4086,7 @@
     <w:uiPriority w:val="30"/>
     <w:rsid w:val="00FC693F"/>
     <w:rPr>
+      <w:rFonts w:eastAsia="黑体"/>
       <w:b/>
       <w:bCs/>
       <w:i/>
@@ -3879,6 +4101,7 @@
     <w:qFormat/>
     <w:rsid w:val="00FC693F"/>
     <w:rPr>
+      <w:rFonts w:eastAsia="黑体"/>
       <w:i/>
       <w:iCs/>
       <w:color w:themeColor="text1" w:themeTint="7F" w:val="808080"/>
@@ -3891,6 +4114,7 @@
     <w:qFormat/>
     <w:rsid w:val="00FC693F"/>
     <w:rPr>
+      <w:rFonts w:eastAsia="黑体"/>
       <w:b/>
       <w:bCs/>
       <w:i/>
@@ -3905,6 +4129,7 @@
     <w:qFormat/>
     <w:rsid w:val="00FC693F"/>
     <w:rPr>
+      <w:rFonts w:eastAsia="黑体"/>
       <w:smallCaps/>
       <w:color w:themeColor="accent2" w:val="C0504D"/>
       <w:u w:val="single"/>
@@ -3917,6 +4142,7 @@
     <w:qFormat/>
     <w:rsid w:val="00FC693F"/>
     <w:rPr>
+      <w:rFonts w:eastAsia="黑体"/>
       <w:b/>
       <w:bCs/>
       <w:smallCaps/>
@@ -3932,6 +4158,7 @@
     <w:qFormat/>
     <w:rsid w:val="00FC693F"/>
     <w:rPr>
+      <w:rFonts w:eastAsia="黑体"/>
       <w:b/>
       <w:bCs/>
       <w:smallCaps/>
@@ -3986,6 +4213,7 @@
       <w:spacing w:after="0" w:line="240" w:lineRule="auto"/>
     </w:pPr>
     <w:rPr>
+      <w:rFonts w:eastAsia="黑体"/>
       <w:color w:themeColor="text1" w:themeShade="BF" w:val="000000"/>
     </w:rPr>
     <w:tblPr>
@@ -4008,6 +4236,7 @@
         <w:spacing w:after="0" w:before="0" w:line="240" w:lineRule="auto"/>
       </w:pPr>
       <w:rPr>
+        <w:rFonts w:eastAsia="黑体"/>
         <w:b/>
         <w:bCs/>
       </w:rPr>
@@ -4028,6 +4257,7 @@
         <w:spacing w:after="0" w:before="0" w:line="240" w:lineRule="auto"/>
       </w:pPr>
       <w:rPr>
+        <w:rFonts w:eastAsia="黑体"/>
         <w:b/>
         <w:bCs/>
       </w:rPr>
@@ -4045,12 +4275,14 @@
     </w:tblStylePr>
     <w:tblStylePr w:type="firstCol">
       <w:rPr>
+        <w:rFonts w:eastAsia="黑体"/>
         <w:b/>
         <w:bCs/>
       </w:rPr>
     </w:tblStylePr>
     <w:tblStylePr w:type="lastCol">
       <w:rPr>
+        <w:rFonts w:eastAsia="黑体"/>
         <w:b/>
         <w:bCs/>
       </w:rPr>
@@ -4089,6 +4321,7 @@
       <w:spacing w:after="0" w:line="240" w:lineRule="auto"/>
     </w:pPr>
     <w:rPr>
+      <w:rFonts w:eastAsia="黑体"/>
       <w:color w:themeColor="accent1" w:themeShade="BF" w:val="365F91"/>
     </w:rPr>
     <w:tblPr>
@@ -4111,6 +4344,7 @@
         <w:spacing w:after="0" w:before="0" w:line="240" w:lineRule="auto"/>
       </w:pPr>
       <w:rPr>
+        <w:rFonts w:eastAsia="黑体"/>
         <w:b/>
         <w:bCs/>
       </w:rPr>
@@ -4131,6 +4365,7 @@
         <w:spacing w:after="0" w:before="0" w:line="240" w:lineRule="auto"/>
       </w:pPr>
       <w:rPr>
+        <w:rFonts w:eastAsia="黑体"/>
         <w:b/>
         <w:bCs/>
       </w:rPr>
@@ -4148,12 +4383,14 @@
     </w:tblStylePr>
     <w:tblStylePr w:type="firstCol">
       <w:rPr>
+        <w:rFonts w:eastAsia="黑体"/>
         <w:b/>
         <w:bCs/>
       </w:rPr>
     </w:tblStylePr>
     <w:tblStylePr w:type="lastCol">
       <w:rPr>
+        <w:rFonts w:eastAsia="黑体"/>
         <w:b/>
         <w:bCs/>
       </w:rPr>
@@ -4192,6 +4429,7 @@
       <w:spacing w:after="0" w:line="240" w:lineRule="auto"/>
     </w:pPr>
     <w:rPr>
+      <w:rFonts w:eastAsia="黑体"/>
       <w:color w:themeColor="accent2" w:themeShade="BF" w:val="943634"/>
     </w:rPr>
     <w:tblPr>
@@ -4214,6 +4452,7 @@
         <w:spacing w:after="0" w:before="0" w:line="240" w:lineRule="auto"/>
       </w:pPr>
       <w:rPr>
+        <w:rFonts w:eastAsia="黑体"/>
         <w:b/>
         <w:bCs/>
       </w:rPr>
@@ -4234,6 +4473,7 @@
         <w:spacing w:after="0" w:before="0" w:line="240" w:lineRule="auto"/>
       </w:pPr>
       <w:rPr>
+        <w:rFonts w:eastAsia="黑体"/>
         <w:b/>
         <w:bCs/>
       </w:rPr>
@@ -4251,12 +4491,14 @@
     </w:tblStylePr>
     <w:tblStylePr w:type="firstCol">
       <w:rPr>
+        <w:rFonts w:eastAsia="黑体"/>
         <w:b/>
         <w:bCs/>
       </w:rPr>
     </w:tblStylePr>
     <w:tblStylePr w:type="lastCol">
       <w:rPr>
+        <w:rFonts w:eastAsia="黑体"/>
         <w:b/>
         <w:bCs/>
       </w:rPr>
@@ -4295,6 +4537,7 @@
       <w:spacing w:after="0" w:line="240" w:lineRule="auto"/>
     </w:pPr>
     <w:rPr>
+      <w:rFonts w:eastAsia="黑体"/>
       <w:color w:themeColor="accent3" w:themeShade="BF" w:val="76923C"/>
     </w:rPr>
     <w:tblPr>
@@ -4317,6 +4560,7 @@
         <w:spacing w:after="0" w:before="0" w:line="240" w:lineRule="auto"/>
       </w:pPr>
       <w:rPr>
+        <w:rFonts w:eastAsia="黑体"/>
         <w:b/>
         <w:bCs/>
       </w:rPr>
@@ -4337,6 +4581,7 @@
         <w:spacing w:after="0" w:before="0" w:line="240" w:lineRule="auto"/>
       </w:pPr>
       <w:rPr>
+        <w:rFonts w:eastAsia="黑体"/>
         <w:b/>
         <w:bCs/>
       </w:rPr>
@@ -4354,12 +4599,14 @@
     </w:tblStylePr>
     <w:tblStylePr w:type="firstCol">
       <w:rPr>
+        <w:rFonts w:eastAsia="黑体"/>
         <w:b/>
         <w:bCs/>
       </w:rPr>
     </w:tblStylePr>
     <w:tblStylePr w:type="lastCol">
       <w:rPr>
+        <w:rFonts w:eastAsia="黑体"/>
         <w:b/>
         <w:bCs/>
       </w:rPr>
@@ -4398,6 +4645,7 @@
       <w:spacing w:after="0" w:line="240" w:lineRule="auto"/>
     </w:pPr>
     <w:rPr>
+      <w:rFonts w:eastAsia="黑体"/>
       <w:color w:themeColor="accent4" w:themeShade="BF" w:val="5F497A"/>
     </w:rPr>
     <w:tblPr>
@@ -4420,6 +4668,7 @@
         <w:spacing w:after="0" w:before="0" w:line="240" w:lineRule="auto"/>
       </w:pPr>
       <w:rPr>
+        <w:rFonts w:eastAsia="黑体"/>
         <w:b/>
         <w:bCs/>
       </w:rPr>
@@ -4440,6 +4689,7 @@
         <w:spacing w:after="0" w:before="0" w:line="240" w:lineRule="auto"/>
       </w:pPr>
       <w:rPr>
+        <w:rFonts w:eastAsia="黑体"/>
         <w:b/>
         <w:bCs/>
       </w:rPr>
@@ -4457,12 +4707,14 @@
     </w:tblStylePr>
     <w:tblStylePr w:type="firstCol">
       <w:rPr>
+        <w:rFonts w:eastAsia="黑体"/>
         <w:b/>
         <w:bCs/>
       </w:rPr>
     </w:tblStylePr>
     <w:tblStylePr w:type="lastCol">
       <w:rPr>
+        <w:rFonts w:eastAsia="黑体"/>
         <w:b/>
         <w:bCs/>
       </w:rPr>
@@ -4501,6 +4753,7 @@
       <w:spacing w:after="0" w:line="240" w:lineRule="auto"/>
     </w:pPr>
     <w:rPr>
+      <w:rFonts w:eastAsia="黑体"/>
       <w:color w:themeColor="accent5" w:themeShade="BF" w:val="31849B"/>
     </w:rPr>
     <w:tblPr>
@@ -4523,6 +4776,7 @@
         <w:spacing w:after="0" w:before="0" w:line="240" w:lineRule="auto"/>
       </w:pPr>
       <w:rPr>
+        <w:rFonts w:eastAsia="黑体"/>
         <w:b/>
         <w:bCs/>
       </w:rPr>
@@ -4543,6 +4797,7 @@
         <w:spacing w:after="0" w:before="0" w:line="240" w:lineRule="auto"/>
       </w:pPr>
       <w:rPr>
+        <w:rFonts w:eastAsia="黑体"/>
         <w:b/>
         <w:bCs/>
       </w:rPr>
@@ -4560,12 +4815,14 @@
     </w:tblStylePr>
     <w:tblStylePr w:type="firstCol">
       <w:rPr>
+        <w:rFonts w:eastAsia="黑体"/>
         <w:b/>
         <w:bCs/>
       </w:rPr>
     </w:tblStylePr>
     <w:tblStylePr w:type="lastCol">
       <w:rPr>
+        <w:rFonts w:eastAsia="黑体"/>
         <w:b/>
         <w:bCs/>
       </w:rPr>
@@ -4604,6 +4861,7 @@
       <w:spacing w:after="0" w:line="240" w:lineRule="auto"/>
     </w:pPr>
     <w:rPr>
+      <w:rFonts w:eastAsia="黑体"/>
       <w:color w:themeColor="accent6" w:themeShade="BF" w:val="E36C0A"/>
     </w:rPr>
     <w:tblPr>
@@ -4626,6 +4884,7 @@
         <w:spacing w:after="0" w:before="0" w:line="240" w:lineRule="auto"/>
       </w:pPr>
       <w:rPr>
+        <w:rFonts w:eastAsia="黑体"/>
         <w:b/>
         <w:bCs/>
       </w:rPr>
@@ -4646,6 +4905,7 @@
         <w:spacing w:after="0" w:before="0" w:line="240" w:lineRule="auto"/>
       </w:pPr>
       <w:rPr>
+        <w:rFonts w:eastAsia="黑体"/>
         <w:b/>
         <w:bCs/>
       </w:rPr>
@@ -4663,12 +4923,14 @@
     </w:tblStylePr>
     <w:tblStylePr w:type="firstCol">
       <w:rPr>
+        <w:rFonts w:eastAsia="黑体"/>
         <w:b/>
         <w:bCs/>
       </w:rPr>
     </w:tblStylePr>
     <w:tblStylePr w:type="lastCol">
       <w:rPr>
+        <w:rFonts w:eastAsia="黑体"/>
         <w:b/>
         <w:bCs/>
       </w:rPr>
@@ -4728,6 +4990,7 @@
         <w:spacing w:after="0" w:before="0" w:line="240" w:lineRule="auto"/>
       </w:pPr>
       <w:rPr>
+        <w:rFonts w:eastAsia="黑体"/>
         <w:b/>
         <w:bCs/>
         <w:color w:themeColor="background1" w:val="FFFFFF"/>
@@ -4742,6 +5005,7 @@
         <w:spacing w:after="0" w:before="0" w:line="240" w:lineRule="auto"/>
       </w:pPr>
       <w:rPr>
+        <w:rFonts w:eastAsia="黑体"/>
         <w:b/>
         <w:bCs/>
       </w:rPr>
@@ -4757,12 +5021,14 @@
     </w:tblStylePr>
     <w:tblStylePr w:type="firstCol">
       <w:rPr>
+        <w:rFonts w:eastAsia="黑体"/>
         <w:b/>
         <w:bCs/>
       </w:rPr>
     </w:tblStylePr>
     <w:tblStylePr w:type="lastCol">
       <w:rPr>
+        <w:rFonts w:eastAsia="黑体"/>
         <w:b/>
         <w:bCs/>
       </w:rPr>
@@ -4820,6 +5086,7 @@
         <w:spacing w:after="0" w:before="0" w:line="240" w:lineRule="auto"/>
       </w:pPr>
       <w:rPr>
+        <w:rFonts w:eastAsia="黑体"/>
         <w:b/>
         <w:bCs/>
         <w:color w:themeColor="background1" w:val="FFFFFF"/>
@@ -4834,6 +5101,7 @@
         <w:spacing w:after="0" w:before="0" w:line="240" w:lineRule="auto"/>
       </w:pPr>
       <w:rPr>
+        <w:rFonts w:eastAsia="黑体"/>
         <w:b/>
         <w:bCs/>
       </w:rPr>
@@ -4849,12 +5117,14 @@
     </w:tblStylePr>
     <w:tblStylePr w:type="firstCol">
       <w:rPr>
+        <w:rFonts w:eastAsia="黑体"/>
         <w:b/>
         <w:bCs/>
       </w:rPr>
     </w:tblStylePr>
     <w:tblStylePr w:type="lastCol">
       <w:rPr>
+        <w:rFonts w:eastAsia="黑体"/>
         <w:b/>
         <w:bCs/>
       </w:rPr>
@@ -4912,6 +5182,7 @@
         <w:spacing w:after="0" w:before="0" w:line="240" w:lineRule="auto"/>
       </w:pPr>
       <w:rPr>
+        <w:rFonts w:eastAsia="黑体"/>
         <w:b/>
         <w:bCs/>
         <w:color w:themeColor="background1" w:val="FFFFFF"/>
@@ -4926,6 +5197,7 @@
         <w:spacing w:after="0" w:before="0" w:line="240" w:lineRule="auto"/>
       </w:pPr>
       <w:rPr>
+        <w:rFonts w:eastAsia="黑体"/>
         <w:b/>
         <w:bCs/>
       </w:rPr>
@@ -4941,12 +5213,14 @@
     </w:tblStylePr>
     <w:tblStylePr w:type="firstCol">
       <w:rPr>
+        <w:rFonts w:eastAsia="黑体"/>
         <w:b/>
         <w:bCs/>
       </w:rPr>
     </w:tblStylePr>
     <w:tblStylePr w:type="lastCol">
       <w:rPr>
+        <w:rFonts w:eastAsia="黑体"/>
         <w:b/>
         <w:bCs/>
       </w:rPr>
@@ -5004,6 +5278,7 @@
         <w:spacing w:after="0" w:before="0" w:line="240" w:lineRule="auto"/>
       </w:pPr>
       <w:rPr>
+        <w:rFonts w:eastAsia="黑体"/>
         <w:b/>
         <w:bCs/>
         <w:color w:themeColor="background1" w:val="FFFFFF"/>
@@ -5018,6 +5293,7 @@
         <w:spacing w:after="0" w:before="0" w:line="240" w:lineRule="auto"/>
       </w:pPr>
       <w:rPr>
+        <w:rFonts w:eastAsia="黑体"/>
         <w:b/>
         <w:bCs/>
       </w:rPr>
@@ -5033,12 +5309,14 @@
     </w:tblStylePr>
     <w:tblStylePr w:type="firstCol">
       <w:rPr>
+        <w:rFonts w:eastAsia="黑体"/>
         <w:b/>
         <w:bCs/>
       </w:rPr>
     </w:tblStylePr>
     <w:tblStylePr w:type="lastCol">
       <w:rPr>
+        <w:rFonts w:eastAsia="黑体"/>
         <w:b/>
         <w:bCs/>
       </w:rPr>
@@ -5096,6 +5374,7 @@
         <w:spacing w:after="0" w:before="0" w:line="240" w:lineRule="auto"/>
       </w:pPr>
       <w:rPr>
+        <w:rFonts w:eastAsia="黑体"/>
         <w:b/>
         <w:bCs/>
         <w:color w:themeColor="background1" w:val="FFFFFF"/>
@@ -5110,6 +5389,7 @@
         <w:spacing w:after="0" w:before="0" w:line="240" w:lineRule="auto"/>
       </w:pPr>
       <w:rPr>
+        <w:rFonts w:eastAsia="黑体"/>
         <w:b/>
         <w:bCs/>
       </w:rPr>
@@ -5125,12 +5405,14 @@
     </w:tblStylePr>
     <w:tblStylePr w:type="firstCol">
       <w:rPr>
+        <w:rFonts w:eastAsia="黑体"/>
         <w:b/>
         <w:bCs/>
       </w:rPr>
     </w:tblStylePr>
     <w:tblStylePr w:type="lastCol">
       <w:rPr>
+        <w:rFonts w:eastAsia="黑体"/>
         <w:b/>
         <w:bCs/>
       </w:rPr>
@@ -5188,6 +5470,7 @@
         <w:spacing w:after="0" w:before="0" w:line="240" w:lineRule="auto"/>
       </w:pPr>
       <w:rPr>
+        <w:rFonts w:eastAsia="黑体"/>
         <w:b/>
         <w:bCs/>
         <w:color w:themeColor="background1" w:val="FFFFFF"/>
@@ -5202,6 +5485,7 @@
         <w:spacing w:after="0" w:before="0" w:line="240" w:lineRule="auto"/>
       </w:pPr>
       <w:rPr>
+        <w:rFonts w:eastAsia="黑体"/>
         <w:b/>
         <w:bCs/>
       </w:rPr>
@@ -5217,12 +5501,14 @@
     </w:tblStylePr>
     <w:tblStylePr w:type="firstCol">
       <w:rPr>
+        <w:rFonts w:eastAsia="黑体"/>
         <w:b/>
         <w:bCs/>
       </w:rPr>
     </w:tblStylePr>
     <w:tblStylePr w:type="lastCol">
       <w:rPr>
+        <w:rFonts w:eastAsia="黑体"/>
         <w:b/>
         <w:bCs/>
       </w:rPr>
@@ -5280,6 +5566,7 @@
         <w:spacing w:after="0" w:before="0" w:line="240" w:lineRule="auto"/>
       </w:pPr>
       <w:rPr>
+        <w:rFonts w:eastAsia="黑体"/>
         <w:b/>
         <w:bCs/>
         <w:color w:themeColor="background1" w:val="FFFFFF"/>
@@ -5294,6 +5581,7 @@
         <w:spacing w:after="0" w:before="0" w:line="240" w:lineRule="auto"/>
       </w:pPr>
       <w:rPr>
+        <w:rFonts w:eastAsia="黑体"/>
         <w:b/>
         <w:bCs/>
       </w:rPr>
@@ -5309,12 +5597,14 @@
     </w:tblStylePr>
     <w:tblStylePr w:type="firstCol">
       <w:rPr>
+        <w:rFonts w:eastAsia="黑体"/>
         <w:b/>
         <w:bCs/>
       </w:rPr>
     </w:tblStylePr>
     <w:tblStylePr w:type="lastCol">
       <w:rPr>
+        <w:rFonts w:eastAsia="黑体"/>
         <w:b/>
         <w:bCs/>
       </w:rPr>
@@ -5374,7 +5664,7 @@
         <w:spacing w:after="0" w:before="0" w:line="240" w:lineRule="auto"/>
       </w:pPr>
       <w:rPr>
-        <w:rFonts w:asciiTheme="majorHAnsi" w:cstheme="majorBidi" w:eastAsiaTheme="majorEastAsia" w:hAnsiTheme="majorHAnsi"/>
+        <w:rFonts w:asciiTheme="majorHAnsi" w:cstheme="majorBidi" w:hAnsiTheme="majorHAnsi" w:eastAsia="黑体"/>
         <w:b/>
         <w:bCs/>
       </w:rPr>
@@ -5395,7 +5685,7 @@
         <w:spacing w:after="0" w:before="0" w:line="240" w:lineRule="auto"/>
       </w:pPr>
       <w:rPr>
-        <w:rFonts w:asciiTheme="majorHAnsi" w:cstheme="majorBidi" w:eastAsiaTheme="majorEastAsia" w:hAnsiTheme="majorHAnsi"/>
+        <w:rFonts w:asciiTheme="majorHAnsi" w:cstheme="majorBidi" w:hAnsiTheme="majorHAnsi" w:eastAsia="黑体"/>
         <w:b/>
         <w:bCs/>
       </w:rPr>
@@ -5413,14 +5703,14 @@
     </w:tblStylePr>
     <w:tblStylePr w:type="firstCol">
       <w:rPr>
-        <w:rFonts w:asciiTheme="majorHAnsi" w:cstheme="majorBidi" w:eastAsiaTheme="majorEastAsia" w:hAnsiTheme="majorHAnsi"/>
+        <w:rFonts w:asciiTheme="majorHAnsi" w:cstheme="majorBidi" w:hAnsiTheme="majorHAnsi" w:eastAsia="黑体"/>
         <w:b/>
         <w:bCs/>
       </w:rPr>
     </w:tblStylePr>
     <w:tblStylePr w:type="lastCol">
       <w:rPr>
-        <w:rFonts w:asciiTheme="majorHAnsi" w:cstheme="majorBidi" w:eastAsiaTheme="majorEastAsia" w:hAnsiTheme="majorHAnsi"/>
+        <w:rFonts w:asciiTheme="majorHAnsi" w:cstheme="majorBidi" w:hAnsiTheme="majorHAnsi" w:eastAsia="黑体"/>
         <w:b/>
         <w:bCs/>
       </w:rPr>
@@ -5504,7 +5794,7 @@
         <w:spacing w:after="0" w:before="0" w:line="240" w:lineRule="auto"/>
       </w:pPr>
       <w:rPr>
-        <w:rFonts w:asciiTheme="majorHAnsi" w:cstheme="majorBidi" w:eastAsiaTheme="majorEastAsia" w:hAnsiTheme="majorHAnsi"/>
+        <w:rFonts w:asciiTheme="majorHAnsi" w:cstheme="majorBidi" w:hAnsiTheme="majorHAnsi" w:eastAsia="黑体"/>
         <w:b/>
         <w:bCs/>
       </w:rPr>
@@ -5525,7 +5815,7 @@
         <w:spacing w:after="0" w:before="0" w:line="240" w:lineRule="auto"/>
       </w:pPr>
       <w:rPr>
-        <w:rFonts w:asciiTheme="majorHAnsi" w:cstheme="majorBidi" w:eastAsiaTheme="majorEastAsia" w:hAnsiTheme="majorHAnsi"/>
+        <w:rFonts w:asciiTheme="majorHAnsi" w:cstheme="majorBidi" w:hAnsiTheme="majorHAnsi" w:eastAsia="黑体"/>
         <w:b/>
         <w:bCs/>
       </w:rPr>
@@ -5543,14 +5833,14 @@
     </w:tblStylePr>
     <w:tblStylePr w:type="firstCol">
       <w:rPr>
-        <w:rFonts w:asciiTheme="majorHAnsi" w:cstheme="majorBidi" w:eastAsiaTheme="majorEastAsia" w:hAnsiTheme="majorHAnsi"/>
+        <w:rFonts w:asciiTheme="majorHAnsi" w:cstheme="majorBidi" w:hAnsiTheme="majorHAnsi" w:eastAsia="黑体"/>
         <w:b/>
         <w:bCs/>
       </w:rPr>
     </w:tblStylePr>
     <w:tblStylePr w:type="lastCol">
       <w:rPr>
-        <w:rFonts w:asciiTheme="majorHAnsi" w:cstheme="majorBidi" w:eastAsiaTheme="majorEastAsia" w:hAnsiTheme="majorHAnsi"/>
+        <w:rFonts w:asciiTheme="majorHAnsi" w:cstheme="majorBidi" w:hAnsiTheme="majorHAnsi" w:eastAsia="黑体"/>
         <w:b/>
         <w:bCs/>
       </w:rPr>
@@ -5634,7 +5924,7 @@
         <w:spacing w:after="0" w:before="0" w:line="240" w:lineRule="auto"/>
       </w:pPr>
       <w:rPr>
-        <w:rFonts w:asciiTheme="majorHAnsi" w:cstheme="majorBidi" w:eastAsiaTheme="majorEastAsia" w:hAnsiTheme="majorHAnsi"/>
+        <w:rFonts w:asciiTheme="majorHAnsi" w:cstheme="majorBidi" w:hAnsiTheme="majorHAnsi" w:eastAsia="黑体"/>
         <w:b/>
         <w:bCs/>
       </w:rPr>
@@ -5655,7 +5945,7 @@
         <w:spacing w:after="0" w:before="0" w:line="240" w:lineRule="auto"/>
       </w:pPr>
       <w:rPr>
-        <w:rFonts w:asciiTheme="majorHAnsi" w:cstheme="majorBidi" w:eastAsiaTheme="majorEastAsia" w:hAnsiTheme="majorHAnsi"/>
+        <w:rFonts w:asciiTheme="majorHAnsi" w:cstheme="majorBidi" w:hAnsiTheme="majorHAnsi" w:eastAsia="黑体"/>
         <w:b/>
         <w:bCs/>
       </w:rPr>
@@ -5673,14 +5963,14 @@
     </w:tblStylePr>
     <w:tblStylePr w:type="firstCol">
       <w:rPr>
-        <w:rFonts w:asciiTheme="majorHAnsi" w:cstheme="majorBidi" w:eastAsiaTheme="majorEastAsia" w:hAnsiTheme="majorHAnsi"/>
+        <w:rFonts w:asciiTheme="majorHAnsi" w:cstheme="majorBidi" w:hAnsiTheme="majorHAnsi" w:eastAsia="黑体"/>
         <w:b/>
         <w:bCs/>
       </w:rPr>
     </w:tblStylePr>
     <w:tblStylePr w:type="lastCol">
       <w:rPr>
-        <w:rFonts w:asciiTheme="majorHAnsi" w:cstheme="majorBidi" w:eastAsiaTheme="majorEastAsia" w:hAnsiTheme="majorHAnsi"/>
+        <w:rFonts w:asciiTheme="majorHAnsi" w:cstheme="majorBidi" w:hAnsiTheme="majorHAnsi" w:eastAsia="黑体"/>
         <w:b/>
         <w:bCs/>
       </w:rPr>
@@ -5764,7 +6054,7 @@
         <w:spacing w:after="0" w:before="0" w:line="240" w:lineRule="auto"/>
       </w:pPr>
       <w:rPr>
-        <w:rFonts w:asciiTheme="majorHAnsi" w:cstheme="majorBidi" w:eastAsiaTheme="majorEastAsia" w:hAnsiTheme="majorHAnsi"/>
+        <w:rFonts w:asciiTheme="majorHAnsi" w:cstheme="majorBidi" w:hAnsiTheme="majorHAnsi" w:eastAsia="黑体"/>
         <w:b/>
         <w:bCs/>
       </w:rPr>
@@ -5785,7 +6075,7 @@
         <w:spacing w:after="0" w:before="0" w:line="240" w:lineRule="auto"/>
       </w:pPr>
       <w:rPr>
-        <w:rFonts w:asciiTheme="majorHAnsi" w:cstheme="majorBidi" w:eastAsiaTheme="majorEastAsia" w:hAnsiTheme="majorHAnsi"/>
+        <w:rFonts w:asciiTheme="majorHAnsi" w:cstheme="majorBidi" w:hAnsiTheme="majorHAnsi" w:eastAsia="黑体"/>
         <w:b/>
         <w:bCs/>
       </w:rPr>
@@ -5803,14 +6093,14 @@
     </w:tblStylePr>
     <w:tblStylePr w:type="firstCol">
       <w:rPr>
-        <w:rFonts w:asciiTheme="majorHAnsi" w:cstheme="majorBidi" w:eastAsiaTheme="majorEastAsia" w:hAnsiTheme="majorHAnsi"/>
+        <w:rFonts w:asciiTheme="majorHAnsi" w:cstheme="majorBidi" w:hAnsiTheme="majorHAnsi" w:eastAsia="黑体"/>
         <w:b/>
         <w:bCs/>
       </w:rPr>
     </w:tblStylePr>
     <w:tblStylePr w:type="lastCol">
       <w:rPr>
-        <w:rFonts w:asciiTheme="majorHAnsi" w:cstheme="majorBidi" w:eastAsiaTheme="majorEastAsia" w:hAnsiTheme="majorHAnsi"/>
+        <w:rFonts w:asciiTheme="majorHAnsi" w:cstheme="majorBidi" w:hAnsiTheme="majorHAnsi" w:eastAsia="黑体"/>
         <w:b/>
         <w:bCs/>
       </w:rPr>
@@ -5894,7 +6184,7 @@
         <w:spacing w:after="0" w:before="0" w:line="240" w:lineRule="auto"/>
       </w:pPr>
       <w:rPr>
-        <w:rFonts w:asciiTheme="majorHAnsi" w:cstheme="majorBidi" w:eastAsiaTheme="majorEastAsia" w:hAnsiTheme="majorHAnsi"/>
+        <w:rFonts w:asciiTheme="majorHAnsi" w:cstheme="majorBidi" w:hAnsiTheme="majorHAnsi" w:eastAsia="黑体"/>
         <w:b/>
         <w:bCs/>
       </w:rPr>
@@ -5915,7 +6205,7 @@
         <w:spacing w:after="0" w:before="0" w:line="240" w:lineRule="auto"/>
       </w:pPr>
       <w:rPr>
-        <w:rFonts w:asciiTheme="majorHAnsi" w:cstheme="majorBidi" w:eastAsiaTheme="majorEastAsia" w:hAnsiTheme="majorHAnsi"/>
+        <w:rFonts w:asciiTheme="majorHAnsi" w:cstheme="majorBidi" w:hAnsiTheme="majorHAnsi" w:eastAsia="黑体"/>
         <w:b/>
         <w:bCs/>
       </w:rPr>
@@ -5933,14 +6223,14 @@
     </w:tblStylePr>
     <w:tblStylePr w:type="firstCol">
       <w:rPr>
-        <w:rFonts w:asciiTheme="majorHAnsi" w:cstheme="majorBidi" w:eastAsiaTheme="majorEastAsia" w:hAnsiTheme="majorHAnsi"/>
+        <w:rFonts w:asciiTheme="majorHAnsi" w:cstheme="majorBidi" w:hAnsiTheme="majorHAnsi" w:eastAsia="黑体"/>
         <w:b/>
         <w:bCs/>
       </w:rPr>
     </w:tblStylePr>
     <w:tblStylePr w:type="lastCol">
       <w:rPr>
-        <w:rFonts w:asciiTheme="majorHAnsi" w:cstheme="majorBidi" w:eastAsiaTheme="majorEastAsia" w:hAnsiTheme="majorHAnsi"/>
+        <w:rFonts w:asciiTheme="majorHAnsi" w:cstheme="majorBidi" w:hAnsiTheme="majorHAnsi" w:eastAsia="黑体"/>
         <w:b/>
         <w:bCs/>
       </w:rPr>
@@ -6024,7 +6314,7 @@
         <w:spacing w:after="0" w:before="0" w:line="240" w:lineRule="auto"/>
       </w:pPr>
       <w:rPr>
-        <w:rFonts w:asciiTheme="majorHAnsi" w:cstheme="majorBidi" w:eastAsiaTheme="majorEastAsia" w:hAnsiTheme="majorHAnsi"/>
+        <w:rFonts w:asciiTheme="majorHAnsi" w:cstheme="majorBidi" w:hAnsiTheme="majorHAnsi" w:eastAsia="黑体"/>
         <w:b/>
         <w:bCs/>
       </w:rPr>
@@ -6045,7 +6335,7 @@
         <w:spacing w:after="0" w:before="0" w:line="240" w:lineRule="auto"/>
       </w:pPr>
       <w:rPr>
-        <w:rFonts w:asciiTheme="majorHAnsi" w:cstheme="majorBidi" w:eastAsiaTheme="majorEastAsia" w:hAnsiTheme="majorHAnsi"/>
+        <w:rFonts w:asciiTheme="majorHAnsi" w:cstheme="majorBidi" w:hAnsiTheme="majorHAnsi" w:eastAsia="黑体"/>
         <w:b/>
         <w:bCs/>
       </w:rPr>
@@ -6063,14 +6353,14 @@
     </w:tblStylePr>
     <w:tblStylePr w:type="firstCol">
       <w:rPr>
-        <w:rFonts w:asciiTheme="majorHAnsi" w:cstheme="majorBidi" w:eastAsiaTheme="majorEastAsia" w:hAnsiTheme="majorHAnsi"/>
+        <w:rFonts w:asciiTheme="majorHAnsi" w:cstheme="majorBidi" w:hAnsiTheme="majorHAnsi" w:eastAsia="黑体"/>
         <w:b/>
         <w:bCs/>
       </w:rPr>
     </w:tblStylePr>
     <w:tblStylePr w:type="lastCol">
       <w:rPr>
-        <w:rFonts w:asciiTheme="majorHAnsi" w:cstheme="majorBidi" w:eastAsiaTheme="majorEastAsia" w:hAnsiTheme="majorHAnsi"/>
+        <w:rFonts w:asciiTheme="majorHAnsi" w:cstheme="majorBidi" w:hAnsiTheme="majorHAnsi" w:eastAsia="黑体"/>
         <w:b/>
         <w:bCs/>
       </w:rPr>
@@ -6154,7 +6444,7 @@
         <w:spacing w:after="0" w:before="0" w:line="240" w:lineRule="auto"/>
       </w:pPr>
       <w:rPr>
-        <w:rFonts w:asciiTheme="majorHAnsi" w:cstheme="majorBidi" w:eastAsiaTheme="majorEastAsia" w:hAnsiTheme="majorHAnsi"/>
+        <w:rFonts w:asciiTheme="majorHAnsi" w:cstheme="majorBidi" w:hAnsiTheme="majorHAnsi" w:eastAsia="黑体"/>
         <w:b/>
         <w:bCs/>
       </w:rPr>
@@ -6175,7 +6465,7 @@
         <w:spacing w:after="0" w:before="0" w:line="240" w:lineRule="auto"/>
       </w:pPr>
       <w:rPr>
-        <w:rFonts w:asciiTheme="majorHAnsi" w:cstheme="majorBidi" w:eastAsiaTheme="majorEastAsia" w:hAnsiTheme="majorHAnsi"/>
+        <w:rFonts w:asciiTheme="majorHAnsi" w:cstheme="majorBidi" w:hAnsiTheme="majorHAnsi" w:eastAsia="黑体"/>
         <w:b/>
         <w:bCs/>
       </w:rPr>
@@ -6193,14 +6483,14 @@
     </w:tblStylePr>
     <w:tblStylePr w:type="firstCol">
       <w:rPr>
-        <w:rFonts w:asciiTheme="majorHAnsi" w:cstheme="majorBidi" w:eastAsiaTheme="majorEastAsia" w:hAnsiTheme="majorHAnsi"/>
+        <w:rFonts w:asciiTheme="majorHAnsi" w:cstheme="majorBidi" w:hAnsiTheme="majorHAnsi" w:eastAsia="黑体"/>
         <w:b/>
         <w:bCs/>
       </w:rPr>
     </w:tblStylePr>
     <w:tblStylePr w:type="lastCol">
       <w:rPr>
-        <w:rFonts w:asciiTheme="majorHAnsi" w:cstheme="majorBidi" w:eastAsiaTheme="majorEastAsia" w:hAnsiTheme="majorHAnsi"/>
+        <w:rFonts w:asciiTheme="majorHAnsi" w:cstheme="majorBidi" w:hAnsiTheme="majorHAnsi" w:eastAsia="黑体"/>
         <w:b/>
         <w:bCs/>
       </w:rPr>
@@ -6283,6 +6573,7 @@
         <w:spacing w:after="0" w:before="0" w:line="240" w:lineRule="auto"/>
       </w:pPr>
       <w:rPr>
+        <w:rFonts w:eastAsia="黑体"/>
         <w:b/>
         <w:bCs/>
         <w:color w:themeColor="background1" w:val="FFFFFF"/>
@@ -6305,6 +6596,7 @@
         <w:spacing w:after="0" w:before="0" w:line="240" w:lineRule="auto"/>
       </w:pPr>
       <w:rPr>
+        <w:rFonts w:eastAsia="黑体"/>
         <w:b/>
         <w:bCs/>
       </w:rPr>
@@ -6322,12 +6614,14 @@
     </w:tblStylePr>
     <w:tblStylePr w:type="firstCol">
       <w:rPr>
+        <w:rFonts w:eastAsia="黑体"/>
         <w:b/>
         <w:bCs/>
       </w:rPr>
     </w:tblStylePr>
     <w:tblStylePr w:type="lastCol">
       <w:rPr>
+        <w:rFonts w:eastAsia="黑体"/>
         <w:b/>
         <w:bCs/>
       </w:rPr>
@@ -6389,6 +6683,7 @@
         <w:spacing w:after="0" w:before="0" w:line="240" w:lineRule="auto"/>
       </w:pPr>
       <w:rPr>
+        <w:rFonts w:eastAsia="黑体"/>
         <w:b/>
         <w:bCs/>
         <w:color w:themeColor="background1" w:val="FFFFFF"/>
@@ -6411,6 +6706,7 @@
         <w:spacing w:after="0" w:before="0" w:line="240" w:lineRule="auto"/>
       </w:pPr>
       <w:rPr>
+        <w:rFonts w:eastAsia="黑体"/>
         <w:b/>
         <w:bCs/>
       </w:rPr>
@@ -6428,12 +6724,14 @@
     </w:tblStylePr>
     <w:tblStylePr w:type="firstCol">
       <w:rPr>
+        <w:rFonts w:eastAsia="黑体"/>
         <w:b/>
         <w:bCs/>
       </w:rPr>
     </w:tblStylePr>
     <w:tblStylePr w:type="lastCol">
       <w:rPr>
+        <w:rFonts w:eastAsia="黑体"/>
         <w:b/>
         <w:bCs/>
       </w:rPr>
@@ -6495,6 +6793,7 @@
         <w:spacing w:after="0" w:before="0" w:line="240" w:lineRule="auto"/>
       </w:pPr>
       <w:rPr>
+        <w:rFonts w:eastAsia="黑体"/>
         <w:b/>
         <w:bCs/>
         <w:color w:themeColor="background1" w:val="FFFFFF"/>
@@ -6517,6 +6816,7 @@
         <w:spacing w:after="0" w:before="0" w:line="240" w:lineRule="auto"/>
       </w:pPr>
       <w:rPr>
+        <w:rFonts w:eastAsia="黑体"/>
         <w:b/>
         <w:bCs/>
       </w:rPr>
@@ -6534,12 +6834,14 @@
     </w:tblStylePr>
     <w:tblStylePr w:type="firstCol">
       <w:rPr>
+        <w:rFonts w:eastAsia="黑体"/>
         <w:b/>
         <w:bCs/>
       </w:rPr>
     </w:tblStylePr>
     <w:tblStylePr w:type="lastCol">
       <w:rPr>
+        <w:rFonts w:eastAsia="黑体"/>
         <w:b/>
         <w:bCs/>
       </w:rPr>
@@ -6601,6 +6903,7 @@
         <w:spacing w:after="0" w:before="0" w:line="240" w:lineRule="auto"/>
       </w:pPr>
       <w:rPr>
+        <w:rFonts w:eastAsia="黑体"/>
         <w:b/>
         <w:bCs/>
         <w:color w:themeColor="background1" w:val="FFFFFF"/>
@@ -6623,6 +6926,7 @@
         <w:spacing w:after="0" w:before="0" w:line="240" w:lineRule="auto"/>
       </w:pPr>
       <w:rPr>
+        <w:rFonts w:eastAsia="黑体"/>
         <w:b/>
         <w:bCs/>
       </w:rPr>
@@ -6640,12 +6944,14 @@
     </w:tblStylePr>
     <w:tblStylePr w:type="firstCol">
       <w:rPr>
+        <w:rFonts w:eastAsia="黑体"/>
         <w:b/>
         <w:bCs/>
       </w:rPr>
     </w:tblStylePr>
     <w:tblStylePr w:type="lastCol">
       <w:rPr>
+        <w:rFonts w:eastAsia="黑体"/>
         <w:b/>
         <w:bCs/>
       </w:rPr>
@@ -6707,6 +7013,7 @@
         <w:spacing w:after="0" w:before="0" w:line="240" w:lineRule="auto"/>
       </w:pPr>
       <w:rPr>
+        <w:rFonts w:eastAsia="黑体"/>
         <w:b/>
         <w:bCs/>
         <w:color w:themeColor="background1" w:val="FFFFFF"/>
@@ -6729,6 +7036,7 @@
         <w:spacing w:after="0" w:before="0" w:line="240" w:lineRule="auto"/>
       </w:pPr>
       <w:rPr>
+        <w:rFonts w:eastAsia="黑体"/>
         <w:b/>
         <w:bCs/>
       </w:rPr>
@@ -6746,12 +7054,14 @@
     </w:tblStylePr>
     <w:tblStylePr w:type="firstCol">
       <w:rPr>
+        <w:rFonts w:eastAsia="黑体"/>
         <w:b/>
         <w:bCs/>
       </w:rPr>
     </w:tblStylePr>
     <w:tblStylePr w:type="lastCol">
       <w:rPr>
+        <w:rFonts w:eastAsia="黑体"/>
         <w:b/>
         <w:bCs/>
       </w:rPr>
@@ -6813,6 +7123,7 @@
         <w:spacing w:after="0" w:before="0" w:line="240" w:lineRule="auto"/>
       </w:pPr>
       <w:rPr>
+        <w:rFonts w:eastAsia="黑体"/>
         <w:b/>
         <w:bCs/>
         <w:color w:themeColor="background1" w:val="FFFFFF"/>
@@ -6835,6 +7146,7 @@
         <w:spacing w:after="0" w:before="0" w:line="240" w:lineRule="auto"/>
       </w:pPr>
       <w:rPr>
+        <w:rFonts w:eastAsia="黑体"/>
         <w:b/>
         <w:bCs/>
       </w:rPr>
@@ -6852,12 +7164,14 @@
     </w:tblStylePr>
     <w:tblStylePr w:type="firstCol">
       <w:rPr>
+        <w:rFonts w:eastAsia="黑体"/>
         <w:b/>
         <w:bCs/>
       </w:rPr>
     </w:tblStylePr>
     <w:tblStylePr w:type="lastCol">
       <w:rPr>
+        <w:rFonts w:eastAsia="黑体"/>
         <w:b/>
         <w:bCs/>
       </w:rPr>
@@ -6919,6 +7233,7 @@
         <w:spacing w:after="0" w:before="0" w:line="240" w:lineRule="auto"/>
       </w:pPr>
       <w:rPr>
+        <w:rFonts w:eastAsia="黑体"/>
         <w:b/>
         <w:bCs/>
         <w:color w:themeColor="background1" w:val="FFFFFF"/>
@@ -6941,6 +7256,7 @@
         <w:spacing w:after="0" w:before="0" w:line="240" w:lineRule="auto"/>
       </w:pPr>
       <w:rPr>
+        <w:rFonts w:eastAsia="黑体"/>
         <w:b/>
         <w:bCs/>
       </w:rPr>
@@ -6958,12 +7274,14 @@
     </w:tblStylePr>
     <w:tblStylePr w:type="firstCol">
       <w:rPr>
+        <w:rFonts w:eastAsia="黑体"/>
         <w:b/>
         <w:bCs/>
       </w:rPr>
     </w:tblStylePr>
     <w:tblStylePr w:type="lastCol">
       <w:rPr>
+        <w:rFonts w:eastAsia="黑体"/>
         <w:b/>
         <w:bCs/>
       </w:rPr>
@@ -7022,6 +7340,7 @@
         <w:spacing w:after="0" w:before="0" w:line="240" w:lineRule="auto"/>
       </w:pPr>
       <w:rPr>
+        <w:rFonts w:eastAsia="黑体"/>
         <w:b/>
         <w:bCs/>
         <w:color w:themeColor="background1" w:val="FFFFFF"/>
@@ -7044,6 +7363,7 @@
         <w:spacing w:after="0" w:before="0" w:line="240" w:lineRule="auto"/>
       </w:pPr>
       <w:rPr>
+        <w:rFonts w:eastAsia="黑体"/>
         <w:color w:val="auto"/>
       </w:rPr>
       <w:tblPr/>
@@ -7061,6 +7381,7 @@
     </w:tblStylePr>
     <w:tblStylePr w:type="firstCol">
       <w:rPr>
+        <w:rFonts w:eastAsia="黑体"/>
         <w:b/>
         <w:bCs/>
         <w:color w:themeColor="background1" w:val="FFFFFF"/>
@@ -7080,6 +7401,7 @@
     </w:tblStylePr>
     <w:tblStylePr w:type="lastCol">
       <w:rPr>
+        <w:rFonts w:eastAsia="黑体"/>
         <w:b/>
         <w:bCs/>
         <w:color w:themeColor="background1" w:val="FFFFFF"/>
@@ -7128,6 +7450,7 @@
     </w:tblStylePr>
     <w:tblStylePr w:type="nwCell">
       <w:rPr>
+        <w:rFonts w:eastAsia="黑体"/>
         <w:color w:themeColor="background1" w:val="FFFFFF"/>
       </w:rPr>
       <w:tblPr/>
@@ -7171,6 +7494,7 @@
         <w:spacing w:after="0" w:before="0" w:line="240" w:lineRule="auto"/>
       </w:pPr>
       <w:rPr>
+        <w:rFonts w:eastAsia="黑体"/>
         <w:b/>
         <w:bCs/>
         <w:color w:themeColor="background1" w:val="FFFFFF"/>
@@ -7193,6 +7517,7 @@
         <w:spacing w:after="0" w:before="0" w:line="240" w:lineRule="auto"/>
       </w:pPr>
       <w:rPr>
+        <w:rFonts w:eastAsia="黑体"/>
         <w:color w:val="auto"/>
       </w:rPr>
       <w:tblPr/>
@@ -7210,6 +7535,7 @@
     </w:tblStylePr>
     <w:tblStylePr w:type="firstCol">
       <w:rPr>
+        <w:rFonts w:eastAsia="黑体"/>
         <w:b/>
         <w:bCs/>
         <w:color w:themeColor="background1" w:val="FFFFFF"/>
@@ -7229,6 +7555,7 @@
     </w:tblStylePr>
     <w:tblStylePr w:type="lastCol">
       <w:rPr>
+        <w:rFonts w:eastAsia="黑体"/>
         <w:b/>
         <w:bCs/>
         <w:color w:themeColor="background1" w:val="FFFFFF"/>
@@ -7277,6 +7604,7 @@
     </w:tblStylePr>
     <w:tblStylePr w:type="nwCell">
       <w:rPr>
+        <w:rFonts w:eastAsia="黑体"/>
         <w:color w:themeColor="background1" w:val="FFFFFF"/>
       </w:rPr>
       <w:tblPr/>
@@ -7320,6 +7648,7 @@
         <w:spacing w:after="0" w:before="0" w:line="240" w:lineRule="auto"/>
       </w:pPr>
       <w:rPr>
+        <w:rFonts w:eastAsia="黑体"/>
         <w:b/>
         <w:bCs/>
         <w:color w:themeColor="background1" w:val="FFFFFF"/>
@@ -7342,6 +7671,7 @@
         <w:spacing w:after="0" w:before="0" w:line="240" w:lineRule="auto"/>
       </w:pPr>
       <w:rPr>
+        <w:rFonts w:eastAsia="黑体"/>
         <w:color w:val="auto"/>
       </w:rPr>
       <w:tblPr/>
@@ -7359,6 +7689,7 @@
     </w:tblStylePr>
     <w:tblStylePr w:type="firstCol">
       <w:rPr>
+        <w:rFonts w:eastAsia="黑体"/>
         <w:b/>
         <w:bCs/>
         <w:color w:themeColor="background1" w:val="FFFFFF"/>
@@ -7378,6 +7709,7 @@
     </w:tblStylePr>
     <w:tblStylePr w:type="lastCol">
       <w:rPr>
+        <w:rFonts w:eastAsia="黑体"/>
         <w:b/>
         <w:bCs/>
         <w:color w:themeColor="background1" w:val="FFFFFF"/>
@@ -7426,6 +7758,7 @@
     </w:tblStylePr>
     <w:tblStylePr w:type="nwCell">
       <w:rPr>
+        <w:rFonts w:eastAsia="黑体"/>
         <w:color w:themeColor="background1" w:val="FFFFFF"/>
       </w:rPr>
       <w:tblPr/>
@@ -7469,6 +7802,7 @@
         <w:spacing w:after="0" w:before="0" w:line="240" w:lineRule="auto"/>
       </w:pPr>
       <w:rPr>
+        <w:rFonts w:eastAsia="黑体"/>
         <w:b/>
         <w:bCs/>
         <w:color w:themeColor="background1" w:val="FFFFFF"/>
@@ -7491,6 +7825,7 @@
         <w:spacing w:after="0" w:before="0" w:line="240" w:lineRule="auto"/>
       </w:pPr>
       <w:rPr>
+        <w:rFonts w:eastAsia="黑体"/>
         <w:color w:val="auto"/>
       </w:rPr>
       <w:tblPr/>
@@ -7508,6 +7843,7 @@
     </w:tblStylePr>
     <w:tblStylePr w:type="firstCol">
       <w:rPr>
+        <w:rFonts w:eastAsia="黑体"/>
         <w:b/>
         <w:bCs/>
         <w:color w:themeColor="background1" w:val="FFFFFF"/>
@@ -7527,6 +7863,7 @@
     </w:tblStylePr>
     <w:tblStylePr w:type="lastCol">
       <w:rPr>
+        <w:rFonts w:eastAsia="黑体"/>
         <w:b/>
         <w:bCs/>
         <w:color w:themeColor="background1" w:val="FFFFFF"/>
@@ -7575,6 +7912,7 @@
     </w:tblStylePr>
     <w:tblStylePr w:type="nwCell">
       <w:rPr>
+        <w:rFonts w:eastAsia="黑体"/>
         <w:color w:themeColor="background1" w:val="FFFFFF"/>
       </w:rPr>
       <w:tblPr/>
@@ -7618,6 +7956,7 @@
         <w:spacing w:after="0" w:before="0" w:line="240" w:lineRule="auto"/>
       </w:pPr>
       <w:rPr>
+        <w:rFonts w:eastAsia="黑体"/>
         <w:b/>
         <w:bCs/>
         <w:color w:themeColor="background1" w:val="FFFFFF"/>
@@ -7640,6 +7979,7 @@
         <w:spacing w:after="0" w:before="0" w:line="240" w:lineRule="auto"/>
       </w:pPr>
       <w:rPr>
+        <w:rFonts w:eastAsia="黑体"/>
         <w:color w:val="auto"/>
       </w:rPr>
       <w:tblPr/>
@@ -7657,6 +7997,7 @@
     </w:tblStylePr>
     <w:tblStylePr w:type="firstCol">
       <w:rPr>
+        <w:rFonts w:eastAsia="黑体"/>
         <w:b/>
         <w:bCs/>
         <w:color w:themeColor="background1" w:val="FFFFFF"/>
@@ -7676,6 +8017,7 @@
     </w:tblStylePr>
     <w:tblStylePr w:type="lastCol">
       <w:rPr>
+        <w:rFonts w:eastAsia="黑体"/>
         <w:b/>
         <w:bCs/>
         <w:color w:themeColor="background1" w:val="FFFFFF"/>
@@ -7724,6 +8066,7 @@
     </w:tblStylePr>
     <w:tblStylePr w:type="nwCell">
       <w:rPr>
+        <w:rFonts w:eastAsia="黑体"/>
         <w:color w:themeColor="background1" w:val="FFFFFF"/>
       </w:rPr>
       <w:tblPr/>
@@ -7767,6 +8110,7 @@
         <w:spacing w:after="0" w:before="0" w:line="240" w:lineRule="auto"/>
       </w:pPr>
       <w:rPr>
+        <w:rFonts w:eastAsia="黑体"/>
         <w:b/>
         <w:bCs/>
         <w:color w:themeColor="background1" w:val="FFFFFF"/>
@@ -7789,6 +8133,7 @@
         <w:spacing w:after="0" w:before="0" w:line="240" w:lineRule="auto"/>
       </w:pPr>
       <w:rPr>
+        <w:rFonts w:eastAsia="黑体"/>
         <w:color w:val="auto"/>
       </w:rPr>
       <w:tblPr/>
@@ -7806,6 +8151,7 @@
     </w:tblStylePr>
     <w:tblStylePr w:type="firstCol">
       <w:rPr>
+        <w:rFonts w:eastAsia="黑体"/>
         <w:b/>
         <w:bCs/>
         <w:color w:themeColor="background1" w:val="FFFFFF"/>
@@ -7825,6 +8171,7 @@
     </w:tblStylePr>
     <w:tblStylePr w:type="lastCol">
       <w:rPr>
+        <w:rFonts w:eastAsia="黑体"/>
         <w:b/>
         <w:bCs/>
         <w:color w:themeColor="background1" w:val="FFFFFF"/>
@@ -7873,6 +8220,7 @@
     </w:tblStylePr>
     <w:tblStylePr w:type="nwCell">
       <w:rPr>
+        <w:rFonts w:eastAsia="黑体"/>
         <w:color w:themeColor="background1" w:val="FFFFFF"/>
       </w:rPr>
       <w:tblPr/>
@@ -7916,6 +8264,7 @@
         <w:spacing w:after="0" w:before="0" w:line="240" w:lineRule="auto"/>
       </w:pPr>
       <w:rPr>
+        <w:rFonts w:eastAsia="黑体"/>
         <w:b/>
         <w:bCs/>
         <w:color w:themeColor="background1" w:val="FFFFFF"/>
@@ -7938,6 +8287,7 @@
         <w:spacing w:after="0" w:before="0" w:line="240" w:lineRule="auto"/>
       </w:pPr>
       <w:rPr>
+        <w:rFonts w:eastAsia="黑体"/>
         <w:color w:val="auto"/>
       </w:rPr>
       <w:tblPr/>
@@ -7955,6 +8305,7 @@
     </w:tblStylePr>
     <w:tblStylePr w:type="firstCol">
       <w:rPr>
+        <w:rFonts w:eastAsia="黑体"/>
         <w:b/>
         <w:bCs/>
         <w:color w:themeColor="background1" w:val="FFFFFF"/>
@@ -7974,6 +8325,7 @@
     </w:tblStylePr>
     <w:tblStylePr w:type="lastCol">
       <w:rPr>
+        <w:rFonts w:eastAsia="黑体"/>
         <w:b/>
         <w:bCs/>
         <w:color w:themeColor="background1" w:val="FFFFFF"/>
@@ -8022,6 +8374,7 @@
     </w:tblStylePr>
     <w:tblStylePr w:type="nwCell">
       <w:rPr>
+        <w:rFonts w:eastAsia="黑体"/>
         <w:color w:themeColor="background1" w:val="FFFFFF"/>
       </w:rPr>
       <w:tblPr/>
@@ -8046,6 +8399,7 @@
       <w:spacing w:after="0" w:line="240" w:lineRule="auto"/>
     </w:pPr>
     <w:rPr>
+      <w:rFonts w:eastAsia="黑体"/>
       <w:color w:themeColor="text1" w:val="000000"/>
     </w:rPr>
     <w:tblPr>
@@ -8065,7 +8419,7 @@
     </w:tblPr>
     <w:tblStylePr w:type="firstRow">
       <w:rPr>
-        <w:rFonts w:asciiTheme="majorHAnsi" w:cstheme="majorBidi" w:eastAsiaTheme="majorEastAsia" w:hAnsiTheme="majorHAnsi"/>
+        <w:rFonts w:asciiTheme="majorHAnsi" w:cstheme="majorBidi" w:hAnsiTheme="majorHAnsi" w:eastAsia="黑体"/>
       </w:rPr>
       <w:tblPr/>
       <w:tcPr>
@@ -8077,6 +8431,7 @@
     </w:tblStylePr>
     <w:tblStylePr w:type="lastRow">
       <w:rPr>
+        <w:rFonts w:eastAsia="黑体"/>
         <w:b/>
         <w:bCs/>
         <w:color w:themeColor="text2" w:val="1F497D"/>
@@ -8091,12 +8446,14 @@
     </w:tblStylePr>
     <w:tblStylePr w:type="firstCol">
       <w:rPr>
+        <w:rFonts w:eastAsia="黑体"/>
         <w:b/>
         <w:bCs/>
       </w:rPr>
     </w:tblStylePr>
     <w:tblStylePr w:type="lastCol">
       <w:rPr>
+        <w:rFonts w:eastAsia="黑体"/>
         <w:b/>
         <w:bCs/>
       </w:rPr>
@@ -8130,6 +8487,7 @@
       <w:spacing w:after="0" w:line="240" w:lineRule="auto"/>
     </w:pPr>
     <w:rPr>
+      <w:rFonts w:eastAsia="黑体"/>
       <w:color w:themeColor="text1" w:val="000000"/>
     </w:rPr>
     <w:tblPr>
@@ -8149,7 +8507,7 @@
     </w:tblPr>
     <w:tblStylePr w:type="firstRow">
       <w:rPr>
-        <w:rFonts w:asciiTheme="majorHAnsi" w:cstheme="majorBidi" w:eastAsiaTheme="majorEastAsia" w:hAnsiTheme="majorHAnsi"/>
+        <w:rFonts w:asciiTheme="majorHAnsi" w:cstheme="majorBidi" w:hAnsiTheme="majorHAnsi" w:eastAsia="黑体"/>
       </w:rPr>
       <w:tblPr/>
       <w:tcPr>
@@ -8161,6 +8519,7 @@
     </w:tblStylePr>
     <w:tblStylePr w:type="lastRow">
       <w:rPr>
+        <w:rFonts w:eastAsia="黑体"/>
         <w:b/>
         <w:bCs/>
         <w:color w:themeColor="text2" w:val="1F497D"/>
@@ -8175,12 +8534,14 @@
     </w:tblStylePr>
     <w:tblStylePr w:type="firstCol">
       <w:rPr>
+        <w:rFonts w:eastAsia="黑体"/>
         <w:b/>
         <w:bCs/>
       </w:rPr>
     </w:tblStylePr>
     <w:tblStylePr w:type="lastCol">
       <w:rPr>
+        <w:rFonts w:eastAsia="黑体"/>
         <w:b/>
         <w:bCs/>
       </w:rPr>
@@ -8214,6 +8575,7 @@
       <w:spacing w:after="0" w:line="240" w:lineRule="auto"/>
     </w:pPr>
     <w:rPr>
+      <w:rFonts w:eastAsia="黑体"/>
       <w:color w:themeColor="text1" w:val="000000"/>
     </w:rPr>
     <w:tblPr>
@@ -8233,7 +8595,7 @@
     </w:tblPr>
     <w:tblStylePr w:type="firstRow">
       <w:rPr>
-        <w:rFonts w:asciiTheme="majorHAnsi" w:cstheme="majorBidi" w:eastAsiaTheme="majorEastAsia" w:hAnsiTheme="majorHAnsi"/>
+        <w:rFonts w:asciiTheme="majorHAnsi" w:cstheme="majorBidi" w:hAnsiTheme="majorHAnsi" w:eastAsia="黑体"/>
       </w:rPr>
       <w:tblPr/>
       <w:tcPr>
@@ -8245,6 +8607,7 @@
     </w:tblStylePr>
     <w:tblStylePr w:type="lastRow">
       <w:rPr>
+        <w:rFonts w:eastAsia="黑体"/>
         <w:b/>
         <w:bCs/>
         <w:color w:themeColor="text2" w:val="1F497D"/>
@@ -8259,12 +8622,14 @@
     </w:tblStylePr>
     <w:tblStylePr w:type="firstCol">
       <w:rPr>
+        <w:rFonts w:eastAsia="黑体"/>
         <w:b/>
         <w:bCs/>
       </w:rPr>
     </w:tblStylePr>
     <w:tblStylePr w:type="lastCol">
       <w:rPr>
+        <w:rFonts w:eastAsia="黑体"/>
         <w:b/>
         <w:bCs/>
       </w:rPr>
@@ -8298,6 +8663,7 @@
       <w:spacing w:after="0" w:line="240" w:lineRule="auto"/>
     </w:pPr>
     <w:rPr>
+      <w:rFonts w:eastAsia="黑体"/>
       <w:color w:themeColor="text1" w:val="000000"/>
     </w:rPr>
     <w:tblPr>
@@ -8317,7 +8683,7 @@
     </w:tblPr>
     <w:tblStylePr w:type="firstRow">
       <w:rPr>
-        <w:rFonts w:asciiTheme="majorHAnsi" w:cstheme="majorBidi" w:eastAsiaTheme="majorEastAsia" w:hAnsiTheme="majorHAnsi"/>
+        <w:rFonts w:asciiTheme="majorHAnsi" w:cstheme="majorBidi" w:hAnsiTheme="majorHAnsi" w:eastAsia="黑体"/>
       </w:rPr>
       <w:tblPr/>
       <w:tcPr>
@@ -8329,6 +8695,7 @@
     </w:tblStylePr>
     <w:tblStylePr w:type="lastRow">
       <w:rPr>
+        <w:rFonts w:eastAsia="黑体"/>
         <w:b/>
         <w:bCs/>
         <w:color w:themeColor="text2" w:val="1F497D"/>
@@ -8343,12 +8710,14 @@
     </w:tblStylePr>
     <w:tblStylePr w:type="firstCol">
       <w:rPr>
+        <w:rFonts w:eastAsia="黑体"/>
         <w:b/>
         <w:bCs/>
       </w:rPr>
     </w:tblStylePr>
     <w:tblStylePr w:type="lastCol">
       <w:rPr>
+        <w:rFonts w:eastAsia="黑体"/>
         <w:b/>
         <w:bCs/>
       </w:rPr>
@@ -8382,6 +8751,7 @@
       <w:spacing w:after="0" w:line="240" w:lineRule="auto"/>
     </w:pPr>
     <w:rPr>
+      <w:rFonts w:eastAsia="黑体"/>
       <w:color w:themeColor="text1" w:val="000000"/>
     </w:rPr>
     <w:tblPr>
@@ -8401,7 +8771,7 @@
     </w:tblPr>
     <w:tblStylePr w:type="firstRow">
       <w:rPr>
-        <w:rFonts w:asciiTheme="majorHAnsi" w:cstheme="majorBidi" w:eastAsiaTheme="majorEastAsia" w:hAnsiTheme="majorHAnsi"/>
+        <w:rFonts w:asciiTheme="majorHAnsi" w:cstheme="majorBidi" w:hAnsiTheme="majorHAnsi" w:eastAsia="黑体"/>
       </w:rPr>
       <w:tblPr/>
       <w:tcPr>
@@ -8413,6 +8783,7 @@
     </w:tblStylePr>
     <w:tblStylePr w:type="lastRow">
       <w:rPr>
+        <w:rFonts w:eastAsia="黑体"/>
         <w:b/>
         <w:bCs/>
         <w:color w:themeColor="text2" w:val="1F497D"/>
@@ -8427,12 +8798,14 @@
     </w:tblStylePr>
     <w:tblStylePr w:type="firstCol">
       <w:rPr>
+        <w:rFonts w:eastAsia="黑体"/>
         <w:b/>
         <w:bCs/>
       </w:rPr>
     </w:tblStylePr>
     <w:tblStylePr w:type="lastCol">
       <w:rPr>
+        <w:rFonts w:eastAsia="黑体"/>
         <w:b/>
         <w:bCs/>
       </w:rPr>
@@ -8466,6 +8839,7 @@
       <w:spacing w:after="0" w:line="240" w:lineRule="auto"/>
     </w:pPr>
     <w:rPr>
+      <w:rFonts w:eastAsia="黑体"/>
       <w:color w:themeColor="text1" w:val="000000"/>
     </w:rPr>
     <w:tblPr>
@@ -8485,7 +8859,7 @@
     </w:tblPr>
     <w:tblStylePr w:type="firstRow">
       <w:rPr>
-        <w:rFonts w:asciiTheme="majorHAnsi" w:cstheme="majorBidi" w:eastAsiaTheme="majorEastAsia" w:hAnsiTheme="majorHAnsi"/>
+        <w:rFonts w:asciiTheme="majorHAnsi" w:cstheme="majorBidi" w:hAnsiTheme="majorHAnsi" w:eastAsia="黑体"/>
       </w:rPr>
       <w:tblPr/>
       <w:tcPr>
@@ -8497,6 +8871,7 @@
     </w:tblStylePr>
     <w:tblStylePr w:type="lastRow">
       <w:rPr>
+        <w:rFonts w:eastAsia="黑体"/>
         <w:b/>
         <w:bCs/>
         <w:color w:themeColor="text2" w:val="1F497D"/>
@@ -8511,12 +8886,14 @@
     </w:tblStylePr>
     <w:tblStylePr w:type="firstCol">
       <w:rPr>
+        <w:rFonts w:eastAsia="黑体"/>
         <w:b/>
         <w:bCs/>
       </w:rPr>
     </w:tblStylePr>
     <w:tblStylePr w:type="lastCol">
       <w:rPr>
+        <w:rFonts w:eastAsia="黑体"/>
         <w:b/>
         <w:bCs/>
       </w:rPr>
@@ -8550,6 +8927,7 @@
       <w:spacing w:after="0" w:line="240" w:lineRule="auto"/>
     </w:pPr>
     <w:rPr>
+      <w:rFonts w:eastAsia="黑体"/>
       <w:color w:themeColor="text1" w:val="000000"/>
     </w:rPr>
     <w:tblPr>
@@ -8569,7 +8947,7 @@
     </w:tblPr>
     <w:tblStylePr w:type="firstRow">
       <w:rPr>
-        <w:rFonts w:asciiTheme="majorHAnsi" w:cstheme="majorBidi" w:eastAsiaTheme="majorEastAsia" w:hAnsiTheme="majorHAnsi"/>
+        <w:rFonts w:asciiTheme="majorHAnsi" w:cstheme="majorBidi" w:hAnsiTheme="majorHAnsi" w:eastAsia="黑体"/>
       </w:rPr>
       <w:tblPr/>
       <w:tcPr>
@@ -8581,6 +8959,7 @@
     </w:tblStylePr>
     <w:tblStylePr w:type="lastRow">
       <w:rPr>
+        <w:rFonts w:eastAsia="黑体"/>
         <w:b/>
         <w:bCs/>
         <w:color w:themeColor="text2" w:val="1F497D"/>
@@ -8595,12 +8974,14 @@
     </w:tblStylePr>
     <w:tblStylePr w:type="firstCol">
       <w:rPr>
+        <w:rFonts w:eastAsia="黑体"/>
         <w:b/>
         <w:bCs/>
       </w:rPr>
     </w:tblStylePr>
     <w:tblStylePr w:type="lastCol">
       <w:rPr>
+        <w:rFonts w:eastAsia="黑体"/>
         <w:b/>
         <w:bCs/>
       </w:rPr>
@@ -8634,7 +9015,7 @@
       <w:spacing w:after="0" w:line="240" w:lineRule="auto"/>
     </w:pPr>
     <w:rPr>
-      <w:rFonts w:asciiTheme="majorHAnsi" w:cstheme="majorBidi" w:eastAsiaTheme="majorEastAsia" w:hAnsiTheme="majorHAnsi"/>
+      <w:rFonts w:asciiTheme="majorHAnsi" w:cstheme="majorBidi" w:hAnsiTheme="majorHAnsi" w:eastAsia="黑体"/>
       <w:color w:themeColor="text1" w:val="000000"/>
     </w:rPr>
     <w:tblPr>
@@ -8656,6 +9037,7 @@
     </w:tblPr>
     <w:tblStylePr w:type="firstRow">
       <w:rPr>
+        <w:rFonts w:eastAsia="黑体"/>
         <w:sz w:val="24"/>
         <w:szCs w:val="24"/>
       </w:rPr>
@@ -8762,7 +9144,7 @@
       <w:spacing w:after="0" w:line="240" w:lineRule="auto"/>
     </w:pPr>
     <w:rPr>
-      <w:rFonts w:asciiTheme="majorHAnsi" w:cstheme="majorBidi" w:eastAsiaTheme="majorEastAsia" w:hAnsiTheme="majorHAnsi"/>
+      <w:rFonts w:asciiTheme="majorHAnsi" w:cstheme="majorBidi" w:hAnsiTheme="majorHAnsi" w:eastAsia="黑体"/>
       <w:color w:themeColor="text1" w:val="000000"/>
     </w:rPr>
     <w:tblPr>
@@ -8784,6 +9166,7 @@
     </w:tblPr>
     <w:tblStylePr w:type="firstRow">
       <w:rPr>
+        <w:rFonts w:eastAsia="黑体"/>
         <w:sz w:val="24"/>
         <w:szCs w:val="24"/>
       </w:rPr>
@@ -8890,7 +9273,7 @@
       <w:spacing w:after="0" w:line="240" w:lineRule="auto"/>
     </w:pPr>
     <w:rPr>
-      <w:rFonts w:asciiTheme="majorHAnsi" w:cstheme="majorBidi" w:eastAsiaTheme="majorEastAsia" w:hAnsiTheme="majorHAnsi"/>
+      <w:rFonts w:asciiTheme="majorHAnsi" w:cstheme="majorBidi" w:hAnsiTheme="majorHAnsi" w:eastAsia="黑体"/>
       <w:color w:themeColor="text1" w:val="000000"/>
     </w:rPr>
     <w:tblPr>
@@ -8912,6 +9295,7 @@
     </w:tblPr>
     <w:tblStylePr w:type="firstRow">
       <w:rPr>
+        <w:rFonts w:eastAsia="黑体"/>
         <w:sz w:val="24"/>
         <w:szCs w:val="24"/>
       </w:rPr>
@@ -9018,7 +9402,7 @@
       <w:spacing w:after="0" w:line="240" w:lineRule="auto"/>
     </w:pPr>
     <w:rPr>
-      <w:rFonts w:asciiTheme="majorHAnsi" w:cstheme="majorBidi" w:eastAsiaTheme="majorEastAsia" w:hAnsiTheme="majorHAnsi"/>
+      <w:rFonts w:asciiTheme="majorHAnsi" w:cstheme="majorBidi" w:hAnsiTheme="majorHAnsi" w:eastAsia="黑体"/>
       <w:color w:themeColor="text1" w:val="000000"/>
     </w:rPr>
     <w:tblPr>
@@ -9040,6 +9424,7 @@
     </w:tblPr>
     <w:tblStylePr w:type="firstRow">
       <w:rPr>
+        <w:rFonts w:eastAsia="黑体"/>
         <w:sz w:val="24"/>
         <w:szCs w:val="24"/>
       </w:rPr>
@@ -9146,7 +9531,7 @@
       <w:spacing w:after="0" w:line="240" w:lineRule="auto"/>
     </w:pPr>
     <w:rPr>
-      <w:rFonts w:asciiTheme="majorHAnsi" w:cstheme="majorBidi" w:eastAsiaTheme="majorEastAsia" w:hAnsiTheme="majorHAnsi"/>
+      <w:rFonts w:asciiTheme="majorHAnsi" w:cstheme="majorBidi" w:hAnsiTheme="majorHAnsi" w:eastAsia="黑体"/>
       <w:color w:themeColor="text1" w:val="000000"/>
     </w:rPr>
     <w:tblPr>
@@ -9168,6 +9553,7 @@
     </w:tblPr>
     <w:tblStylePr w:type="firstRow">
       <w:rPr>
+        <w:rFonts w:eastAsia="黑体"/>
         <w:sz w:val="24"/>
         <w:szCs w:val="24"/>
       </w:rPr>
@@ -9274,7 +9660,7 @@
       <w:spacing w:after="0" w:line="240" w:lineRule="auto"/>
     </w:pPr>
     <w:rPr>
-      <w:rFonts w:asciiTheme="majorHAnsi" w:cstheme="majorBidi" w:eastAsiaTheme="majorEastAsia" w:hAnsiTheme="majorHAnsi"/>
+      <w:rFonts w:asciiTheme="majorHAnsi" w:cstheme="majorBidi" w:hAnsiTheme="majorHAnsi" w:eastAsia="黑体"/>
       <w:color w:themeColor="text1" w:val="000000"/>
     </w:rPr>
     <w:tblPr>
@@ -9296,6 +9682,7 @@
     </w:tblPr>
     <w:tblStylePr w:type="firstRow">
       <w:rPr>
+        <w:rFonts w:eastAsia="黑体"/>
         <w:sz w:val="24"/>
         <w:szCs w:val="24"/>
       </w:rPr>
@@ -9402,7 +9789,7 @@
       <w:spacing w:after="0" w:line="240" w:lineRule="auto"/>
     </w:pPr>
     <w:rPr>
-      <w:rFonts w:asciiTheme="majorHAnsi" w:cstheme="majorBidi" w:eastAsiaTheme="majorEastAsia" w:hAnsiTheme="majorHAnsi"/>
+      <w:rFonts w:asciiTheme="majorHAnsi" w:cstheme="majorBidi" w:hAnsiTheme="majorHAnsi" w:eastAsia="黑体"/>
       <w:color w:themeColor="text1" w:val="000000"/>
     </w:rPr>
     <w:tblPr>
@@ -9424,6 +9811,7 @@
     </w:tblPr>
     <w:tblStylePr w:type="firstRow">
       <w:rPr>
+        <w:rFonts w:eastAsia="黑体"/>
         <w:sz w:val="24"/>
         <w:szCs w:val="24"/>
       </w:rPr>
@@ -9553,12 +9941,14 @@
     </w:tcPr>
     <w:tblStylePr w:type="firstRow">
       <w:rPr>
+        <w:rFonts w:eastAsia="黑体"/>
         <w:b/>
         <w:bCs/>
       </w:rPr>
     </w:tblStylePr>
     <w:tblStylePr w:type="lastRow">
       <w:rPr>
+        <w:rFonts w:eastAsia="黑体"/>
         <w:b/>
         <w:bCs/>
       </w:rPr>
@@ -9571,12 +9961,14 @@
     </w:tblStylePr>
     <w:tblStylePr w:type="firstCol">
       <w:rPr>
+        <w:rFonts w:eastAsia="黑体"/>
         <w:b/>
         <w:bCs/>
       </w:rPr>
     </w:tblStylePr>
     <w:tblStylePr w:type="lastCol">
       <w:rPr>
+        <w:rFonts w:eastAsia="黑体"/>
         <w:b/>
         <w:bCs/>
       </w:rPr>
@@ -9626,12 +10018,14 @@
     </w:tcPr>
     <w:tblStylePr w:type="firstRow">
       <w:rPr>
+        <w:rFonts w:eastAsia="黑体"/>
         <w:b/>
         <w:bCs/>
       </w:rPr>
     </w:tblStylePr>
     <w:tblStylePr w:type="lastRow">
       <w:rPr>
+        <w:rFonts w:eastAsia="黑体"/>
         <w:b/>
         <w:bCs/>
       </w:rPr>
@@ -9644,12 +10038,14 @@
     </w:tblStylePr>
     <w:tblStylePr w:type="firstCol">
       <w:rPr>
+        <w:rFonts w:eastAsia="黑体"/>
         <w:b/>
         <w:bCs/>
       </w:rPr>
     </w:tblStylePr>
     <w:tblStylePr w:type="lastCol">
       <w:rPr>
+        <w:rFonts w:eastAsia="黑体"/>
         <w:b/>
         <w:bCs/>
       </w:rPr>
@@ -9699,12 +10095,14 @@
     </w:tcPr>
     <w:tblStylePr w:type="firstRow">
       <w:rPr>
+        <w:rFonts w:eastAsia="黑体"/>
         <w:b/>
         <w:bCs/>
       </w:rPr>
     </w:tblStylePr>
     <w:tblStylePr w:type="lastRow">
       <w:rPr>
+        <w:rFonts w:eastAsia="黑体"/>
         <w:b/>
         <w:bCs/>
       </w:rPr>
@@ -9717,12 +10115,14 @@
     </w:tblStylePr>
     <w:tblStylePr w:type="firstCol">
       <w:rPr>
+        <w:rFonts w:eastAsia="黑体"/>
         <w:b/>
         <w:bCs/>
       </w:rPr>
     </w:tblStylePr>
     <w:tblStylePr w:type="lastCol">
       <w:rPr>
+        <w:rFonts w:eastAsia="黑体"/>
         <w:b/>
         <w:bCs/>
       </w:rPr>
@@ -9772,12 +10172,14 @@
     </w:tcPr>
     <w:tblStylePr w:type="firstRow">
       <w:rPr>
+        <w:rFonts w:eastAsia="黑体"/>
         <w:b/>
         <w:bCs/>
       </w:rPr>
     </w:tblStylePr>
     <w:tblStylePr w:type="lastRow">
       <w:rPr>
+        <w:rFonts w:eastAsia="黑体"/>
         <w:b/>
         <w:bCs/>
       </w:rPr>
@@ -9790,12 +10192,14 @@
     </w:tblStylePr>
     <w:tblStylePr w:type="firstCol">
       <w:rPr>
+        <w:rFonts w:eastAsia="黑体"/>
         <w:b/>
         <w:bCs/>
       </w:rPr>
     </w:tblStylePr>
     <w:tblStylePr w:type="lastCol">
       <w:rPr>
+        <w:rFonts w:eastAsia="黑体"/>
         <w:b/>
         <w:bCs/>
       </w:rPr>
@@ -9845,12 +10249,14 @@
     </w:tcPr>
     <w:tblStylePr w:type="firstRow">
       <w:rPr>
+        <w:rFonts w:eastAsia="黑体"/>
         <w:b/>
         <w:bCs/>
       </w:rPr>
     </w:tblStylePr>
     <w:tblStylePr w:type="lastRow">
       <w:rPr>
+        <w:rFonts w:eastAsia="黑体"/>
         <w:b/>
         <w:bCs/>
       </w:rPr>
@@ -9863,12 +10269,14 @@
     </w:tblStylePr>
     <w:tblStylePr w:type="firstCol">
       <w:rPr>
+        <w:rFonts w:eastAsia="黑体"/>
         <w:b/>
         <w:bCs/>
       </w:rPr>
     </w:tblStylePr>
     <w:tblStylePr w:type="lastCol">
       <w:rPr>
+        <w:rFonts w:eastAsia="黑体"/>
         <w:b/>
         <w:bCs/>
       </w:rPr>
@@ -9918,12 +10326,14 @@
     </w:tcPr>
     <w:tblStylePr w:type="firstRow">
       <w:rPr>
+        <w:rFonts w:eastAsia="黑体"/>
         <w:b/>
         <w:bCs/>
       </w:rPr>
     </w:tblStylePr>
     <w:tblStylePr w:type="lastRow">
       <w:rPr>
+        <w:rFonts w:eastAsia="黑体"/>
         <w:b/>
         <w:bCs/>
       </w:rPr>
@@ -9936,12 +10346,14 @@
     </w:tblStylePr>
     <w:tblStylePr w:type="firstCol">
       <w:rPr>
+        <w:rFonts w:eastAsia="黑体"/>
         <w:b/>
         <w:bCs/>
       </w:rPr>
     </w:tblStylePr>
     <w:tblStylePr w:type="lastCol">
       <w:rPr>
+        <w:rFonts w:eastAsia="黑体"/>
         <w:b/>
         <w:bCs/>
       </w:rPr>
@@ -9991,12 +10403,14 @@
     </w:tcPr>
     <w:tblStylePr w:type="firstRow">
       <w:rPr>
+        <w:rFonts w:eastAsia="黑体"/>
         <w:b/>
         <w:bCs/>
       </w:rPr>
     </w:tblStylePr>
     <w:tblStylePr w:type="lastRow">
       <w:rPr>
+        <w:rFonts w:eastAsia="黑体"/>
         <w:b/>
         <w:bCs/>
       </w:rPr>
@@ -10009,12 +10423,14 @@
     </w:tblStylePr>
     <w:tblStylePr w:type="firstCol">
       <w:rPr>
+        <w:rFonts w:eastAsia="黑体"/>
         <w:b/>
         <w:bCs/>
       </w:rPr>
     </w:tblStylePr>
     <w:tblStylePr w:type="lastCol">
       <w:rPr>
+        <w:rFonts w:eastAsia="黑体"/>
         <w:b/>
         <w:bCs/>
       </w:rPr>
@@ -10041,7 +10457,7 @@
       <w:spacing w:after="0" w:line="240" w:lineRule="auto"/>
     </w:pPr>
     <w:rPr>
-      <w:rFonts w:asciiTheme="majorHAnsi" w:cstheme="majorBidi" w:eastAsiaTheme="majorEastAsia" w:hAnsiTheme="majorHAnsi"/>
+      <w:rFonts w:asciiTheme="majorHAnsi" w:cstheme="majorBidi" w:hAnsiTheme="majorHAnsi" w:eastAsia="黑体"/>
       <w:color w:themeColor="text1" w:val="000000"/>
     </w:rPr>
     <w:tblPr>
@@ -10068,6 +10484,7 @@
     </w:tcPr>
     <w:tblStylePr w:type="firstRow">
       <w:rPr>
+        <w:rFonts w:eastAsia="黑体"/>
         <w:b/>
         <w:bCs/>
         <w:color w:themeColor="text1" w:val="000000"/>
@@ -10079,6 +10496,7 @@
     </w:tblStylePr>
     <w:tblStylePr w:type="lastRow">
       <w:rPr>
+        <w:rFonts w:eastAsia="黑体"/>
         <w:b/>
         <w:bCs/>
         <w:color w:themeColor="text1" w:val="000000"/>
@@ -10098,6 +10516,7 @@
     </w:tblStylePr>
     <w:tblStylePr w:type="firstCol">
       <w:rPr>
+        <w:rFonts w:eastAsia="黑体"/>
         <w:b/>
         <w:bCs/>
         <w:color w:themeColor="text1" w:val="000000"/>
@@ -10117,6 +10536,7 @@
     </w:tblStylePr>
     <w:tblStylePr w:type="lastCol">
       <w:rPr>
+        <w:rFonts w:eastAsia="黑体"/>
         <w:b w:val="0"/>
         <w:bCs w:val="0"/>
         <w:color w:themeColor="text1" w:val="000000"/>
@@ -10166,7 +10586,7 @@
       <w:spacing w:after="0" w:line="240" w:lineRule="auto"/>
     </w:pPr>
     <w:rPr>
-      <w:rFonts w:asciiTheme="majorHAnsi" w:cstheme="majorBidi" w:eastAsiaTheme="majorEastAsia" w:hAnsiTheme="majorHAnsi"/>
+      <w:rFonts w:asciiTheme="majorHAnsi" w:cstheme="majorBidi" w:hAnsiTheme="majorHAnsi" w:eastAsia="黑体"/>
       <w:color w:themeColor="text1" w:val="000000"/>
     </w:rPr>
     <w:tblPr>
@@ -10193,6 +10613,7 @@
     </w:tcPr>
     <w:tblStylePr w:type="firstRow">
       <w:rPr>
+        <w:rFonts w:eastAsia="黑体"/>
         <w:b/>
         <w:bCs/>
         <w:color w:themeColor="text1" w:val="000000"/>
@@ -10204,6 +10625,7 @@
     </w:tblStylePr>
     <w:tblStylePr w:type="lastRow">
       <w:rPr>
+        <w:rFonts w:eastAsia="黑体"/>
         <w:b/>
         <w:bCs/>
         <w:color w:themeColor="text1" w:val="000000"/>
@@ -10223,6 +10645,7 @@
     </w:tblStylePr>
     <w:tblStylePr w:type="firstCol">
       <w:rPr>
+        <w:rFonts w:eastAsia="黑体"/>
         <w:b/>
         <w:bCs/>
         <w:color w:themeColor="text1" w:val="000000"/>
@@ -10242,6 +10665,7 @@
     </w:tblStylePr>
     <w:tblStylePr w:type="lastCol">
       <w:rPr>
+        <w:rFonts w:eastAsia="黑体"/>
         <w:b w:val="0"/>
         <w:bCs w:val="0"/>
         <w:color w:themeColor="text1" w:val="000000"/>
@@ -10291,7 +10715,7 @@
       <w:spacing w:after="0" w:line="240" w:lineRule="auto"/>
     </w:pPr>
     <w:rPr>
-      <w:rFonts w:asciiTheme="majorHAnsi" w:cstheme="majorBidi" w:eastAsiaTheme="majorEastAsia" w:hAnsiTheme="majorHAnsi"/>
+      <w:rFonts w:asciiTheme="majorHAnsi" w:cstheme="majorBidi" w:hAnsiTheme="majorHAnsi" w:eastAsia="黑体"/>
       <w:color w:themeColor="text1" w:val="000000"/>
     </w:rPr>
     <w:tblPr>
@@ -10318,6 +10742,7 @@
     </w:tcPr>
     <w:tblStylePr w:type="firstRow">
       <w:rPr>
+        <w:rFonts w:eastAsia="黑体"/>
         <w:b/>
         <w:bCs/>
         <w:color w:themeColor="text1" w:val="000000"/>
@@ -10329,6 +10754,7 @@
     </w:tblStylePr>
     <w:tblStylePr w:type="lastRow">
       <w:rPr>
+        <w:rFonts w:eastAsia="黑体"/>
         <w:b/>
         <w:bCs/>
         <w:color w:themeColor="text1" w:val="000000"/>
@@ -10348,6 +10774,7 @@
     </w:tblStylePr>
     <w:tblStylePr w:type="firstCol">
       <w:rPr>
+        <w:rFonts w:eastAsia="黑体"/>
         <w:b/>
         <w:bCs/>
         <w:color w:themeColor="text1" w:val="000000"/>
@@ -10367,6 +10794,7 @@
     </w:tblStylePr>
     <w:tblStylePr w:type="lastCol">
       <w:rPr>
+        <w:rFonts w:eastAsia="黑体"/>
         <w:b w:val="0"/>
         <w:bCs w:val="0"/>
         <w:color w:themeColor="text1" w:val="000000"/>
@@ -10416,7 +10844,7 @@
       <w:spacing w:after="0" w:line="240" w:lineRule="auto"/>
     </w:pPr>
     <w:rPr>
-      <w:rFonts w:asciiTheme="majorHAnsi" w:cstheme="majorBidi" w:eastAsiaTheme="majorEastAsia" w:hAnsiTheme="majorHAnsi"/>
+      <w:rFonts w:asciiTheme="majorHAnsi" w:cstheme="majorBidi" w:hAnsiTheme="majorHAnsi" w:eastAsia="黑体"/>
       <w:color w:themeColor="text1" w:val="000000"/>
     </w:rPr>
     <w:tblPr>
@@ -10443,6 +10871,7 @@
     </w:tcPr>
     <w:tblStylePr w:type="firstRow">
       <w:rPr>
+        <w:rFonts w:eastAsia="黑体"/>
         <w:b/>
         <w:bCs/>
         <w:color w:themeColor="text1" w:val="000000"/>
@@ -10454,6 +10883,7 @@
     </w:tblStylePr>
     <w:tblStylePr w:type="lastRow">
       <w:rPr>
+        <w:rFonts w:eastAsia="黑体"/>
         <w:b/>
         <w:bCs/>
         <w:color w:themeColor="text1" w:val="000000"/>
@@ -10473,6 +10903,7 @@
     </w:tblStylePr>
     <w:tblStylePr w:type="firstCol">
       <w:rPr>
+        <w:rFonts w:eastAsia="黑体"/>
         <w:b/>
         <w:bCs/>
         <w:color w:themeColor="text1" w:val="000000"/>
@@ -10492,6 +10923,7 @@
     </w:tblStylePr>
     <w:tblStylePr w:type="lastCol">
       <w:rPr>
+        <w:rFonts w:eastAsia="黑体"/>
         <w:b w:val="0"/>
         <w:bCs w:val="0"/>
         <w:color w:themeColor="text1" w:val="000000"/>
@@ -10541,7 +10973,7 @@
       <w:spacing w:after="0" w:line="240" w:lineRule="auto"/>
     </w:pPr>
     <w:rPr>
-      <w:rFonts w:asciiTheme="majorHAnsi" w:cstheme="majorBidi" w:eastAsiaTheme="majorEastAsia" w:hAnsiTheme="majorHAnsi"/>
+      <w:rFonts w:asciiTheme="majorHAnsi" w:cstheme="majorBidi" w:hAnsiTheme="majorHAnsi" w:eastAsia="黑体"/>
       <w:color w:themeColor="text1" w:val="000000"/>
     </w:rPr>
     <w:tblPr>
@@ -10568,6 +11000,7 @@
     </w:tcPr>
     <w:tblStylePr w:type="firstRow">
       <w:rPr>
+        <w:rFonts w:eastAsia="黑体"/>
         <w:b/>
         <w:bCs/>
         <w:color w:themeColor="text1" w:val="000000"/>
@@ -10579,6 +11012,7 @@
     </w:tblStylePr>
     <w:tblStylePr w:type="lastRow">
       <w:rPr>
+        <w:rFonts w:eastAsia="黑体"/>
         <w:b/>
         <w:bCs/>
         <w:color w:themeColor="text1" w:val="000000"/>
@@ -10598,6 +11032,7 @@
     </w:tblStylePr>
     <w:tblStylePr w:type="firstCol">
       <w:rPr>
+        <w:rFonts w:eastAsia="黑体"/>
         <w:b/>
         <w:bCs/>
         <w:color w:themeColor="text1" w:val="000000"/>
@@ -10617,6 +11052,7 @@
     </w:tblStylePr>
     <w:tblStylePr w:type="lastCol">
       <w:rPr>
+        <w:rFonts w:eastAsia="黑体"/>
         <w:b w:val="0"/>
         <w:bCs w:val="0"/>
         <w:color w:themeColor="text1" w:val="000000"/>
@@ -10666,7 +11102,7 @@
       <w:spacing w:after="0" w:line="240" w:lineRule="auto"/>
     </w:pPr>
     <w:rPr>
-      <w:rFonts w:asciiTheme="majorHAnsi" w:cstheme="majorBidi" w:eastAsiaTheme="majorEastAsia" w:hAnsiTheme="majorHAnsi"/>
+      <w:rFonts w:asciiTheme="majorHAnsi" w:cstheme="majorBidi" w:hAnsiTheme="majorHAnsi" w:eastAsia="黑体"/>
       <w:color w:themeColor="text1" w:val="000000"/>
     </w:rPr>
     <w:tblPr>
@@ -10693,6 +11129,7 @@
     </w:tcPr>
     <w:tblStylePr w:type="firstRow">
       <w:rPr>
+        <w:rFonts w:eastAsia="黑体"/>
         <w:b/>
         <w:bCs/>
         <w:color w:themeColor="text1" w:val="000000"/>
@@ -10704,6 +11141,7 @@
     </w:tblStylePr>
     <w:tblStylePr w:type="lastRow">
       <w:rPr>
+        <w:rFonts w:eastAsia="黑体"/>
         <w:b/>
         <w:bCs/>
         <w:color w:themeColor="text1" w:val="000000"/>
@@ -10723,6 +11161,7 @@
     </w:tblStylePr>
     <w:tblStylePr w:type="firstCol">
       <w:rPr>
+        <w:rFonts w:eastAsia="黑体"/>
         <w:b/>
         <w:bCs/>
         <w:color w:themeColor="text1" w:val="000000"/>
@@ -10742,6 +11181,7 @@
     </w:tblStylePr>
     <w:tblStylePr w:type="lastCol">
       <w:rPr>
+        <w:rFonts w:eastAsia="黑体"/>
         <w:b w:val="0"/>
         <w:bCs w:val="0"/>
         <w:color w:themeColor="text1" w:val="000000"/>
@@ -10791,7 +11231,7 @@
       <w:spacing w:after="0" w:line="240" w:lineRule="auto"/>
     </w:pPr>
     <w:rPr>
-      <w:rFonts w:asciiTheme="majorHAnsi" w:cstheme="majorBidi" w:eastAsiaTheme="majorEastAsia" w:hAnsiTheme="majorHAnsi"/>
+      <w:rFonts w:asciiTheme="majorHAnsi" w:cstheme="majorBidi" w:hAnsiTheme="majorHAnsi" w:eastAsia="黑体"/>
       <w:color w:themeColor="text1" w:val="000000"/>
     </w:rPr>
     <w:tblPr>
@@ -10818,6 +11258,7 @@
     </w:tcPr>
     <w:tblStylePr w:type="firstRow">
       <w:rPr>
+        <w:rFonts w:eastAsia="黑体"/>
         <w:b/>
         <w:bCs/>
         <w:color w:themeColor="text1" w:val="000000"/>
@@ -10829,6 +11270,7 @@
     </w:tblStylePr>
     <w:tblStylePr w:type="lastRow">
       <w:rPr>
+        <w:rFonts w:eastAsia="黑体"/>
         <w:b/>
         <w:bCs/>
         <w:color w:themeColor="text1" w:val="000000"/>
@@ -10848,6 +11290,7 @@
     </w:tblStylePr>
     <w:tblStylePr w:type="firstCol">
       <w:rPr>
+        <w:rFonts w:eastAsia="黑体"/>
         <w:b/>
         <w:bCs/>
         <w:color w:themeColor="text1" w:val="000000"/>
@@ -10867,6 +11310,7 @@
     </w:tblStylePr>
     <w:tblStylePr w:type="lastCol">
       <w:rPr>
+        <w:rFonts w:eastAsia="黑体"/>
         <w:b w:val="0"/>
         <w:bCs w:val="0"/>
         <w:color w:themeColor="text1" w:val="000000"/>
@@ -10939,6 +11383,7 @@
     </w:tcPr>
     <w:tblStylePr w:type="firstRow">
       <w:rPr>
+        <w:rFonts w:eastAsia="黑体"/>
         <w:b/>
         <w:bCs/>
         <w:i w:val="0"/>
@@ -10960,6 +11405,7 @@
     </w:tblStylePr>
     <w:tblStylePr w:type="lastRow">
       <w:rPr>
+        <w:rFonts w:eastAsia="黑体"/>
         <w:b/>
         <w:bCs/>
         <w:i w:val="0"/>
@@ -10981,6 +11427,7 @@
     </w:tblStylePr>
     <w:tblStylePr w:type="firstCol">
       <w:rPr>
+        <w:rFonts w:eastAsia="黑体"/>
         <w:b/>
         <w:bCs/>
         <w:i w:val="0"/>
@@ -11000,6 +11447,7 @@
     </w:tblStylePr>
     <w:tblStylePr w:type="lastCol">
       <w:rPr>
+        <w:rFonts w:eastAsia="黑体"/>
         <w:b/>
         <w:bCs/>
         <w:i w:val="0"/>
@@ -11080,6 +11528,7 @@
     </w:tcPr>
     <w:tblStylePr w:type="firstRow">
       <w:rPr>
+        <w:rFonts w:eastAsia="黑体"/>
         <w:b/>
         <w:bCs/>
         <w:i w:val="0"/>
@@ -11101,6 +11550,7 @@
     </w:tblStylePr>
     <w:tblStylePr w:type="lastRow">
       <w:rPr>
+        <w:rFonts w:eastAsia="黑体"/>
         <w:b/>
         <w:bCs/>
         <w:i w:val="0"/>
@@ -11122,6 +11572,7 @@
     </w:tblStylePr>
     <w:tblStylePr w:type="firstCol">
       <w:rPr>
+        <w:rFonts w:eastAsia="黑体"/>
         <w:b/>
         <w:bCs/>
         <w:i w:val="0"/>
@@ -11141,6 +11592,7 @@
     </w:tblStylePr>
     <w:tblStylePr w:type="lastCol">
       <w:rPr>
+        <w:rFonts w:eastAsia="黑体"/>
         <w:b/>
         <w:bCs/>
         <w:i w:val="0"/>
@@ -11221,6 +11673,7 @@
     </w:tcPr>
     <w:tblStylePr w:type="firstRow">
       <w:rPr>
+        <w:rFonts w:eastAsia="黑体"/>
         <w:b/>
         <w:bCs/>
         <w:i w:val="0"/>
@@ -11242,6 +11695,7 @@
     </w:tblStylePr>
     <w:tblStylePr w:type="lastRow">
       <w:rPr>
+        <w:rFonts w:eastAsia="黑体"/>
         <w:b/>
         <w:bCs/>
         <w:i w:val="0"/>
@@ -11263,6 +11717,7 @@
     </w:tblStylePr>
     <w:tblStylePr w:type="firstCol">
       <w:rPr>
+        <w:rFonts w:eastAsia="黑体"/>
         <w:b/>
         <w:bCs/>
         <w:i w:val="0"/>
@@ -11282,6 +11737,7 @@
     </w:tblStylePr>
     <w:tblStylePr w:type="lastCol">
       <w:rPr>
+        <w:rFonts w:eastAsia="黑体"/>
         <w:b/>
         <w:bCs/>
         <w:i w:val="0"/>
@@ -11362,6 +11818,7 @@
     </w:tcPr>
     <w:tblStylePr w:type="firstRow">
       <w:rPr>
+        <w:rFonts w:eastAsia="黑体"/>
         <w:b/>
         <w:bCs/>
         <w:i w:val="0"/>
@@ -11383,6 +11840,7 @@
     </w:tblStylePr>
     <w:tblStylePr w:type="lastRow">
       <w:rPr>
+        <w:rFonts w:eastAsia="黑体"/>
         <w:b/>
         <w:bCs/>
         <w:i w:val="0"/>
@@ -11404,6 +11862,7 @@
     </w:tblStylePr>
     <w:tblStylePr w:type="firstCol">
       <w:rPr>
+        <w:rFonts w:eastAsia="黑体"/>
         <w:b/>
         <w:bCs/>
         <w:i w:val="0"/>
@@ -11423,6 +11882,7 @@
     </w:tblStylePr>
     <w:tblStylePr w:type="lastCol">
       <w:rPr>
+        <w:rFonts w:eastAsia="黑体"/>
         <w:b/>
         <w:bCs/>
         <w:i w:val="0"/>
@@ -11503,6 +11963,7 @@
     </w:tcPr>
     <w:tblStylePr w:type="firstRow">
       <w:rPr>
+        <w:rFonts w:eastAsia="黑体"/>
         <w:b/>
         <w:bCs/>
         <w:i w:val="0"/>
@@ -11524,6 +11985,7 @@
     </w:tblStylePr>
     <w:tblStylePr w:type="lastRow">
       <w:rPr>
+        <w:rFonts w:eastAsia="黑体"/>
         <w:b/>
         <w:bCs/>
         <w:i w:val="0"/>
@@ -11545,6 +12007,7 @@
     </w:tblStylePr>
     <w:tblStylePr w:type="firstCol">
       <w:rPr>
+        <w:rFonts w:eastAsia="黑体"/>
         <w:b/>
         <w:bCs/>
         <w:i w:val="0"/>
@@ -11564,6 +12027,7 @@
     </w:tblStylePr>
     <w:tblStylePr w:type="lastCol">
       <w:rPr>
+        <w:rFonts w:eastAsia="黑体"/>
         <w:b/>
         <w:bCs/>
         <w:i w:val="0"/>
@@ -11644,6 +12108,7 @@
     </w:tcPr>
     <w:tblStylePr w:type="firstRow">
       <w:rPr>
+        <w:rFonts w:eastAsia="黑体"/>
         <w:b/>
         <w:bCs/>
         <w:i w:val="0"/>
@@ -11665,6 +12130,7 @@
     </w:tblStylePr>
     <w:tblStylePr w:type="lastRow">
       <w:rPr>
+        <w:rFonts w:eastAsia="黑体"/>
         <w:b/>
         <w:bCs/>
         <w:i w:val="0"/>
@@ -11686,6 +12152,7 @@
     </w:tblStylePr>
     <w:tblStylePr w:type="firstCol">
       <w:rPr>
+        <w:rFonts w:eastAsia="黑体"/>
         <w:b/>
         <w:bCs/>
         <w:i w:val="0"/>
@@ -11705,6 +12172,7 @@
     </w:tblStylePr>
     <w:tblStylePr w:type="lastCol">
       <w:rPr>
+        <w:rFonts w:eastAsia="黑体"/>
         <w:b/>
         <w:bCs/>
         <w:i w:val="0"/>
@@ -11785,6 +12253,7 @@
     </w:tcPr>
     <w:tblStylePr w:type="firstRow">
       <w:rPr>
+        <w:rFonts w:eastAsia="黑体"/>
         <w:b/>
         <w:bCs/>
         <w:i w:val="0"/>
@@ -11806,6 +12275,7 @@
     </w:tblStylePr>
     <w:tblStylePr w:type="lastRow">
       <w:rPr>
+        <w:rFonts w:eastAsia="黑体"/>
         <w:b/>
         <w:bCs/>
         <w:i w:val="0"/>
@@ -11827,6 +12297,7 @@
     </w:tblStylePr>
     <w:tblStylePr w:type="firstCol">
       <w:rPr>
+        <w:rFonts w:eastAsia="黑体"/>
         <w:b/>
         <w:bCs/>
         <w:i w:val="0"/>
@@ -11846,6 +12317,7 @@
     </w:tblStylePr>
     <w:tblStylePr w:type="lastCol">
       <w:rPr>
+        <w:rFonts w:eastAsia="黑体"/>
         <w:b/>
         <w:bCs/>
         <w:i w:val="0"/>
@@ -11903,6 +12375,7 @@
       <w:spacing w:after="0" w:line="240" w:lineRule="auto"/>
     </w:pPr>
     <w:rPr>
+      <w:rFonts w:eastAsia="黑体"/>
       <w:color w:themeColor="background1" w:val="FFFFFF"/>
     </w:rPr>
     <w:tblPr>
@@ -11921,6 +12394,7 @@
     </w:tcPr>
     <w:tblStylePr w:type="firstRow">
       <w:rPr>
+        <w:rFonts w:eastAsia="黑体"/>
         <w:b/>
         <w:bCs/>
       </w:rPr>
@@ -12017,6 +12491,7 @@
       <w:spacing w:after="0" w:line="240" w:lineRule="auto"/>
     </w:pPr>
     <w:rPr>
+      <w:rFonts w:eastAsia="黑体"/>
       <w:color w:themeColor="background1" w:val="FFFFFF"/>
     </w:rPr>
     <w:tblPr>
@@ -12035,6 +12510,7 @@
     </w:tcPr>
     <w:tblStylePr w:type="firstRow">
       <w:rPr>
+        <w:rFonts w:eastAsia="黑体"/>
         <w:b/>
         <w:bCs/>
       </w:rPr>
@@ -12131,6 +12607,7 @@
       <w:spacing w:after="0" w:line="240" w:lineRule="auto"/>
     </w:pPr>
     <w:rPr>
+      <w:rFonts w:eastAsia="黑体"/>
       <w:color w:themeColor="background1" w:val="FFFFFF"/>
     </w:rPr>
     <w:tblPr>
@@ -12149,6 +12626,7 @@
     </w:tcPr>
     <w:tblStylePr w:type="firstRow">
       <w:rPr>
+        <w:rFonts w:eastAsia="黑体"/>
         <w:b/>
         <w:bCs/>
       </w:rPr>
@@ -12245,6 +12723,7 @@
       <w:spacing w:after="0" w:line="240" w:lineRule="auto"/>
     </w:pPr>
     <w:rPr>
+      <w:rFonts w:eastAsia="黑体"/>
       <w:color w:themeColor="background1" w:val="FFFFFF"/>
     </w:rPr>
     <w:tblPr>
@@ -12263,6 +12742,7 @@
     </w:tcPr>
     <w:tblStylePr w:type="firstRow">
       <w:rPr>
+        <w:rFonts w:eastAsia="黑体"/>
         <w:b/>
         <w:bCs/>
       </w:rPr>
@@ -12359,6 +12839,7 @@
       <w:spacing w:after="0" w:line="240" w:lineRule="auto"/>
     </w:pPr>
     <w:rPr>
+      <w:rFonts w:eastAsia="黑体"/>
       <w:color w:themeColor="background1" w:val="FFFFFF"/>
     </w:rPr>
     <w:tblPr>
@@ -12377,6 +12858,7 @@
     </w:tcPr>
     <w:tblStylePr w:type="firstRow">
       <w:rPr>
+        <w:rFonts w:eastAsia="黑体"/>
         <w:b/>
         <w:bCs/>
       </w:rPr>
@@ -12473,6 +12955,7 @@
       <w:spacing w:after="0" w:line="240" w:lineRule="auto"/>
     </w:pPr>
     <w:rPr>
+      <w:rFonts w:eastAsia="黑体"/>
       <w:color w:themeColor="background1" w:val="FFFFFF"/>
     </w:rPr>
     <w:tblPr>
@@ -12491,6 +12974,7 @@
     </w:tcPr>
     <w:tblStylePr w:type="firstRow">
       <w:rPr>
+        <w:rFonts w:eastAsia="黑体"/>
         <w:b/>
         <w:bCs/>
       </w:rPr>
@@ -12587,6 +13071,7 @@
       <w:spacing w:after="0" w:line="240" w:lineRule="auto"/>
     </w:pPr>
     <w:rPr>
+      <w:rFonts w:eastAsia="黑体"/>
       <w:color w:themeColor="background1" w:val="FFFFFF"/>
     </w:rPr>
     <w:tblPr>
@@ -12605,6 +13090,7 @@
     </w:tcPr>
     <w:tblStylePr w:type="firstRow">
       <w:rPr>
+        <w:rFonts w:eastAsia="黑体"/>
         <w:b/>
         <w:bCs/>
       </w:rPr>
@@ -12701,6 +13187,7 @@
       <w:spacing w:after="0" w:line="240" w:lineRule="auto"/>
     </w:pPr>
     <w:rPr>
+      <w:rFonts w:eastAsia="黑体"/>
       <w:color w:themeColor="text1" w:val="000000"/>
     </w:rPr>
     <w:tblPr>
@@ -12727,6 +13214,7 @@
     </w:tcPr>
     <w:tblStylePr w:type="firstRow">
       <w:rPr>
+        <w:rFonts w:eastAsia="黑体"/>
         <w:b/>
         <w:bCs/>
       </w:rPr>
@@ -12745,6 +13233,7 @@
     </w:tblStylePr>
     <w:tblStylePr w:type="lastRow">
       <w:rPr>
+        <w:rFonts w:eastAsia="黑体"/>
         <w:b/>
         <w:bCs/>
         <w:color w:themeColor="background1" w:val="FFFFFF"/>
@@ -12759,6 +13248,7 @@
     </w:tblStylePr>
     <w:tblStylePr w:type="firstCol">
       <w:rPr>
+        <w:rFonts w:eastAsia="黑体"/>
         <w:color w:themeColor="background1" w:val="FFFFFF"/>
       </w:rPr>
       <w:tblPr/>
@@ -12776,6 +13266,7 @@
     </w:tblStylePr>
     <w:tblStylePr w:type="lastCol">
       <w:rPr>
+        <w:rFonts w:eastAsia="黑体"/>
         <w:color w:themeColor="background1" w:val="FFFFFF"/>
       </w:rPr>
       <w:tblPr/>
@@ -12805,11 +13296,13 @@
     </w:tblStylePr>
     <w:tblStylePr w:type="neCell">
       <w:rPr>
+        <w:rFonts w:eastAsia="黑体"/>
         <w:color w:themeColor="text1" w:val="000000"/>
       </w:rPr>
     </w:tblStylePr>
     <w:tblStylePr w:type="nwCell">
       <w:rPr>
+        <w:rFonts w:eastAsia="黑体"/>
         <w:color w:themeColor="text1" w:val="000000"/>
       </w:rPr>
     </w:tblStylePr>
@@ -12823,6 +13316,7 @@
       <w:spacing w:after="0" w:line="240" w:lineRule="auto"/>
     </w:pPr>
     <w:rPr>
+      <w:rFonts w:eastAsia="黑体"/>
       <w:color w:themeColor="text1" w:val="000000"/>
     </w:rPr>
     <w:tblPr>
@@ -12849,6 +13343,7 @@
     </w:tcPr>
     <w:tblStylePr w:type="firstRow">
       <w:rPr>
+        <w:rFonts w:eastAsia="黑体"/>
         <w:b/>
         <w:bCs/>
       </w:rPr>
@@ -12867,6 +13362,7 @@
     </w:tblStylePr>
     <w:tblStylePr w:type="lastRow">
       <w:rPr>
+        <w:rFonts w:eastAsia="黑体"/>
         <w:b/>
         <w:bCs/>
         <w:color w:themeColor="background1" w:val="FFFFFF"/>
@@ -12881,6 +13377,7 @@
     </w:tblStylePr>
     <w:tblStylePr w:type="firstCol">
       <w:rPr>
+        <w:rFonts w:eastAsia="黑体"/>
         <w:color w:themeColor="background1" w:val="FFFFFF"/>
       </w:rPr>
       <w:tblPr/>
@@ -12898,6 +13395,7 @@
     </w:tblStylePr>
     <w:tblStylePr w:type="lastCol">
       <w:rPr>
+        <w:rFonts w:eastAsia="黑体"/>
         <w:color w:themeColor="background1" w:val="FFFFFF"/>
       </w:rPr>
       <w:tblPr/>
@@ -12927,11 +13425,13 @@
     </w:tblStylePr>
     <w:tblStylePr w:type="neCell">
       <w:rPr>
+        <w:rFonts w:eastAsia="黑体"/>
         <w:color w:themeColor="text1" w:val="000000"/>
       </w:rPr>
     </w:tblStylePr>
     <w:tblStylePr w:type="nwCell">
       <w:rPr>
+        <w:rFonts w:eastAsia="黑体"/>
         <w:color w:themeColor="text1" w:val="000000"/>
       </w:rPr>
     </w:tblStylePr>
@@ -12945,6 +13445,7 @@
       <w:spacing w:after="0" w:line="240" w:lineRule="auto"/>
     </w:pPr>
     <w:rPr>
+      <w:rFonts w:eastAsia="黑体"/>
       <w:color w:themeColor="text1" w:val="000000"/>
     </w:rPr>
     <w:tblPr>
@@ -12971,6 +13472,7 @@
     </w:tcPr>
     <w:tblStylePr w:type="firstRow">
       <w:rPr>
+        <w:rFonts w:eastAsia="黑体"/>
         <w:b/>
         <w:bCs/>
       </w:rPr>
@@ -12989,6 +13491,7 @@
     </w:tblStylePr>
     <w:tblStylePr w:type="lastRow">
       <w:rPr>
+        <w:rFonts w:eastAsia="黑体"/>
         <w:b/>
         <w:bCs/>
         <w:color w:themeColor="background1" w:val="FFFFFF"/>
@@ -13003,6 +13506,7 @@
     </w:tblStylePr>
     <w:tblStylePr w:type="firstCol">
       <w:rPr>
+        <w:rFonts w:eastAsia="黑体"/>
         <w:color w:themeColor="background1" w:val="FFFFFF"/>
       </w:rPr>
       <w:tblPr/>
@@ -13020,6 +13524,7 @@
     </w:tblStylePr>
     <w:tblStylePr w:type="lastCol">
       <w:rPr>
+        <w:rFonts w:eastAsia="黑体"/>
         <w:color w:themeColor="background1" w:val="FFFFFF"/>
       </w:rPr>
       <w:tblPr/>
@@ -13049,11 +13554,13 @@
     </w:tblStylePr>
     <w:tblStylePr w:type="neCell">
       <w:rPr>
+        <w:rFonts w:eastAsia="黑体"/>
         <w:color w:themeColor="text1" w:val="000000"/>
       </w:rPr>
     </w:tblStylePr>
     <w:tblStylePr w:type="nwCell">
       <w:rPr>
+        <w:rFonts w:eastAsia="黑体"/>
         <w:color w:themeColor="text1" w:val="000000"/>
       </w:rPr>
     </w:tblStylePr>
@@ -13067,6 +13574,7 @@
       <w:spacing w:after="0" w:line="240" w:lineRule="auto"/>
     </w:pPr>
     <w:rPr>
+      <w:rFonts w:eastAsia="黑体"/>
       <w:color w:themeColor="text1" w:val="000000"/>
     </w:rPr>
     <w:tblPr>
@@ -13093,6 +13601,7 @@
     </w:tcPr>
     <w:tblStylePr w:type="firstRow">
       <w:rPr>
+        <w:rFonts w:eastAsia="黑体"/>
         <w:b/>
         <w:bCs/>
       </w:rPr>
@@ -13111,6 +13620,7 @@
     </w:tblStylePr>
     <w:tblStylePr w:type="lastRow">
       <w:rPr>
+        <w:rFonts w:eastAsia="黑体"/>
         <w:b/>
         <w:bCs/>
         <w:color w:themeColor="background1" w:val="FFFFFF"/>
@@ -13125,6 +13635,7 @@
     </w:tblStylePr>
     <w:tblStylePr w:type="firstCol">
       <w:rPr>
+        <w:rFonts w:eastAsia="黑体"/>
         <w:color w:themeColor="background1" w:val="FFFFFF"/>
       </w:rPr>
       <w:tblPr/>
@@ -13142,6 +13653,7 @@
     </w:tblStylePr>
     <w:tblStylePr w:type="lastCol">
       <w:rPr>
+        <w:rFonts w:eastAsia="黑体"/>
         <w:color w:themeColor="background1" w:val="FFFFFF"/>
       </w:rPr>
       <w:tblPr/>
@@ -13179,6 +13691,7 @@
       <w:spacing w:after="0" w:line="240" w:lineRule="auto"/>
     </w:pPr>
     <w:rPr>
+      <w:rFonts w:eastAsia="黑体"/>
       <w:color w:themeColor="text1" w:val="000000"/>
     </w:rPr>
     <w:tblPr>
@@ -13205,6 +13718,7 @@
     </w:tcPr>
     <w:tblStylePr w:type="firstRow">
       <w:rPr>
+        <w:rFonts w:eastAsia="黑体"/>
         <w:b/>
         <w:bCs/>
       </w:rPr>
@@ -13223,6 +13737,7 @@
     </w:tblStylePr>
     <w:tblStylePr w:type="lastRow">
       <w:rPr>
+        <w:rFonts w:eastAsia="黑体"/>
         <w:b/>
         <w:bCs/>
         <w:color w:themeColor="background1" w:val="FFFFFF"/>
@@ -13237,6 +13752,7 @@
     </w:tblStylePr>
     <w:tblStylePr w:type="firstCol">
       <w:rPr>
+        <w:rFonts w:eastAsia="黑体"/>
         <w:color w:themeColor="background1" w:val="FFFFFF"/>
       </w:rPr>
       <w:tblPr/>
@@ -13254,6 +13770,7 @@
     </w:tblStylePr>
     <w:tblStylePr w:type="lastCol">
       <w:rPr>
+        <w:rFonts w:eastAsia="黑体"/>
         <w:color w:themeColor="background1" w:val="FFFFFF"/>
       </w:rPr>
       <w:tblPr/>
@@ -13283,11 +13800,13 @@
     </w:tblStylePr>
     <w:tblStylePr w:type="neCell">
       <w:rPr>
+        <w:rFonts w:eastAsia="黑体"/>
         <w:color w:themeColor="text1" w:val="000000"/>
       </w:rPr>
     </w:tblStylePr>
     <w:tblStylePr w:type="nwCell">
       <w:rPr>
+        <w:rFonts w:eastAsia="黑体"/>
         <w:color w:themeColor="text1" w:val="000000"/>
       </w:rPr>
     </w:tblStylePr>
@@ -13301,6 +13820,7 @@
       <w:spacing w:after="0" w:line="240" w:lineRule="auto"/>
     </w:pPr>
     <w:rPr>
+      <w:rFonts w:eastAsia="黑体"/>
       <w:color w:themeColor="text1" w:val="000000"/>
     </w:rPr>
     <w:tblPr>
@@ -13327,6 +13847,7 @@
     </w:tcPr>
     <w:tblStylePr w:type="firstRow">
       <w:rPr>
+        <w:rFonts w:eastAsia="黑体"/>
         <w:b/>
         <w:bCs/>
       </w:rPr>
@@ -13345,6 +13866,7 @@
     </w:tblStylePr>
     <w:tblStylePr w:type="lastRow">
       <w:rPr>
+        <w:rFonts w:eastAsia="黑体"/>
         <w:b/>
         <w:bCs/>
         <w:color w:themeColor="background1" w:val="FFFFFF"/>
@@ -13359,6 +13881,7 @@
     </w:tblStylePr>
     <w:tblStylePr w:type="firstCol">
       <w:rPr>
+        <w:rFonts w:eastAsia="黑体"/>
         <w:color w:themeColor="background1" w:val="FFFFFF"/>
       </w:rPr>
       <w:tblPr/>
@@ -13376,6 +13899,7 @@
     </w:tblStylePr>
     <w:tblStylePr w:type="lastCol">
       <w:rPr>
+        <w:rFonts w:eastAsia="黑体"/>
         <w:color w:themeColor="background1" w:val="FFFFFF"/>
       </w:rPr>
       <w:tblPr/>
@@ -13405,11 +13929,13 @@
     </w:tblStylePr>
     <w:tblStylePr w:type="neCell">
       <w:rPr>
+        <w:rFonts w:eastAsia="黑体"/>
         <w:color w:themeColor="text1" w:val="000000"/>
       </w:rPr>
     </w:tblStylePr>
     <w:tblStylePr w:type="nwCell">
       <w:rPr>
+        <w:rFonts w:eastAsia="黑体"/>
         <w:color w:themeColor="text1" w:val="000000"/>
       </w:rPr>
     </w:tblStylePr>
@@ -13423,6 +13949,7 @@
       <w:spacing w:after="0" w:line="240" w:lineRule="auto"/>
     </w:pPr>
     <w:rPr>
+      <w:rFonts w:eastAsia="黑体"/>
       <w:color w:themeColor="text1" w:val="000000"/>
     </w:rPr>
     <w:tblPr>
@@ -13449,6 +13976,7 @@
     </w:tcPr>
     <w:tblStylePr w:type="firstRow">
       <w:rPr>
+        <w:rFonts w:eastAsia="黑体"/>
         <w:b/>
         <w:bCs/>
       </w:rPr>
@@ -13467,6 +13995,7 @@
     </w:tblStylePr>
     <w:tblStylePr w:type="lastRow">
       <w:rPr>
+        <w:rFonts w:eastAsia="黑体"/>
         <w:b/>
         <w:bCs/>
         <w:color w:themeColor="background1" w:val="FFFFFF"/>
@@ -13481,6 +14010,7 @@
     </w:tblStylePr>
     <w:tblStylePr w:type="firstCol">
       <w:rPr>
+        <w:rFonts w:eastAsia="黑体"/>
         <w:color w:themeColor="background1" w:val="FFFFFF"/>
       </w:rPr>
       <w:tblPr/>
@@ -13498,6 +14028,7 @@
     </w:tblStylePr>
     <w:tblStylePr w:type="lastCol">
       <w:rPr>
+        <w:rFonts w:eastAsia="黑体"/>
         <w:color w:themeColor="background1" w:val="FFFFFF"/>
       </w:rPr>
       <w:tblPr/>
@@ -13527,11 +14058,13 @@
     </w:tblStylePr>
     <w:tblStylePr w:type="neCell">
       <w:rPr>
+        <w:rFonts w:eastAsia="黑体"/>
         <w:color w:themeColor="text1" w:val="000000"/>
       </w:rPr>
     </w:tblStylePr>
     <w:tblStylePr w:type="nwCell">
       <w:rPr>
+        <w:rFonts w:eastAsia="黑体"/>
         <w:color w:themeColor="text1" w:val="000000"/>
       </w:rPr>
     </w:tblStylePr>
@@ -13545,6 +14078,7 @@
       <w:spacing w:after="0" w:line="240" w:lineRule="auto"/>
     </w:pPr>
     <w:rPr>
+      <w:rFonts w:eastAsia="黑体"/>
       <w:color w:themeColor="text1" w:val="000000"/>
     </w:rPr>
     <w:tblPr>
@@ -13563,6 +14097,7 @@
     </w:tcPr>
     <w:tblStylePr w:type="firstRow">
       <w:rPr>
+        <w:rFonts w:eastAsia="黑体"/>
         <w:b/>
         <w:bCs/>
         <w:color w:themeColor="background1" w:val="FFFFFF"/>
@@ -13577,6 +14112,7 @@
     </w:tblStylePr>
     <w:tblStylePr w:type="lastRow">
       <w:rPr>
+        <w:rFonts w:eastAsia="黑体"/>
         <w:b/>
         <w:bCs/>
         <w:color w:themeColor="accent2" w:themeShade="CC" w:val="9E3A38"/>
@@ -13591,12 +14127,14 @@
     </w:tblStylePr>
     <w:tblStylePr w:type="firstCol">
       <w:rPr>
+        <w:rFonts w:eastAsia="黑体"/>
         <w:b/>
         <w:bCs/>
       </w:rPr>
     </w:tblStylePr>
     <w:tblStylePr w:type="lastCol">
       <w:rPr>
+        <w:rFonts w:eastAsia="黑体"/>
         <w:b/>
         <w:bCs/>
       </w:rPr>
@@ -13631,6 +14169,7 @@
       <w:spacing w:after="0" w:line="240" w:lineRule="auto"/>
     </w:pPr>
     <w:rPr>
+      <w:rFonts w:eastAsia="黑体"/>
       <w:color w:themeColor="text1" w:val="000000"/>
     </w:rPr>
     <w:tblPr>
@@ -13649,6 +14188,7 @@
     </w:tcPr>
     <w:tblStylePr w:type="firstRow">
       <w:rPr>
+        <w:rFonts w:eastAsia="黑体"/>
         <w:b/>
         <w:bCs/>
         <w:color w:themeColor="background1" w:val="FFFFFF"/>
@@ -13663,6 +14203,7 @@
     </w:tblStylePr>
     <w:tblStylePr w:type="lastRow">
       <w:rPr>
+        <w:rFonts w:eastAsia="黑体"/>
         <w:b/>
         <w:bCs/>
         <w:color w:themeColor="accent2" w:themeShade="CC" w:val="9E3A38"/>
@@ -13677,12 +14218,14 @@
     </w:tblStylePr>
     <w:tblStylePr w:type="firstCol">
       <w:rPr>
+        <w:rFonts w:eastAsia="黑体"/>
         <w:b/>
         <w:bCs/>
       </w:rPr>
     </w:tblStylePr>
     <w:tblStylePr w:type="lastCol">
       <w:rPr>
+        <w:rFonts w:eastAsia="黑体"/>
         <w:b/>
         <w:bCs/>
       </w:rPr>
@@ -13717,6 +14260,7 @@
       <w:spacing w:after="0" w:line="240" w:lineRule="auto"/>
     </w:pPr>
     <w:rPr>
+      <w:rFonts w:eastAsia="黑体"/>
       <w:color w:themeColor="text1" w:val="000000"/>
     </w:rPr>
     <w:tblPr>
@@ -13735,6 +14279,7 @@
     </w:tcPr>
     <w:tblStylePr w:type="firstRow">
       <w:rPr>
+        <w:rFonts w:eastAsia="黑体"/>
         <w:b/>
         <w:bCs/>
         <w:color w:themeColor="background1" w:val="FFFFFF"/>
@@ -13749,6 +14294,7 @@
     </w:tblStylePr>
     <w:tblStylePr w:type="lastRow">
       <w:rPr>
+        <w:rFonts w:eastAsia="黑体"/>
         <w:b/>
         <w:bCs/>
         <w:color w:themeColor="accent2" w:themeShade="CC" w:val="9E3A38"/>
@@ -13763,12 +14309,14 @@
     </w:tblStylePr>
     <w:tblStylePr w:type="firstCol">
       <w:rPr>
+        <w:rFonts w:eastAsia="黑体"/>
         <w:b/>
         <w:bCs/>
       </w:rPr>
     </w:tblStylePr>
     <w:tblStylePr w:type="lastCol">
       <w:rPr>
+        <w:rFonts w:eastAsia="黑体"/>
         <w:b/>
         <w:bCs/>
       </w:rPr>
@@ -13803,6 +14351,7 @@
       <w:spacing w:after="0" w:line="240" w:lineRule="auto"/>
     </w:pPr>
     <w:rPr>
+      <w:rFonts w:eastAsia="黑体"/>
       <w:color w:themeColor="text1" w:val="000000"/>
     </w:rPr>
     <w:tblPr>
@@ -13821,6 +14370,7 @@
     </w:tcPr>
     <w:tblStylePr w:type="firstRow">
       <w:rPr>
+        <w:rFonts w:eastAsia="黑体"/>
         <w:b/>
         <w:bCs/>
         <w:color w:themeColor="background1" w:val="FFFFFF"/>
@@ -13835,6 +14385,7 @@
     </w:tblStylePr>
     <w:tblStylePr w:type="lastRow">
       <w:rPr>
+        <w:rFonts w:eastAsia="黑体"/>
         <w:b/>
         <w:bCs/>
         <w:color w:themeColor="accent4" w:themeShade="CC" w:val="664E82"/>
@@ -13849,12 +14400,14 @@
     </w:tblStylePr>
     <w:tblStylePr w:type="firstCol">
       <w:rPr>
+        <w:rFonts w:eastAsia="黑体"/>
         <w:b/>
         <w:bCs/>
       </w:rPr>
     </w:tblStylePr>
     <w:tblStylePr w:type="lastCol">
       <w:rPr>
+        <w:rFonts w:eastAsia="黑体"/>
         <w:b/>
         <w:bCs/>
       </w:rPr>
@@ -13889,6 +14442,7 @@
       <w:spacing w:after="0" w:line="240" w:lineRule="auto"/>
     </w:pPr>
     <w:rPr>
+      <w:rFonts w:eastAsia="黑体"/>
       <w:color w:themeColor="text1" w:val="000000"/>
     </w:rPr>
     <w:tblPr>
@@ -13907,6 +14461,7 @@
     </w:tcPr>
     <w:tblStylePr w:type="firstRow">
       <w:rPr>
+        <w:rFonts w:eastAsia="黑体"/>
         <w:b/>
         <w:bCs/>
         <w:color w:themeColor="background1" w:val="FFFFFF"/>
@@ -13921,6 +14476,7 @@
     </w:tblStylePr>
     <w:tblStylePr w:type="lastRow">
       <w:rPr>
+        <w:rFonts w:eastAsia="黑体"/>
         <w:b/>
         <w:bCs/>
         <w:color w:themeColor="accent3" w:themeShade="CC" w:val="7E9C40"/>
@@ -13935,12 +14491,14 @@
     </w:tblStylePr>
     <w:tblStylePr w:type="firstCol">
       <w:rPr>
+        <w:rFonts w:eastAsia="黑体"/>
         <w:b/>
         <w:bCs/>
       </w:rPr>
     </w:tblStylePr>
     <w:tblStylePr w:type="lastCol">
       <w:rPr>
+        <w:rFonts w:eastAsia="黑体"/>
         <w:b/>
         <w:bCs/>
       </w:rPr>
@@ -13975,6 +14533,7 @@
       <w:spacing w:after="0" w:line="240" w:lineRule="auto"/>
     </w:pPr>
     <w:rPr>
+      <w:rFonts w:eastAsia="黑体"/>
       <w:color w:themeColor="text1" w:val="000000"/>
     </w:rPr>
     <w:tblPr>
@@ -13993,6 +14552,7 @@
     </w:tcPr>
     <w:tblStylePr w:type="firstRow">
       <w:rPr>
+        <w:rFonts w:eastAsia="黑体"/>
         <w:b/>
         <w:bCs/>
         <w:color w:themeColor="background1" w:val="FFFFFF"/>
@@ -14007,6 +14567,7 @@
     </w:tblStylePr>
     <w:tblStylePr w:type="lastRow">
       <w:rPr>
+        <w:rFonts w:eastAsia="黑体"/>
         <w:b/>
         <w:bCs/>
         <w:color w:themeColor="accent6" w:themeShade="CC" w:val="F2730A"/>
@@ -14021,12 +14582,14 @@
     </w:tblStylePr>
     <w:tblStylePr w:type="firstCol">
       <w:rPr>
+        <w:rFonts w:eastAsia="黑体"/>
         <w:b/>
         <w:bCs/>
       </w:rPr>
     </w:tblStylePr>
     <w:tblStylePr w:type="lastCol">
       <w:rPr>
+        <w:rFonts w:eastAsia="黑体"/>
         <w:b/>
         <w:bCs/>
       </w:rPr>
@@ -14061,6 +14624,7 @@
       <w:spacing w:after="0" w:line="240" w:lineRule="auto"/>
     </w:pPr>
     <w:rPr>
+      <w:rFonts w:eastAsia="黑体"/>
       <w:color w:themeColor="text1" w:val="000000"/>
     </w:rPr>
     <w:tblPr>
@@ -14079,6 +14643,7 @@
     </w:tcPr>
     <w:tblStylePr w:type="firstRow">
       <w:rPr>
+        <w:rFonts w:eastAsia="黑体"/>
         <w:b/>
         <w:bCs/>
         <w:color w:themeColor="background1" w:val="FFFFFF"/>
@@ -14093,6 +14658,7 @@
     </w:tblStylePr>
     <w:tblStylePr w:type="lastRow">
       <w:rPr>
+        <w:rFonts w:eastAsia="黑体"/>
         <w:b/>
         <w:bCs/>
         <w:color w:themeColor="accent5" w:themeShade="CC" w:val="348DA5"/>
@@ -14107,12 +14673,14 @@
     </w:tblStylePr>
     <w:tblStylePr w:type="firstCol">
       <w:rPr>
+        <w:rFonts w:eastAsia="黑体"/>
         <w:b/>
         <w:bCs/>
       </w:rPr>
     </w:tblStylePr>
     <w:tblStylePr w:type="lastCol">
       <w:rPr>
+        <w:rFonts w:eastAsia="黑体"/>
         <w:b/>
         <w:bCs/>
       </w:rPr>
@@ -14147,6 +14715,7 @@
       <w:spacing w:after="0" w:line="240" w:lineRule="auto"/>
     </w:pPr>
     <w:rPr>
+      <w:rFonts w:eastAsia="黑体"/>
       <w:color w:themeColor="text1" w:val="000000"/>
     </w:rPr>
     <w:tblPr>
@@ -14168,6 +14737,7 @@
     </w:tcPr>
     <w:tblStylePr w:type="firstRow">
       <w:rPr>
+        <w:rFonts w:eastAsia="黑体"/>
         <w:b/>
         <w:bCs/>
       </w:rPr>
@@ -14178,6 +14748,7 @@
     </w:tblStylePr>
     <w:tblStylePr w:type="lastRow">
       <w:rPr>
+        <w:rFonts w:eastAsia="黑体"/>
         <w:b/>
         <w:bCs/>
         <w:color w:themeColor="text1" w:val="000000"/>
@@ -14189,6 +14760,7 @@
     </w:tblStylePr>
     <w:tblStylePr w:type="firstCol">
       <w:rPr>
+        <w:rFonts w:eastAsia="黑体"/>
         <w:color w:themeColor="background1" w:val="FFFFFF"/>
       </w:rPr>
       <w:tblPr/>
@@ -14198,6 +14770,7 @@
     </w:tblStylePr>
     <w:tblStylePr w:type="lastCol">
       <w:rPr>
+        <w:rFonts w:eastAsia="黑体"/>
         <w:color w:themeColor="background1" w:val="FFFFFF"/>
       </w:rPr>
       <w:tblPr/>
@@ -14227,6 +14800,7 @@
       <w:spacing w:after="0" w:line="240" w:lineRule="auto"/>
     </w:pPr>
     <w:rPr>
+      <w:rFonts w:eastAsia="黑体"/>
       <w:color w:themeColor="text1" w:val="000000"/>
     </w:rPr>
     <w:tblPr>
@@ -14248,6 +14822,7 @@
     </w:tcPr>
     <w:tblStylePr w:type="firstRow">
       <w:rPr>
+        <w:rFonts w:eastAsia="黑体"/>
         <w:b/>
         <w:bCs/>
       </w:rPr>
@@ -14258,6 +14833,7 @@
     </w:tblStylePr>
     <w:tblStylePr w:type="lastRow">
       <w:rPr>
+        <w:rFonts w:eastAsia="黑体"/>
         <w:b/>
         <w:bCs/>
         <w:color w:themeColor="text1" w:val="000000"/>
@@ -14269,6 +14845,7 @@
     </w:tblStylePr>
     <w:tblStylePr w:type="firstCol">
       <w:rPr>
+        <w:rFonts w:eastAsia="黑体"/>
         <w:color w:themeColor="background1" w:val="FFFFFF"/>
       </w:rPr>
       <w:tblPr/>
@@ -14278,6 +14855,7 @@
     </w:tblStylePr>
     <w:tblStylePr w:type="lastCol">
       <w:rPr>
+        <w:rFonts w:eastAsia="黑体"/>
         <w:color w:themeColor="background1" w:val="FFFFFF"/>
       </w:rPr>
       <w:tblPr/>
@@ -14307,6 +14885,7 @@
       <w:spacing w:after="0" w:line="240" w:lineRule="auto"/>
     </w:pPr>
     <w:rPr>
+      <w:rFonts w:eastAsia="黑体"/>
       <w:color w:themeColor="text1" w:val="000000"/>
     </w:rPr>
     <w:tblPr>
@@ -14328,6 +14907,7 @@
     </w:tcPr>
     <w:tblStylePr w:type="firstRow">
       <w:rPr>
+        <w:rFonts w:eastAsia="黑体"/>
         <w:b/>
         <w:bCs/>
       </w:rPr>
@@ -14338,6 +14918,7 @@
     </w:tblStylePr>
     <w:tblStylePr w:type="lastRow">
       <w:rPr>
+        <w:rFonts w:eastAsia="黑体"/>
         <w:b/>
         <w:bCs/>
         <w:color w:themeColor="text1" w:val="000000"/>
@@ -14349,6 +14930,7 @@
     </w:tblStylePr>
     <w:tblStylePr w:type="firstCol">
       <w:rPr>
+        <w:rFonts w:eastAsia="黑体"/>
         <w:color w:themeColor="background1" w:val="FFFFFF"/>
       </w:rPr>
       <w:tblPr/>
@@ -14358,6 +14940,7 @@
     </w:tblStylePr>
     <w:tblStylePr w:type="lastCol">
       <w:rPr>
+        <w:rFonts w:eastAsia="黑体"/>
         <w:color w:themeColor="background1" w:val="FFFFFF"/>
       </w:rPr>
       <w:tblPr/>
@@ -14387,6 +14970,7 @@
       <w:spacing w:after="0" w:line="240" w:lineRule="auto"/>
     </w:pPr>
     <w:rPr>
+      <w:rFonts w:eastAsia="黑体"/>
       <w:color w:themeColor="text1" w:val="000000"/>
     </w:rPr>
     <w:tblPr>
@@ -14408,6 +14992,7 @@
     </w:tcPr>
     <w:tblStylePr w:type="firstRow">
       <w:rPr>
+        <w:rFonts w:eastAsia="黑体"/>
         <w:b/>
         <w:bCs/>
       </w:rPr>
@@ -14418,6 +15003,7 @@
     </w:tblStylePr>
     <w:tblStylePr w:type="lastRow">
       <w:rPr>
+        <w:rFonts w:eastAsia="黑体"/>
         <w:b/>
         <w:bCs/>
         <w:color w:themeColor="text1" w:val="000000"/>
@@ -14429,6 +15015,7 @@
     </w:tblStylePr>
     <w:tblStylePr w:type="firstCol">
       <w:rPr>
+        <w:rFonts w:eastAsia="黑体"/>
         <w:color w:themeColor="background1" w:val="FFFFFF"/>
       </w:rPr>
       <w:tblPr/>
@@ -14438,6 +15025,7 @@
     </w:tblStylePr>
     <w:tblStylePr w:type="lastCol">
       <w:rPr>
+        <w:rFonts w:eastAsia="黑体"/>
         <w:color w:themeColor="background1" w:val="FFFFFF"/>
       </w:rPr>
       <w:tblPr/>
@@ -14467,6 +15055,7 @@
       <w:spacing w:after="0" w:line="240" w:lineRule="auto"/>
     </w:pPr>
     <w:rPr>
+      <w:rFonts w:eastAsia="黑体"/>
       <w:color w:themeColor="text1" w:val="000000"/>
     </w:rPr>
     <w:tblPr>
@@ -14488,6 +15077,7 @@
     </w:tcPr>
     <w:tblStylePr w:type="firstRow">
       <w:rPr>
+        <w:rFonts w:eastAsia="黑体"/>
         <w:b/>
         <w:bCs/>
       </w:rPr>
@@ -14498,6 +15088,7 @@
     </w:tblStylePr>
     <w:tblStylePr w:type="lastRow">
       <w:rPr>
+        <w:rFonts w:eastAsia="黑体"/>
         <w:b/>
         <w:bCs/>
         <w:color w:themeColor="text1" w:val="000000"/>
@@ -14509,6 +15100,7 @@
     </w:tblStylePr>
     <w:tblStylePr w:type="firstCol">
       <w:rPr>
+        <w:rFonts w:eastAsia="黑体"/>
         <w:color w:themeColor="background1" w:val="FFFFFF"/>
       </w:rPr>
       <w:tblPr/>
@@ -14518,6 +15110,7 @@
     </w:tblStylePr>
     <w:tblStylePr w:type="lastCol">
       <w:rPr>
+        <w:rFonts w:eastAsia="黑体"/>
         <w:color w:themeColor="background1" w:val="FFFFFF"/>
       </w:rPr>
       <w:tblPr/>
@@ -14547,6 +15140,7 @@
       <w:spacing w:after="0" w:line="240" w:lineRule="auto"/>
     </w:pPr>
     <w:rPr>
+      <w:rFonts w:eastAsia="黑体"/>
       <w:color w:themeColor="text1" w:val="000000"/>
     </w:rPr>
     <w:tblPr>
@@ -14568,6 +15162,7 @@
     </w:tcPr>
     <w:tblStylePr w:type="firstRow">
       <w:rPr>
+        <w:rFonts w:eastAsia="黑体"/>
         <w:b/>
         <w:bCs/>
       </w:rPr>
@@ -14578,6 +15173,7 @@
     </w:tblStylePr>
     <w:tblStylePr w:type="lastRow">
       <w:rPr>
+        <w:rFonts w:eastAsia="黑体"/>
         <w:b/>
         <w:bCs/>
         <w:color w:themeColor="text1" w:val="000000"/>
@@ -14589,6 +15185,7 @@
     </w:tblStylePr>
     <w:tblStylePr w:type="firstCol">
       <w:rPr>
+        <w:rFonts w:eastAsia="黑体"/>
         <w:color w:themeColor="background1" w:val="FFFFFF"/>
       </w:rPr>
       <w:tblPr/>
@@ -14598,6 +15195,7 @@
     </w:tblStylePr>
     <w:tblStylePr w:type="lastCol">
       <w:rPr>
+        <w:rFonts w:eastAsia="黑体"/>
         <w:color w:themeColor="background1" w:val="FFFFFF"/>
       </w:rPr>
       <w:tblPr/>
@@ -14627,6 +15225,7 @@
       <w:spacing w:after="0" w:line="240" w:lineRule="auto"/>
     </w:pPr>
     <w:rPr>
+      <w:rFonts w:eastAsia="黑体"/>
       <w:color w:themeColor="text1" w:val="000000"/>
     </w:rPr>
     <w:tblPr>
@@ -14648,6 +15247,7 @@
     </w:tcPr>
     <w:tblStylePr w:type="firstRow">
       <w:rPr>
+        <w:rFonts w:eastAsia="黑体"/>
         <w:b/>
         <w:bCs/>
       </w:rPr>
@@ -14658,6 +15258,7 @@
     </w:tblStylePr>
     <w:tblStylePr w:type="lastRow">
       <w:rPr>
+        <w:rFonts w:eastAsia="黑体"/>
         <w:b/>
         <w:bCs/>
         <w:color w:themeColor="text1" w:val="000000"/>
@@ -14669,6 +15270,7 @@
     </w:tblStylePr>
     <w:tblStylePr w:type="firstCol">
       <w:rPr>
+        <w:rFonts w:eastAsia="黑体"/>
         <w:color w:themeColor="background1" w:val="FFFFFF"/>
       </w:rPr>
       <w:tblPr/>
@@ -14678,6 +15280,7 @@
     </w:tblStylePr>
     <w:tblStylePr w:type="lastCol">
       <w:rPr>
+        <w:rFonts w:eastAsia="黑体"/>
         <w:color w:themeColor="background1" w:val="FFFFFF"/>
       </w:rPr>
       <w:tblPr/>
@@ -14710,6 +15313,7 @@
     <w:name w:val="KeywordTok"/>
     <w:basedOn w:val="VerbatimChar"/>
     <w:rPr>
+      <w:rFonts w:eastAsia="黑体"/>
       <w:b/>
       <w:color w:val="007020"/>
     </w:rPr>
@@ -14718,6 +15322,7 @@
     <w:name w:val="DataTypeTok"/>
     <w:basedOn w:val="VerbatimChar"/>
     <w:rPr>
+      <w:rFonts w:eastAsia="黑体"/>
       <w:color w:val="902000"/>
     </w:rPr>
   </w:style>
@@ -14725,6 +15330,7 @@
     <w:name w:val="DecValTok"/>
     <w:basedOn w:val="VerbatimChar"/>
     <w:rPr>
+      <w:rFonts w:eastAsia="黑体"/>
       <w:color w:val="40a070"/>
     </w:rPr>
   </w:style>
@@ -14732,6 +15338,7 @@
     <w:name w:val="BaseNTok"/>
     <w:basedOn w:val="VerbatimChar"/>
     <w:rPr>
+      <w:rFonts w:eastAsia="黑体"/>
       <w:color w:val="40a070"/>
     </w:rPr>
   </w:style>
@@ -14739,6 +15346,7 @@
     <w:name w:val="FloatTok"/>
     <w:basedOn w:val="VerbatimChar"/>
     <w:rPr>
+      <w:rFonts w:eastAsia="黑体"/>
       <w:color w:val="40a070"/>
     </w:rPr>
   </w:style>
@@ -14746,6 +15354,7 @@
     <w:name w:val="ConstantTok"/>
     <w:basedOn w:val="VerbatimChar"/>
     <w:rPr>
+      <w:rFonts w:eastAsia="黑体"/>
       <w:color w:val="880000"/>
     </w:rPr>
   </w:style>
@@ -14753,6 +15362,7 @@
     <w:name w:val="CharTok"/>
     <w:basedOn w:val="VerbatimChar"/>
     <w:rPr>
+      <w:rFonts w:eastAsia="黑体"/>
       <w:color w:val="4070a0"/>
     </w:rPr>
   </w:style>
@@ -14760,6 +15370,7 @@
     <w:name w:val="SpecialCharTok"/>
     <w:basedOn w:val="VerbatimChar"/>
     <w:rPr>
+      <w:rFonts w:eastAsia="黑体"/>
       <w:color w:val="4070a0"/>
     </w:rPr>
   </w:style>
@@ -14767,6 +15378,7 @@
     <w:name w:val="StringTok"/>
     <w:basedOn w:val="VerbatimChar"/>
     <w:rPr>
+      <w:rFonts w:eastAsia="黑体"/>
       <w:color w:val="4070a0"/>
     </w:rPr>
   </w:style>
@@ -14774,6 +15386,7 @@
     <w:name w:val="VerbatimStringTok"/>
     <w:basedOn w:val="VerbatimChar"/>
     <w:rPr>
+      <w:rFonts w:eastAsia="黑体"/>
       <w:color w:val="4070a0"/>
     </w:rPr>
   </w:style>
@@ -14781,6 +15394,7 @@
     <w:name w:val="SpecialStringTok"/>
     <w:basedOn w:val="VerbatimChar"/>
     <w:rPr>
+      <w:rFonts w:eastAsia="黑体"/>
       <w:color w:val="bb6688"/>
     </w:rPr>
   </w:style>
@@ -14788,6 +15402,7 @@
     <w:name w:val="ImportTok"/>
     <w:basedOn w:val="VerbatimChar"/>
     <w:rPr>
+      <w:rFonts w:eastAsia="黑体"/>
       <w:b/>
       <w:color w:val="008000"/>
     </w:rPr>
@@ -14796,6 +15411,7 @@
     <w:name w:val="CommentTok"/>
     <w:basedOn w:val="VerbatimChar"/>
     <w:rPr>
+      <w:rFonts w:eastAsia="黑体"/>
       <w:i/>
       <w:color w:val="60a0b0"/>
     </w:rPr>
@@ -14804,6 +15420,7 @@
     <w:name w:val="DocumentationTok"/>
     <w:basedOn w:val="VerbatimChar"/>
     <w:rPr>
+      <w:rFonts w:eastAsia="黑体"/>
       <w:i/>
       <w:color w:val="ba2121"/>
     </w:rPr>
@@ -14812,6 +15429,7 @@
     <w:name w:val="AnnotationTok"/>
     <w:basedOn w:val="VerbatimChar"/>
     <w:rPr>
+      <w:rFonts w:eastAsia="黑体"/>
       <w:b/>
       <w:i/>
       <w:color w:val="60a0b0"/>
@@ -14821,6 +15439,7 @@
     <w:name w:val="CommentVarTok"/>
     <w:basedOn w:val="VerbatimChar"/>
     <w:rPr>
+      <w:rFonts w:eastAsia="黑体"/>
       <w:b/>
       <w:i/>
       <w:color w:val="60a0b0"/>
@@ -14830,6 +15449,7 @@
     <w:name w:val="OtherTok"/>
     <w:basedOn w:val="VerbatimChar"/>
     <w:rPr>
+      <w:rFonts w:eastAsia="黑体"/>
       <w:color w:val="007020"/>
     </w:rPr>
   </w:style>
@@ -14837,6 +15457,7 @@
     <w:name w:val="FunctionTok"/>
     <w:basedOn w:val="VerbatimChar"/>
     <w:rPr>
+      <w:rFonts w:eastAsia="黑体"/>
       <w:color w:val="06287e"/>
     </w:rPr>
   </w:style>
@@ -14844,6 +15465,7 @@
     <w:name w:val="VariableTok"/>
     <w:basedOn w:val="VerbatimChar"/>
     <w:rPr>
+      <w:rFonts w:eastAsia="黑体"/>
       <w:color w:val="19177c"/>
     </w:rPr>
   </w:style>
@@ -14851,6 +15473,7 @@
     <w:name w:val="ControlFlowTok"/>
     <w:basedOn w:val="VerbatimChar"/>
     <w:rPr>
+      <w:rFonts w:eastAsia="黑体"/>
       <w:b/>
       <w:color w:val="007020"/>
     </w:rPr>
@@ -14859,6 +15482,7 @@
     <w:name w:val="OperatorTok"/>
     <w:basedOn w:val="VerbatimChar"/>
     <w:rPr>
+      <w:rFonts w:eastAsia="黑体"/>
       <w:color w:val="666666"/>
     </w:rPr>
   </w:style>
@@ -14866,18 +15490,22 @@
     <w:name w:val="BuiltInTok"/>
     <w:basedOn w:val="VerbatimChar"/>
     <w:rPr>
+      <w:rFonts w:eastAsia="黑体"/>
       <w:color w:val="008000"/>
     </w:rPr>
   </w:style>
   <w:style w:type="character" w:customStyle="1" w:styleId="ExtensionTok">
     <w:name w:val="ExtensionTok"/>
     <w:basedOn w:val="VerbatimChar"/>
-    <w:rPr/>
+    <w:rPr>
+      <w:rFonts w:eastAsia="黑体"/>
+    </w:rPr>
   </w:style>
   <w:style w:type="character" w:customStyle="1" w:styleId="PreprocessorTok">
     <w:name w:val="PreprocessorTok"/>
     <w:basedOn w:val="VerbatimChar"/>
     <w:rPr>
+      <w:rFonts w:eastAsia="黑体"/>
       <w:color w:val="bc7a00"/>
     </w:rPr>
   </w:style>
@@ -14885,18 +15513,22 @@
     <w:name w:val="AttributeTok"/>
     <w:basedOn w:val="VerbatimChar"/>
     <w:rPr>
+      <w:rFonts w:eastAsia="黑体"/>
       <w:color w:val="7d9029"/>
     </w:rPr>
   </w:style>
   <w:style w:type="character" w:customStyle="1" w:styleId="RegionMarkerTok">
     <w:name w:val="RegionMarkerTok"/>
     <w:basedOn w:val="VerbatimChar"/>
-    <w:rPr/>
+    <w:rPr>
+      <w:rFonts w:eastAsia="黑体"/>
+    </w:rPr>
   </w:style>
   <w:style w:type="character" w:customStyle="1" w:styleId="InformationTok">
     <w:name w:val="InformationTok"/>
     <w:basedOn w:val="VerbatimChar"/>
     <w:rPr>
+      <w:rFonts w:eastAsia="黑体"/>
       <w:b/>
       <w:i/>
       <w:color w:val="60a0b0"/>
@@ -14906,6 +15538,7 @@
     <w:name w:val="WarningTok"/>
     <w:basedOn w:val="VerbatimChar"/>
     <w:rPr>
+      <w:rFonts w:eastAsia="黑体"/>
       <w:b/>
       <w:i/>
       <w:color w:val="60a0b0"/>
@@ -14915,6 +15548,7 @@
     <w:name w:val="AlertTok"/>
     <w:basedOn w:val="VerbatimChar"/>
     <w:rPr>
+      <w:rFonts w:eastAsia="黑体"/>
       <w:b/>
       <w:color w:val="ff0000"/>
     </w:rPr>
@@ -14923,6 +15557,7 @@
     <w:name w:val="ErrorTok"/>
     <w:basedOn w:val="VerbatimChar"/>
     <w:rPr>
+      <w:rFonts w:eastAsia="黑体"/>
       <w:b/>
       <w:color w:val="ff0000"/>
     </w:rPr>
@@ -14930,7 +15565,9 @@
   <w:style w:type="character" w:customStyle="1" w:styleId="NormalTok">
     <w:name w:val="NormalTok"/>
     <w:basedOn w:val="VerbatimChar"/>
-    <w:rPr/>
+    <w:rPr>
+      <w:rFonts w:eastAsia="黑体"/>
+    </w:rPr>
   </w:style>
 </w:styles>
 </file>
@@ -14979,12 +15616,12 @@
     <a:fontScheme name="Office">
       <a:majorFont>
         <a:latin typeface="Calibri"/>
-        <a:ea typeface=""/>
+        <a:ea typeface="黑体"/>
         <a:cs typeface=""/>
         <a:font script="Jpan" typeface="ＭＳ ゴシック"/>
         <a:font script="Hang" typeface="맑은 고딕"/>
-        <a:font script="Hans" typeface="宋体"/>
-        <a:font script="Hant" typeface="新細明體"/>
+        <a:font script="Hans" typeface="黑体"/>
+        <a:font script="Hant" typeface="黑体"/>
         <a:font script="Arab" typeface="Times New Roman"/>
         <a:font script="Hebr" typeface="Times New Roman"/>
         <a:font script="Thai" typeface="Angsana New"/>
@@ -15014,12 +15651,12 @@
       </a:majorFont>
       <a:minorFont>
         <a:latin typeface="Cambria"/>
-        <a:ea typeface=""/>
+        <a:ea typeface="黑体"/>
         <a:cs typeface=""/>
         <a:font script="Jpan" typeface="ＭＳ 明朝"/>
         <a:font script="Hang" typeface="맑은 고딕"/>
-        <a:font script="Hans" typeface="宋体"/>
-        <a:font script="Hant" typeface="新細明體"/>
+        <a:font script="Hans" typeface="黑体"/>
+        <a:font script="Hant" typeface="黑体"/>
         <a:font script="Arab" typeface="Arial"/>
         <a:font script="Hebr" typeface="Arial"/>
         <a:font script="Thai" typeface="Cordia New"/>

--- a/07-驱动电路/03-功率器件栅极驱动/米勒钳位电路/米勒钳位电路.docx
+++ b/07-驱动电路/03-功率器件栅极驱动/米勒钳位电路/米勒钳位电路.docx
@@ -2545,7 +2545,7 @@
           <w:color w:val="555555"/>
           <w:sz w:val="21"/>
         </w:rPr>
-        <w:t>材料收集者：杜文杰，WX手机：19519196569，QQ:3478827729</w:t>
+        <w:t>材料收集者：杜文杰，微信/手机：19519196569，QQ:3478827729</w:t>
       </w:r>
     </w:p>
     <w:sectPr>
